--- a/templates_BG_V1.1/giayphep_template.docx
+++ b/templates_BG_V1.1/giayphep_template.docx
@@ -18,13 +18,13 @@
         <mc:AlternateContent>
           <mc:Choice Requires="wps">
             <w:drawing>
-              <wp:anchor distT="0" distB="0" distL="114300" distR="114300" simplePos="0" relativeHeight="251202048" behindDoc="0" locked="0" layoutInCell="1" allowOverlap="1" wp14:anchorId="0B2891E4" wp14:editId="4EB4A041">
+              <wp:anchor distT="0" distB="0" distL="114300" distR="114300" simplePos="0" relativeHeight="251202048" behindDoc="0" locked="0" layoutInCell="1" allowOverlap="1" wp14:anchorId="0B2891E4" wp14:editId="16C00740">
                 <wp:simplePos x="0" y="0"/>
                 <wp:positionH relativeFrom="column">
-                  <wp:posOffset>702945</wp:posOffset>
+                  <wp:posOffset>746125</wp:posOffset>
                 </wp:positionH>
                 <wp:positionV relativeFrom="margin">
-                  <wp:posOffset>47625</wp:posOffset>
+                  <wp:posOffset>-27940</wp:posOffset>
                 </wp:positionV>
                 <wp:extent cx="2472546" cy="251460"/>
                 <wp:effectExtent l="0" t="0" r="0" b="0"/>
@@ -112,7 +112,7 @@
                 <v:stroke joinstyle="miter"/>
                 <v:path gradientshapeok="t" o:connecttype="rect"/>
               </v:shapetype>
-              <v:shape id="Text Box 2" o:spid="_x0000_s1026" type="#_x0000_t202" style="position:absolute;margin-left:55.35pt;margin-top:3.75pt;width:194.7pt;height:19.8pt;z-index:251202048;visibility:visible;mso-wrap-style:square;mso-width-percent:0;mso-height-percent:0;mso-wrap-distance-left:9pt;mso-wrap-distance-top:0;mso-wrap-distance-right:9pt;mso-wrap-distance-bottom:0;mso-position-horizontal:absolute;mso-position-horizontal-relative:text;mso-position-vertical:absolute;mso-position-vertical-relative:margin;mso-width-percent:0;mso-height-percent:0;mso-width-relative:margin;mso-height-relative:margin;v-text-anchor:top" o:gfxdata="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" filled="f" stroked="f" strokeweight=".5pt">
+              <v:shape id="Text Box 2" o:spid="_x0000_s1026" type="#_x0000_t202" style="position:absolute;margin-left:58.75pt;margin-top:-2.2pt;width:194.7pt;height:19.8pt;z-index:251202048;visibility:visible;mso-wrap-style:square;mso-width-percent:0;mso-height-percent:0;mso-wrap-distance-left:9pt;mso-wrap-distance-top:0;mso-wrap-distance-right:9pt;mso-wrap-distance-bottom:0;mso-position-horizontal:absolute;mso-position-horizontal-relative:text;mso-position-vertical:absolute;mso-position-vertical-relative:margin;mso-width-percent:0;mso-height-percent:0;mso-width-relative:margin;mso-height-relative:margin;v-text-anchor:top" o:gfxdata="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" filled="f" stroked="f" strokeweight=".5pt">
                 <v:textbox>
                   <w:txbxContent>
                     <w:p>
@@ -168,117 +168,7 @@
         <mc:AlternateContent>
           <mc:Choice Requires="wps">
             <w:drawing>
-              <wp:anchor distT="0" distB="0" distL="114300" distR="114300" simplePos="0" relativeHeight="251991552" behindDoc="0" locked="0" layoutInCell="1" allowOverlap="1" wp14:anchorId="56748C34" wp14:editId="3ADD9874">
-                <wp:simplePos x="0" y="0"/>
-                <wp:positionH relativeFrom="margin">
-                  <wp:posOffset>1779905</wp:posOffset>
-                </wp:positionH>
-                <wp:positionV relativeFrom="page">
-                  <wp:posOffset>2796540</wp:posOffset>
-                </wp:positionV>
-                <wp:extent cx="701040" cy="312420"/>
-                <wp:effectExtent l="0" t="0" r="0" b="0"/>
-                <wp:wrapNone/>
-                <wp:docPr id="21" name="Text Box 21"/>
-                <wp:cNvGraphicFramePr/>
-                <a:graphic xmlns:a="http://schemas.openxmlformats.org/drawingml/2006/main">
-                  <a:graphicData uri="http://schemas.microsoft.com/office/word/2010/wordprocessingShape">
-                    <wps:wsp>
-                      <wps:cNvSpPr txBox="1"/>
-                      <wps:spPr>
-                        <a:xfrm>
-                          <a:off x="0" y="0"/>
-                          <a:ext cx="701040" cy="312420"/>
-                        </a:xfrm>
-                        <a:prstGeom prst="rect">
-                          <a:avLst/>
-                        </a:prstGeom>
-                        <a:noFill/>
-                        <a:ln w="6350">
-                          <a:noFill/>
-                        </a:ln>
-                      </wps:spPr>
-                      <wps:txbx>
-                        <w:txbxContent>
-                          <w:p>
-                            <w:pPr>
-                              <w:rPr>
-                                <w:rFonts w:ascii="Times New Roman" w:hAnsi="Times New Roman" w:cs="Times New Roman"/>
-                                <w:sz w:val="28"/>
-                                <w:szCs w:val="28"/>
-                              </w:rPr>
-                            </w:pPr>
-                          </w:p>
-                          <w:p>
-                            <w:pPr>
-                              <w:rPr>
-                                <w:rFonts w:ascii="Times New Roman" w:hAnsi="Times New Roman" w:cs="Times New Roman"/>
-                                <w:sz w:val="28"/>
-                                <w:szCs w:val="28"/>
-                              </w:rPr>
-                            </w:pPr>
-                          </w:p>
-                        </w:txbxContent>
-                      </wps:txbx>
-                      <wps:bodyPr rot="0" spcFirstLastPara="0" vertOverflow="overflow" horzOverflow="overflow" vert="horz" wrap="square" lIns="91440" tIns="45720" rIns="91440" bIns="45720" numCol="1" spcCol="0" rtlCol="0" fromWordArt="0" anchor="t" anchorCtr="0" forceAA="0" compatLnSpc="1">
-                        <a:prstTxWarp prst="textNoShape">
-                          <a:avLst/>
-                        </a:prstTxWarp>
-                        <a:noAutofit/>
-                      </wps:bodyPr>
-                    </wps:wsp>
-                  </a:graphicData>
-                </a:graphic>
-                <wp14:sizeRelH relativeFrom="margin">
-                  <wp14:pctWidth>0</wp14:pctWidth>
-                </wp14:sizeRelH>
-                <wp14:sizeRelV relativeFrom="margin">
-                  <wp14:pctHeight>0</wp14:pctHeight>
-                </wp14:sizeRelV>
-              </wp:anchor>
-            </w:drawing>
-          </mc:Choice>
-          <mc:Fallback>
-            <w:pict>
-              <v:shape w14:anchorId="56748C34" id="Text Box 21" o:spid="_x0000_s1027" type="#_x0000_t202" style="position:absolute;margin-left:140.15pt;margin-top:220.2pt;width:55.2pt;height:24.6pt;z-index:251991552;visibility:visible;mso-wrap-style:square;mso-width-percent:0;mso-height-percent:0;mso-wrap-distance-left:9pt;mso-wrap-distance-top:0;mso-wrap-distance-right:9pt;mso-wrap-distance-bottom:0;mso-position-horizontal:absolute;mso-position-horizontal-relative:margin;mso-position-vertical:absolute;mso-position-vertical-relative:page;mso-width-percent:0;mso-height-percent:0;mso-width-relative:margin;mso-height-relative:margin;v-text-anchor:top" o:gfxdata="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" filled="f" stroked="f" strokeweight=".5pt">
-                <v:textbox>
-                  <w:txbxContent>
-                    <w:p>
-                      <w:pPr>
-                        <w:rPr>
-                          <w:rFonts w:ascii="Times New Roman" w:hAnsi="Times New Roman" w:cs="Times New Roman"/>
-                          <w:sz w:val="28"/>
-                          <w:szCs w:val="28"/>
-                        </w:rPr>
-                      </w:pPr>
-                    </w:p>
-                    <w:p>
-                      <w:pPr>
-                        <w:rPr>
-                          <w:rFonts w:ascii="Times New Roman" w:hAnsi="Times New Roman" w:cs="Times New Roman"/>
-                          <w:sz w:val="28"/>
-                          <w:szCs w:val="28"/>
-                        </w:rPr>
-                      </w:pPr>
-                    </w:p>
-                  </w:txbxContent>
-                </v:textbox>
-                <w10:wrap anchorx="margin" anchory="page"/>
-              </v:shape>
-            </w:pict>
-          </mc:Fallback>
-        </mc:AlternateContent>
-      </w:r>
-      <w:r>
-        <w:rPr>
-          <w:b/>
-          <w:bCs/>
-          <w:noProof/>
-        </w:rPr>
-        <mc:AlternateContent>
-          <mc:Choice Requires="wps">
-            <w:drawing>
-              <wp:anchor distT="0" distB="0" distL="114300" distR="114300" simplePos="0" relativeHeight="251951616" behindDoc="0" locked="0" layoutInCell="1" allowOverlap="1" wp14:anchorId="5CCF80DB" wp14:editId="7CF95146">
+              <wp:anchor distT="0" distB="0" distL="114300" distR="114300" simplePos="0" relativeHeight="251951616" behindDoc="0" locked="0" layoutInCell="1" allowOverlap="1" wp14:anchorId="5CCF80DB" wp14:editId="435F8350">
                 <wp:simplePos x="0" y="0"/>
                 <wp:positionH relativeFrom="column">
                   <wp:posOffset>2527935</wp:posOffset>
@@ -350,7 +240,7 @@
           </mc:Choice>
           <mc:Fallback>
             <w:pict>
-              <v:shape w14:anchorId="5CCF80DB" id="Text Box 22" o:spid="_x0000_s1028" type="#_x0000_t202" style="position:absolute;margin-left:199.05pt;margin-top:219.6pt;width:55.2pt;height:24.6pt;z-index:251951616;visibility:visible;mso-wrap-style:square;mso-width-percent:0;mso-height-percent:0;mso-wrap-distance-left:9pt;mso-wrap-distance-top:0;mso-wrap-distance-right:9pt;mso-wrap-distance-bottom:0;mso-position-horizontal:absolute;mso-position-horizontal-relative:text;mso-position-vertical:absolute;mso-position-vertical-relative:page;mso-width-percent:0;mso-height-percent:0;mso-width-relative:margin;mso-height-relative:margin;v-text-anchor:top" o:gfxdata="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" filled="f" stroked="f" strokeweight=".5pt">
+              <v:shape w14:anchorId="5CCF80DB" id="Text Box 22" o:spid="_x0000_s1027" type="#_x0000_t202" style="position:absolute;margin-left:199.05pt;margin-top:219.6pt;width:55.2pt;height:24.6pt;z-index:251951616;visibility:visible;mso-wrap-style:square;mso-width-percent:0;mso-height-percent:0;mso-wrap-distance-left:9pt;mso-wrap-distance-top:0;mso-wrap-distance-right:9pt;mso-wrap-distance-bottom:0;mso-position-horizontal:absolute;mso-position-horizontal-relative:text;mso-position-vertical:absolute;mso-position-vertical-relative:page;mso-width-percent:0;mso-height-percent:0;mso-width-relative:margin;mso-height-relative:margin;v-text-anchor:top" o:gfxdata="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" filled="f" stroked="f" strokeweight=".5pt">
                 <v:textbox>
                   <w:txbxContent>
                     <w:p>
@@ -379,6 +269,38 @@
           </mc:Fallback>
         </mc:AlternateContent>
       </w:r>
+    </w:p>
+    <w:p>
+      <w:pPr>
+        <w:rPr>
+          <w:b/>
+          <w:bCs/>
+        </w:rPr>
+      </w:pPr>
+    </w:p>
+    <w:p>
+      <w:pPr>
+        <w:rPr>
+          <w:b/>
+          <w:bCs/>
+        </w:rPr>
+      </w:pPr>
+    </w:p>
+    <w:p>
+      <w:pPr>
+        <w:rPr>
+          <w:b/>
+          <w:bCs/>
+        </w:rPr>
+      </w:pPr>
+    </w:p>
+    <w:p>
+      <w:pPr>
+        <w:rPr>
+          <w:b/>
+          <w:bCs/>
+        </w:rPr>
+      </w:pPr>
       <w:r>
         <w:rPr>
           <w:b/>
@@ -388,27 +310,31 @@
         <mc:AlternateContent>
           <mc:Choice Requires="wps">
             <w:drawing>
-              <wp:anchor distT="0" distB="0" distL="114300" distR="114300" simplePos="0" relativeHeight="252201472" behindDoc="0" locked="0" layoutInCell="1" allowOverlap="1" wp14:anchorId="3833C269" wp14:editId="59FAFC1A">
+              <wp:anchor distT="0" distB="0" distL="114300" distR="114300" simplePos="0" relativeHeight="252161536" behindDoc="0" locked="0" layoutInCell="1" allowOverlap="1" wp14:anchorId="647F4A5C" wp14:editId="423D65CF">
                 <wp:simplePos x="0" y="0"/>
                 <wp:positionH relativeFrom="margin">
-                  <wp:posOffset>-819150</wp:posOffset>
+                  <wp:posOffset>3057525</wp:posOffset>
                 </wp:positionH>
-                <wp:positionV relativeFrom="margin">
-                  <wp:posOffset>321945</wp:posOffset>
+                <wp:positionV relativeFrom="page">
+                  <wp:posOffset>8073390</wp:posOffset>
                 </wp:positionV>
-                <wp:extent cx="3048000" cy="312420"/>
+                <wp:extent cx="2409825" cy="990600"/>
                 <wp:effectExtent l="0" t="0" r="0" b="0"/>
                 <wp:wrapNone/>
-                <wp:docPr id="5" name="Text Box 5"/>
-                <wp:cNvGraphicFramePr/>
+                <wp:docPr id="1" name="Text Box 1"/>
+                <wp:cNvGraphicFramePr>
+                  <a:graphicFrameLocks xmlns:a="http://schemas.openxmlformats.org/drawingml/2006/main"/>
+                </wp:cNvGraphicFramePr>
                 <a:graphic xmlns:a="http://schemas.openxmlformats.org/drawingml/2006/main">
                   <a:graphicData uri="http://schemas.microsoft.com/office/word/2010/wordprocessingShape">
                     <wps:wsp>
-                      <wps:cNvSpPr txBox="1"/>
+                      <wps:cNvSpPr txBox="1">
+                        <a:spLocks/>
+                      </wps:cNvSpPr>
                       <wps:spPr>
                         <a:xfrm>
                           <a:off x="0" y="0"/>
-                          <a:ext cx="3048000" cy="312420"/>
+                          <a:ext cx="2409825" cy="990600"/>
                         </a:xfrm>
                         <a:prstGeom prst="rect">
                           <a:avLst/>
@@ -422,12 +348,41 @@
                         <w:txbxContent>
                           <w:p>
                             <w:pPr>
-                              <w:jc w:val="center"/>
-                              <w:rPr>
-                                <w:rFonts w:ascii="Times New Roman" w:hAnsi="Times New Roman" w:cs="Times New Roman"/>
-                                <w:b/>
-                                <w:sz w:val="24"/>
-                                <w:szCs w:val="24"/>
+                              <w:spacing w:after="0"/>
+                              <w:rPr>
+                                <w:rFonts w:ascii="Arial" w:hAnsi="Arial"/>
+                                <w:sz w:val="20"/>
+                                <w:szCs w:val="20"/>
+                              </w:rPr>
+                            </w:pPr>
+                          </w:p>
+                          <w:p>
+                            <w:pPr>
+                              <w:spacing w:after="0"/>
+                              <w:rPr>
+                                <w:rFonts w:ascii="Arial" w:hAnsi="Arial"/>
+                                <w:sz w:val="20"/>
+                                <w:szCs w:val="20"/>
+                              </w:rPr>
+                            </w:pPr>
+                          </w:p>
+                          <w:p>
+                            <w:pPr>
+                              <w:spacing w:after="0"/>
+                              <w:rPr>
+                                <w:rFonts w:ascii="Arial" w:hAnsi="Arial"/>
+                                <w:sz w:val="20"/>
+                                <w:szCs w:val="20"/>
+                              </w:rPr>
+                            </w:pPr>
+                          </w:p>
+                          <w:p>
+                            <w:pPr>
+                              <w:spacing w:after="0"/>
+                              <w:rPr>
+                                <w:rFonts w:ascii="Arial" w:hAnsi="Arial"/>
+                                <w:sz w:val="20"/>
+                                <w:szCs w:val="20"/>
                               </w:rPr>
                             </w:pPr>
                           </w:p>
@@ -453,23 +408,52 @@
           </mc:Choice>
           <mc:Fallback>
             <w:pict>
-              <v:shape w14:anchorId="3833C269" id="Text Box 5" o:spid="_x0000_s1029" type="#_x0000_t202" style="position:absolute;margin-left:-64.5pt;margin-top:25.35pt;width:240pt;height:24.6pt;z-index:252201472;visibility:visible;mso-wrap-style:square;mso-width-percent:0;mso-height-percent:0;mso-wrap-distance-left:9pt;mso-wrap-distance-top:0;mso-wrap-distance-right:9pt;mso-wrap-distance-bottom:0;mso-position-horizontal:absolute;mso-position-horizontal-relative:margin;mso-position-vertical:absolute;mso-position-vertical-relative:margin;mso-width-percent:0;mso-height-percent:0;mso-width-relative:margin;mso-height-relative:margin;v-text-anchor:top" o:gfxdata="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" filled="f" stroked="f" strokeweight=".5pt">
+              <v:shape w14:anchorId="647F4A5C" id="Text Box 1" o:spid="_x0000_s1028" type="#_x0000_t202" style="position:absolute;margin-left:240.75pt;margin-top:635.7pt;width:189.75pt;height:78pt;z-index:252161536;visibility:visible;mso-wrap-style:square;mso-width-percent:0;mso-height-percent:0;mso-wrap-distance-left:9pt;mso-wrap-distance-top:0;mso-wrap-distance-right:9pt;mso-wrap-distance-bottom:0;mso-position-horizontal:absolute;mso-position-horizontal-relative:margin;mso-position-vertical:absolute;mso-position-vertical-relative:page;mso-width-percent:0;mso-height-percent:0;mso-width-relative:margin;mso-height-relative:margin;v-text-anchor:top" o:gfxdata="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" filled="f" stroked="f" strokeweight=".5pt">
                 <v:textbox>
                   <w:txbxContent>
                     <w:p>
                       <w:pPr>
-                        <w:jc w:val="center"/>
-                        <w:rPr>
-                          <w:rFonts w:ascii="Times New Roman" w:hAnsi="Times New Roman" w:cs="Times New Roman"/>
-                          <w:b/>
-                          <w:sz w:val="24"/>
-                          <w:szCs w:val="24"/>
+                        <w:spacing w:after="0"/>
+                        <w:rPr>
+                          <w:rFonts w:ascii="Arial" w:hAnsi="Arial"/>
+                          <w:sz w:val="20"/>
+                          <w:szCs w:val="20"/>
+                        </w:rPr>
+                      </w:pPr>
+                    </w:p>
+                    <w:p>
+                      <w:pPr>
+                        <w:spacing w:after="0"/>
+                        <w:rPr>
+                          <w:rFonts w:ascii="Arial" w:hAnsi="Arial"/>
+                          <w:sz w:val="20"/>
+                          <w:szCs w:val="20"/>
+                        </w:rPr>
+                      </w:pPr>
+                    </w:p>
+                    <w:p>
+                      <w:pPr>
+                        <w:spacing w:after="0"/>
+                        <w:rPr>
+                          <w:rFonts w:ascii="Arial" w:hAnsi="Arial"/>
+                          <w:sz w:val="20"/>
+                          <w:szCs w:val="20"/>
+                        </w:rPr>
+                      </w:pPr>
+                    </w:p>
+                    <w:p>
+                      <w:pPr>
+                        <w:spacing w:after="0"/>
+                        <w:rPr>
+                          <w:rFonts w:ascii="Arial" w:hAnsi="Arial"/>
+                          <w:sz w:val="20"/>
+                          <w:szCs w:val="20"/>
                         </w:rPr>
                       </w:pPr>
                     </w:p>
                   </w:txbxContent>
                 </v:textbox>
-                <w10:wrap anchorx="margin" anchory="margin"/>
+                <w10:wrap anchorx="margin" anchory="page"/>
               </v:shape>
             </w:pict>
           </mc:Fallback>
@@ -491,46 +475,6 @@
           <w:bCs/>
         </w:rPr>
       </w:pPr>
-    </w:p>
-    <w:p>
-      <w:pPr>
-        <w:rPr>
-          <w:b/>
-          <w:bCs/>
-        </w:rPr>
-      </w:pPr>
-    </w:p>
-    <w:p>
-      <w:pPr>
-        <w:rPr>
-          <w:b/>
-          <w:bCs/>
-        </w:rPr>
-      </w:pPr>
-    </w:p>
-    <w:p>
-      <w:pPr>
-        <w:rPr>
-          <w:b/>
-          <w:bCs/>
-        </w:rPr>
-      </w:pPr>
-    </w:p>
-    <w:p>
-      <w:pPr>
-        <w:rPr>
-          <w:b/>
-          <w:bCs/>
-        </w:rPr>
-      </w:pPr>
-    </w:p>
-    <w:p>
-      <w:pPr>
-        <w:rPr>
-          <w:b/>
-          <w:bCs/>
-        </w:rPr>
-      </w:pPr>
       <w:r>
         <w:rPr>
           <w:b/>
@@ -540,13 +484,13 @@
         <mc:AlternateContent>
           <mc:Choice Requires="wps">
             <w:drawing>
-              <wp:anchor distT="0" distB="0" distL="114300" distR="114300" simplePos="0" relativeHeight="252072448" behindDoc="0" locked="0" layoutInCell="1" allowOverlap="1" wp14:anchorId="2AB60981" wp14:editId="7BCEB120">
+              <wp:anchor distT="0" distB="0" distL="114300" distR="114300" simplePos="0" relativeHeight="252072448" behindDoc="0" locked="0" layoutInCell="1" allowOverlap="1" wp14:anchorId="2AB60981" wp14:editId="6C16C429">
                 <wp:simplePos x="0" y="0"/>
                 <wp:positionH relativeFrom="column">
-                  <wp:posOffset>3514725</wp:posOffset>
+                  <wp:posOffset>3476625</wp:posOffset>
                 </wp:positionH>
                 <wp:positionV relativeFrom="page">
-                  <wp:posOffset>2489835</wp:posOffset>
+                  <wp:posOffset>2284730</wp:posOffset>
                 </wp:positionV>
                 <wp:extent cx="728345" cy="297180"/>
                 <wp:effectExtent l="0" t="0" r="0" b="7620"/>
@@ -577,16 +521,20 @@
                               <w:jc w:val="center"/>
                               <w:rPr>
                                 <w:rFonts w:ascii="Times New Roman" w:hAnsi="Times New Roman" w:cs="Times New Roman"/>
-                                <w:sz w:val="28"/>
-                                <w:szCs w:val="28"/>
+                                <w:b/>
+                                <w:bCs/>
+                                <w:sz w:val="24"/>
+                                <w:szCs w:val="24"/>
                               </w:rPr>
                             </w:pPr>
                             <w:r>
                               <w:rPr>
                                 <w:rFonts w:ascii="Times New Roman" w:eastAsia="Times New Roman" w:hAnsi="Times New Roman" w:cs="Times New Roman"/>
+                                <w:b/>
+                                <w:bCs/>
                                 <w:color w:val="000000"/>
-                                <w:sz w:val="28"/>
-                                <w:szCs w:val="28"/>
+                                <w:sz w:val="24"/>
+                                <w:szCs w:val="24"/>
                               </w:rPr>
                               <w:t>1</w:t>
                             </w:r>
@@ -613,7 +561,7 @@
           </mc:Choice>
           <mc:Fallback>
             <w:pict>
-              <v:shape w14:anchorId="2AB60981" id="Text Box 18" o:spid="_x0000_s1030" type="#_x0000_t202" style="position:absolute;margin-left:276.75pt;margin-top:196.05pt;width:57.35pt;height:23.4pt;z-index:252072448;visibility:visible;mso-wrap-style:square;mso-width-percent:0;mso-height-percent:0;mso-wrap-distance-left:9pt;mso-wrap-distance-top:0;mso-wrap-distance-right:9pt;mso-wrap-distance-bottom:0;mso-position-horizontal:absolute;mso-position-horizontal-relative:text;mso-position-vertical:absolute;mso-position-vertical-relative:page;mso-width-percent:0;mso-height-percent:0;mso-width-relative:margin;mso-height-relative:margin;v-text-anchor:top" o:gfxdata="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" filled="f" stroked="f" strokeweight=".5pt">
+              <v:shape w14:anchorId="2AB60981" id="Text Box 18" o:spid="_x0000_s1029" type="#_x0000_t202" style="position:absolute;margin-left:273.75pt;margin-top:179.9pt;width:57.35pt;height:23.4pt;z-index:252072448;visibility:visible;mso-wrap-style:square;mso-width-percent:0;mso-height-percent:0;mso-wrap-distance-left:9pt;mso-wrap-distance-top:0;mso-wrap-distance-right:9pt;mso-wrap-distance-bottom:0;mso-position-horizontal:absolute;mso-position-horizontal-relative:text;mso-position-vertical:absolute;mso-position-vertical-relative:page;mso-width-percent:0;mso-height-percent:0;mso-width-relative:margin;mso-height-relative:margin;v-text-anchor:top" o:gfxdata="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" filled="f" stroked="f" strokeweight=".5pt">
                 <v:textbox>
                   <w:txbxContent>
                     <w:p>
@@ -621,16 +569,20 @@
                         <w:jc w:val="center"/>
                         <w:rPr>
                           <w:rFonts w:ascii="Times New Roman" w:hAnsi="Times New Roman" w:cs="Times New Roman"/>
-                          <w:sz w:val="28"/>
-                          <w:szCs w:val="28"/>
+                          <w:b/>
+                          <w:bCs/>
+                          <w:sz w:val="24"/>
+                          <w:szCs w:val="24"/>
                         </w:rPr>
                       </w:pPr>
                       <w:r>
                         <w:rPr>
                           <w:rFonts w:ascii="Times New Roman" w:eastAsia="Times New Roman" w:hAnsi="Times New Roman" w:cs="Times New Roman"/>
+                          <w:b/>
+                          <w:bCs/>
                           <w:color w:val="000000"/>
-                          <w:sz w:val="28"/>
-                          <w:szCs w:val="28"/>
+                          <w:sz w:val="24"/>
+                          <w:szCs w:val="24"/>
                         </w:rPr>
                         <w:t>1</w:t>
                       </w:r>
@@ -652,15 +604,15 @@
         <mc:AlternateContent>
           <mc:Choice Requires="wps">
             <w:drawing>
-              <wp:anchor distT="0" distB="0" distL="114300" distR="114300" simplePos="0" relativeHeight="251531776" behindDoc="0" locked="0" layoutInCell="1" allowOverlap="1" wp14:anchorId="4DA59CC9" wp14:editId="4FF88D73">
+              <wp:anchor distT="0" distB="0" distL="114300" distR="114300" simplePos="0" relativeHeight="251531776" behindDoc="0" locked="0" layoutInCell="1" allowOverlap="1" wp14:anchorId="4DA59CC9" wp14:editId="6B9E9219">
                 <wp:simplePos x="0" y="0"/>
                 <wp:positionH relativeFrom="column">
-                  <wp:posOffset>1099820</wp:posOffset>
+                  <wp:posOffset>1144270</wp:posOffset>
                 </wp:positionH>
                 <wp:positionV relativeFrom="page">
-                  <wp:posOffset>2489835</wp:posOffset>
+                  <wp:posOffset>2284730</wp:posOffset>
                 </wp:positionV>
-                <wp:extent cx="2043023" cy="312420"/>
+                <wp:extent cx="2042795" cy="312420"/>
                 <wp:effectExtent l="0" t="0" r="0" b="0"/>
                 <wp:wrapNone/>
                 <wp:docPr id="17" name="Text Box 17"/>
@@ -672,7 +624,7 @@
                       <wps:spPr>
                         <a:xfrm>
                           <a:off x="0" y="0"/>
-                          <a:ext cx="2043023" cy="312420"/>
+                          <a:ext cx="2042795" cy="312420"/>
                         </a:xfrm>
                         <a:prstGeom prst="rect">
                           <a:avLst/>
@@ -689,16 +641,20 @@
                               <w:jc w:val="center"/>
                               <w:rPr>
                                 <w:rFonts w:ascii="Times New Roman" w:hAnsi="Times New Roman" w:cs="Times New Roman"/>
-                                <w:sz w:val="28"/>
-                                <w:szCs w:val="28"/>
+                                <w:b/>
+                                <w:bCs/>
+                                <w:sz w:val="24"/>
+                                <w:szCs w:val="24"/>
                               </w:rPr>
                             </w:pPr>
                             <w:r>
                               <w:rPr>
                                 <w:rFonts w:ascii="Times New Roman" w:eastAsia="Times New Roman" w:hAnsi="Times New Roman" w:cs="Times New Roman"/>
+                                <w:b/>
+                                <w:bCs/>
                                 <w:color w:val="000000"/>
-                                <w:sz w:val="28"/>
-                                <w:szCs w:val="28"/>
+                                <w:sz w:val="24"/>
+                                <w:szCs w:val="24"/>
                               </w:rPr>
                               <w:t>{so_giay_phep}</w:t>
                             </w:r>
@@ -725,7 +681,7 @@
           </mc:Choice>
           <mc:Fallback>
             <w:pict>
-              <v:shape w14:anchorId="4DA59CC9" id="Text Box 17" o:spid="_x0000_s1031" type="#_x0000_t202" style="position:absolute;margin-left:86.6pt;margin-top:196.05pt;width:160.85pt;height:24.6pt;z-index:251531776;visibility:visible;mso-wrap-style:square;mso-width-percent:0;mso-height-percent:0;mso-wrap-distance-left:9pt;mso-wrap-distance-top:0;mso-wrap-distance-right:9pt;mso-wrap-distance-bottom:0;mso-position-horizontal:absolute;mso-position-horizontal-relative:text;mso-position-vertical:absolute;mso-position-vertical-relative:page;mso-width-percent:0;mso-height-percent:0;mso-width-relative:margin;mso-height-relative:margin;v-text-anchor:top" o:gfxdata="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" filled="f" stroked="f" strokeweight=".5pt">
+              <v:shape w14:anchorId="4DA59CC9" id="Text Box 17" o:spid="_x0000_s1030" type="#_x0000_t202" style="position:absolute;margin-left:90.1pt;margin-top:179.9pt;width:160.85pt;height:24.6pt;z-index:251531776;visibility:visible;mso-wrap-style:square;mso-width-percent:0;mso-height-percent:0;mso-wrap-distance-left:9pt;mso-wrap-distance-top:0;mso-wrap-distance-right:9pt;mso-wrap-distance-bottom:0;mso-position-horizontal:absolute;mso-position-horizontal-relative:text;mso-position-vertical:absolute;mso-position-vertical-relative:page;mso-width-percent:0;mso-height-percent:0;mso-width-relative:margin;mso-height-relative:margin;v-text-anchor:top" o:gfxdata="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" filled="f" stroked="f" strokeweight=".5pt">
                 <v:textbox>
                   <w:txbxContent>
                     <w:p>
@@ -733,16 +689,20 @@
                         <w:jc w:val="center"/>
                         <w:rPr>
                           <w:rFonts w:ascii="Times New Roman" w:hAnsi="Times New Roman" w:cs="Times New Roman"/>
-                          <w:sz w:val="28"/>
-                          <w:szCs w:val="28"/>
+                          <w:b/>
+                          <w:bCs/>
+                          <w:sz w:val="24"/>
+                          <w:szCs w:val="24"/>
                         </w:rPr>
                       </w:pPr>
                       <w:r>
                         <w:rPr>
                           <w:rFonts w:ascii="Times New Roman" w:eastAsia="Times New Roman" w:hAnsi="Times New Roman" w:cs="Times New Roman"/>
+                          <w:b/>
+                          <w:bCs/>
                           <w:color w:val="000000"/>
-                          <w:sz w:val="28"/>
-                          <w:szCs w:val="28"/>
+                          <w:sz w:val="24"/>
+                          <w:szCs w:val="24"/>
                         </w:rPr>
                         <w:t>{so_giay_phep}</w:t>
                       </w:r>
@@ -755,6 +715,14 @@
           </mc:Fallback>
         </mc:AlternateContent>
       </w:r>
+    </w:p>
+    <w:p>
+      <w:pPr>
+        <w:rPr>
+          <w:b/>
+          <w:bCs/>
+        </w:rPr>
+      </w:pPr>
       <w:r>
         <w:rPr>
           <w:b/>
@@ -764,7 +732,7 @@
         <mc:AlternateContent>
           <mc:Choice Requires="wps">
             <w:drawing>
-              <wp:anchor distT="0" distB="0" distL="114300" distR="114300" simplePos="0" relativeHeight="251904512" behindDoc="0" locked="0" layoutInCell="1" allowOverlap="1" wp14:anchorId="667B3C4F" wp14:editId="20A822A2">
+              <wp:anchor distT="0" distB="0" distL="114300" distR="114300" simplePos="0" relativeHeight="251904512" behindDoc="0" locked="0" layoutInCell="1" allowOverlap="1" wp14:anchorId="667B3C4F" wp14:editId="24700337">
                 <wp:simplePos x="0" y="0"/>
                 <wp:positionH relativeFrom="column">
                   <wp:posOffset>4105274</wp:posOffset>
@@ -827,7 +795,7 @@
           </mc:Choice>
           <mc:Fallback>
             <w:pict>
-              <v:shape w14:anchorId="667B3C4F" id="Text Box 24" o:spid="_x0000_s1032" type="#_x0000_t202" style="position:absolute;margin-left:323.25pt;margin-top:198pt;width:137.25pt;height:23.4pt;z-index:251904512;visibility:visible;mso-wrap-style:square;mso-width-percent:0;mso-height-percent:0;mso-wrap-distance-left:9pt;mso-wrap-distance-top:0;mso-wrap-distance-right:9pt;mso-wrap-distance-bottom:0;mso-position-horizontal:absolute;mso-position-horizontal-relative:text;mso-position-vertical:absolute;mso-position-vertical-relative:page;mso-width-percent:0;mso-height-percent:0;mso-width-relative:margin;mso-height-relative:margin;v-text-anchor:top" o:gfxdata="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" filled="f" stroked="f" strokeweight=".5pt">
+              <v:shape w14:anchorId="667B3C4F" id="Text Box 24" o:spid="_x0000_s1031" type="#_x0000_t202" style="position:absolute;margin-left:323.25pt;margin-top:198pt;width:137.25pt;height:23.4pt;z-index:251904512;visibility:visible;mso-wrap-style:square;mso-width-percent:0;mso-height-percent:0;mso-wrap-distance-left:9pt;mso-wrap-distance-top:0;mso-wrap-distance-right:9pt;mso-wrap-distance-bottom:0;mso-position-horizontal:absolute;mso-position-horizontal-relative:text;mso-position-vertical:absolute;mso-position-vertical-relative:page;mso-width-percent:0;mso-height-percent:0;mso-width-relative:margin;mso-height-relative:margin;v-text-anchor:top" o:gfxdata="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" filled="f" stroked="f" strokeweight=".5pt">
                 <v:textbox>
                   <w:txbxContent>
                     <w:p>
@@ -863,22 +831,6 @@
           <w:bCs/>
         </w:rPr>
       </w:pPr>
-    </w:p>
-    <w:p>
-      <w:pPr>
-        <w:rPr>
-          <w:b/>
-          <w:bCs/>
-        </w:rPr>
-      </w:pPr>
-    </w:p>
-    <w:p>
-      <w:pPr>
-        <w:rPr>
-          <w:b/>
-          <w:bCs/>
-        </w:rPr>
-      </w:pPr>
       <w:r>
         <w:rPr>
           <w:b/>
@@ -888,18 +840,18 @@
         <mc:AlternateContent>
           <mc:Choice Requires="wps">
             <w:drawing>
-              <wp:anchor distT="0" distB="0" distL="114300" distR="114300" simplePos="0" relativeHeight="251888128" behindDoc="0" locked="0" layoutInCell="1" allowOverlap="1" wp14:anchorId="5D9D17DB" wp14:editId="545E7935">
+              <wp:anchor distT="0" distB="0" distL="114300" distR="114300" simplePos="0" relativeHeight="251691520" behindDoc="0" locked="0" layoutInCell="1" allowOverlap="1" wp14:anchorId="0184BE42" wp14:editId="4E7CB9BA">
                 <wp:simplePos x="0" y="0"/>
                 <wp:positionH relativeFrom="margin">
-                  <wp:posOffset>932180</wp:posOffset>
+                  <wp:posOffset>3887470</wp:posOffset>
                 </wp:positionH>
                 <wp:positionV relativeFrom="page">
-                  <wp:posOffset>3441065</wp:posOffset>
+                  <wp:posOffset>7978140</wp:posOffset>
                 </wp:positionV>
-                <wp:extent cx="4975860" cy="369570"/>
+                <wp:extent cx="601980" cy="333375"/>
                 <wp:effectExtent l="0" t="0" r="0" b="0"/>
                 <wp:wrapNone/>
-                <wp:docPr id="25" name="Text Box 25"/>
+                <wp:docPr id="36" name="Text Box 36"/>
                 <wp:cNvGraphicFramePr/>
                 <a:graphic xmlns:a="http://schemas.openxmlformats.org/drawingml/2006/main">
                   <a:graphicData uri="http://schemas.microsoft.com/office/word/2010/wordprocessingShape">
@@ -908,7 +860,7 @@
                       <wps:spPr>
                         <a:xfrm>
                           <a:off x="0" y="0"/>
-                          <a:ext cx="4975860" cy="369570"/>
+                          <a:ext cx="601980" cy="333375"/>
                         </a:xfrm>
                         <a:prstGeom prst="rect">
                           <a:avLst/>
@@ -922,9 +874,10 @@
                         <w:txbxContent>
                           <w:p>
                             <w:pPr>
-                              <w:spacing w:after="0"/>
                               <w:rPr>
                                 <w:rFonts w:ascii="Times New Roman" w:hAnsi="Times New Roman" w:cs="Times New Roman"/>
+                                <w:i/>
+                                <w:iCs/>
                                 <w:sz w:val="28"/>
                                 <w:szCs w:val="28"/>
                               </w:rPr>
@@ -932,12 +885,46 @@
                             <w:r>
                               <w:rPr>
                                 <w:rFonts w:ascii="Times New Roman" w:eastAsia="Times New Roman" w:hAnsi="Times New Roman" w:cs="Times New Roman"/>
+                                <w:i/>
+                                <w:iCs/>
                                 <w:color w:val="000000"/>
                                 <w:sz w:val="28"/>
                                 <w:szCs w:val="28"/>
                               </w:rPr>
-                              <w:t>{ten_doanh_nghiep}</w:t>
+                              <w:t>{ngay</w:t>
                             </w:r>
+                            <w:r>
+                              <w:rPr>
+                                <w:rFonts w:ascii="Times New Roman" w:hAnsi="Times New Roman" w:cs="Times New Roman"/>
+                                <w:i/>
+                                <w:iCs/>
+                                <w:sz w:val="28"/>
+                                <w:szCs w:val="28"/>
+                              </w:rPr>
+                              <w:t>_ky}</w:t>
+                            </w:r>
+                          </w:p>
+                          <w:p>
+                            <w:pPr>
+                              <w:rPr>
+                                <w:rFonts w:ascii="Times New Roman" w:hAnsi="Times New Roman" w:cs="Times New Roman"/>
+                                <w:i/>
+                                <w:iCs/>
+                                <w:sz w:val="28"/>
+                                <w:szCs w:val="28"/>
+                              </w:rPr>
+                            </w:pPr>
+                          </w:p>
+                          <w:p>
+                            <w:pPr>
+                              <w:rPr>
+                                <w:rFonts w:ascii="Times New Roman" w:hAnsi="Times New Roman" w:cs="Times New Roman"/>
+                                <w:i/>
+                                <w:iCs/>
+                                <w:sz w:val="28"/>
+                                <w:szCs w:val="28"/>
+                              </w:rPr>
+                            </w:pPr>
                           </w:p>
                         </w:txbxContent>
                       </wps:txbx>
@@ -961,14 +948,15 @@
           </mc:Choice>
           <mc:Fallback>
             <w:pict>
-              <v:shape w14:anchorId="5D9D17DB" id="Text Box 25" o:spid="_x0000_s1033" type="#_x0000_t202" style="position:absolute;margin-left:73.4pt;margin-top:270.95pt;width:391.8pt;height:29.1pt;z-index:251888128;visibility:visible;mso-wrap-style:square;mso-width-percent:0;mso-height-percent:0;mso-wrap-distance-left:9pt;mso-wrap-distance-top:0;mso-wrap-distance-right:9pt;mso-wrap-distance-bottom:0;mso-position-horizontal:absolute;mso-position-horizontal-relative:margin;mso-position-vertical:absolute;mso-position-vertical-relative:page;mso-width-percent:0;mso-height-percent:0;mso-width-relative:margin;mso-height-relative:margin;v-text-anchor:top" o:gfxdata="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" filled="f" stroked="f" strokeweight=".5pt">
+              <v:shape w14:anchorId="0184BE42" id="Text Box 36" o:spid="_x0000_s1032" type="#_x0000_t202" style="position:absolute;margin-left:306.1pt;margin-top:628.2pt;width:47.4pt;height:26.25pt;z-index:251691520;visibility:visible;mso-wrap-style:square;mso-width-percent:0;mso-height-percent:0;mso-wrap-distance-left:9pt;mso-wrap-distance-top:0;mso-wrap-distance-right:9pt;mso-wrap-distance-bottom:0;mso-position-horizontal:absolute;mso-position-horizontal-relative:margin;mso-position-vertical:absolute;mso-position-vertical-relative:page;mso-width-percent:0;mso-height-percent:0;mso-width-relative:margin;mso-height-relative:margin;v-text-anchor:top" o:gfxdata="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" filled="f" stroked="f" strokeweight=".5pt">
                 <v:textbox>
                   <w:txbxContent>
                     <w:p>
                       <w:pPr>
-                        <w:spacing w:after="0"/>
                         <w:rPr>
                           <w:rFonts w:ascii="Times New Roman" w:hAnsi="Times New Roman" w:cs="Times New Roman"/>
+                          <w:i/>
+                          <w:iCs/>
                           <w:sz w:val="28"/>
                           <w:szCs w:val="28"/>
                         </w:rPr>
@@ -976,12 +964,46 @@
                       <w:r>
                         <w:rPr>
                           <w:rFonts w:ascii="Times New Roman" w:eastAsia="Times New Roman" w:hAnsi="Times New Roman" w:cs="Times New Roman"/>
+                          <w:i/>
+                          <w:iCs/>
                           <w:color w:val="000000"/>
                           <w:sz w:val="28"/>
                           <w:szCs w:val="28"/>
                         </w:rPr>
-                        <w:t>{ten_doanh_nghiep}</w:t>
+                        <w:t>{ngay</w:t>
                       </w:r>
+                      <w:r>
+                        <w:rPr>
+                          <w:rFonts w:ascii="Times New Roman" w:hAnsi="Times New Roman" w:cs="Times New Roman"/>
+                          <w:i/>
+                          <w:iCs/>
+                          <w:sz w:val="28"/>
+                          <w:szCs w:val="28"/>
+                        </w:rPr>
+                        <w:t>_ky}</w:t>
+                      </w:r>
+                    </w:p>
+                    <w:p>
+                      <w:pPr>
+                        <w:rPr>
+                          <w:rFonts w:ascii="Times New Roman" w:hAnsi="Times New Roman" w:cs="Times New Roman"/>
+                          <w:i/>
+                          <w:iCs/>
+                          <w:sz w:val="28"/>
+                          <w:szCs w:val="28"/>
+                        </w:rPr>
+                      </w:pPr>
+                    </w:p>
+                    <w:p>
+                      <w:pPr>
+                        <w:rPr>
+                          <w:rFonts w:ascii="Times New Roman" w:hAnsi="Times New Roman" w:cs="Times New Roman"/>
+                          <w:i/>
+                          <w:iCs/>
+                          <w:sz w:val="28"/>
+                          <w:szCs w:val="28"/>
+                        </w:rPr>
+                      </w:pPr>
                     </w:p>
                   </w:txbxContent>
                 </v:textbox>
@@ -991,14 +1013,6 @@
           </mc:Fallback>
         </mc:AlternateContent>
       </w:r>
-    </w:p>
-    <w:p>
-      <w:pPr>
-        <w:rPr>
-          <w:b/>
-          <w:bCs/>
-        </w:rPr>
-      </w:pPr>
       <w:r>
         <w:rPr>
           <w:b/>
@@ -1008,18 +1022,18 @@
         <mc:AlternateContent>
           <mc:Choice Requires="wps">
             <w:drawing>
-              <wp:anchor distT="0" distB="0" distL="114300" distR="114300" simplePos="0" relativeHeight="251243008" behindDoc="0" locked="0" layoutInCell="1" allowOverlap="1" wp14:anchorId="56197413" wp14:editId="473B3D88">
+              <wp:anchor distT="0" distB="0" distL="114300" distR="114300" simplePos="0" relativeHeight="251991552" behindDoc="0" locked="0" layoutInCell="1" allowOverlap="1" wp14:anchorId="56748C34" wp14:editId="21EDE45F">
                 <wp:simplePos x="0" y="0"/>
                 <wp:positionH relativeFrom="margin">
-                  <wp:posOffset>64135</wp:posOffset>
+                  <wp:posOffset>1779905</wp:posOffset>
                 </wp:positionH>
                 <wp:positionV relativeFrom="page">
-                  <wp:posOffset>3705225</wp:posOffset>
+                  <wp:posOffset>3018790</wp:posOffset>
                 </wp:positionV>
-                <wp:extent cx="6244144" cy="335232"/>
+                <wp:extent cx="701040" cy="312420"/>
                 <wp:effectExtent l="0" t="0" r="0" b="0"/>
                 <wp:wrapNone/>
-                <wp:docPr id="26" name="Text Box 26"/>
+                <wp:docPr id="21" name="Text Box 21"/>
                 <wp:cNvGraphicFramePr/>
                 <a:graphic xmlns:a="http://schemas.openxmlformats.org/drawingml/2006/main">
                   <a:graphicData uri="http://schemas.microsoft.com/office/word/2010/wordprocessingShape">
@@ -1028,7 +1042,7 @@
                       <wps:spPr>
                         <a:xfrm>
                           <a:off x="0" y="0"/>
-                          <a:ext cx="6244144" cy="335232"/>
+                          <a:ext cx="701040" cy="312420"/>
                         </a:xfrm>
                         <a:prstGeom prst="rect">
                           <a:avLst/>
@@ -1048,14 +1062,15 @@
                                 <w:szCs w:val="28"/>
                               </w:rPr>
                             </w:pPr>
-                            <w:r>
+                          </w:p>
+                          <w:p>
+                            <w:pPr>
                               <w:rPr>
                                 <w:rFonts w:ascii="Times New Roman" w:hAnsi="Times New Roman" w:cs="Times New Roman"/>
                                 <w:sz w:val="28"/>
                                 <w:szCs w:val="28"/>
                               </w:rPr>
-                              <w:t>{dia_chi}</w:t>
-                            </w:r>
+                            </w:pPr>
                           </w:p>
                         </w:txbxContent>
                       </wps:txbx>
@@ -1079,7 +1094,7 @@
           </mc:Choice>
           <mc:Fallback>
             <w:pict>
-              <v:shape w14:anchorId="56197413" id="Text Box 26" o:spid="_x0000_s1034" type="#_x0000_t202" style="position:absolute;margin-left:5.05pt;margin-top:291.75pt;width:491.65pt;height:26.4pt;z-index:251243008;visibility:visible;mso-wrap-style:square;mso-width-percent:0;mso-height-percent:0;mso-wrap-distance-left:9pt;mso-wrap-distance-top:0;mso-wrap-distance-right:9pt;mso-wrap-distance-bottom:0;mso-position-horizontal:absolute;mso-position-horizontal-relative:margin;mso-position-vertical:absolute;mso-position-vertical-relative:page;mso-width-percent:0;mso-height-percent:0;mso-width-relative:margin;mso-height-relative:margin;v-text-anchor:top" o:gfxdata="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" filled="f" stroked="f" strokeweight=".5pt">
+              <v:shape w14:anchorId="56748C34" id="Text Box 21" o:spid="_x0000_s1033" type="#_x0000_t202" style="position:absolute;margin-left:140.15pt;margin-top:237.7pt;width:55.2pt;height:24.6pt;z-index:251991552;visibility:visible;mso-wrap-style:square;mso-width-percent:0;mso-height-percent:0;mso-wrap-distance-left:9pt;mso-wrap-distance-top:0;mso-wrap-distance-right:9pt;mso-wrap-distance-bottom:0;mso-position-horizontal:absolute;mso-position-horizontal-relative:margin;mso-position-vertical:absolute;mso-position-vertical-relative:page;mso-width-percent:0;mso-height-percent:0;mso-width-relative:margin;mso-height-relative:margin;v-text-anchor:top" o:gfxdata="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" filled="f" stroked="f" strokeweight=".5pt">
                 <v:textbox>
                   <w:txbxContent>
                     <w:p>
@@ -1090,14 +1105,15 @@
                           <w:szCs w:val="28"/>
                         </w:rPr>
                       </w:pPr>
-                      <w:r>
+                    </w:p>
+                    <w:p>
+                      <w:pPr>
                         <w:rPr>
                           <w:rFonts w:ascii="Times New Roman" w:hAnsi="Times New Roman" w:cs="Times New Roman"/>
                           <w:sz w:val="28"/>
                           <w:szCs w:val="28"/>
                         </w:rPr>
-                        <w:t>{dia_chi}</w:t>
-                      </w:r>
+                      </w:pPr>
                     </w:p>
                   </w:txbxContent>
                 </v:textbox>
@@ -1107,22 +1123,6 @@
           </mc:Fallback>
         </mc:AlternateContent>
       </w:r>
-    </w:p>
-    <w:p>
-      <w:pPr>
-        <w:rPr>
-          <w:b/>
-          <w:bCs/>
-        </w:rPr>
-      </w:pPr>
-    </w:p>
-    <w:p>
-      <w:pPr>
-        <w:rPr>
-          <w:b/>
-          <w:bCs/>
-        </w:rPr>
-      </w:pPr>
       <w:r>
         <w:rPr>
           <w:b/>
@@ -1132,18 +1132,18 @@
         <mc:AlternateContent>
           <mc:Choice Requires="wps">
             <w:drawing>
-              <wp:anchor distT="0" distB="0" distL="114300" distR="114300" simplePos="0" relativeHeight="251471360" behindDoc="0" locked="0" layoutInCell="1" allowOverlap="1" wp14:anchorId="414EA35A" wp14:editId="4C20A00C">
+              <wp:anchor distT="0" distB="0" distL="114300" distR="114300" simplePos="0" relativeHeight="252153344" behindDoc="0" locked="0" layoutInCell="1" allowOverlap="1" wp14:anchorId="06E63CD4" wp14:editId="3E5ED525">
                 <wp:simplePos x="0" y="0"/>
-                <wp:positionH relativeFrom="column">
-                  <wp:posOffset>739140</wp:posOffset>
+                <wp:positionH relativeFrom="margin">
+                  <wp:posOffset>2717165</wp:posOffset>
                 </wp:positionH>
                 <wp:positionV relativeFrom="page">
-                  <wp:posOffset>4017645</wp:posOffset>
+                  <wp:posOffset>9611360</wp:posOffset>
                 </wp:positionV>
-                <wp:extent cx="5173980" cy="312420"/>
+                <wp:extent cx="3436620" cy="312420"/>
                 <wp:effectExtent l="0" t="0" r="0" b="0"/>
                 <wp:wrapNone/>
-                <wp:docPr id="27" name="Text Box 27"/>
+                <wp:docPr id="4" name="Text Box 4"/>
                 <wp:cNvGraphicFramePr/>
                 <a:graphic xmlns:a="http://schemas.openxmlformats.org/drawingml/2006/main">
                   <a:graphicData uri="http://schemas.microsoft.com/office/word/2010/wordprocessingShape">
@@ -1152,7 +1152,7 @@
                       <wps:spPr>
                         <a:xfrm>
                           <a:off x="0" y="0"/>
-                          <a:ext cx="5173980" cy="312420"/>
+                          <a:ext cx="3436620" cy="312420"/>
                         </a:xfrm>
                         <a:prstGeom prst="rect">
                           <a:avLst/>
@@ -1166,8 +1166,10 @@
                         <w:txbxContent>
                           <w:p>
                             <w:pPr>
+                              <w:jc w:val="center"/>
                               <w:rPr>
                                 <w:rFonts w:ascii="Times New Roman" w:hAnsi="Times New Roman" w:cs="Times New Roman"/>
+                                <w:b/>
                                 <w:sz w:val="28"/>
                                 <w:szCs w:val="28"/>
                               </w:rPr>
@@ -1175,11 +1177,13 @@
                             <w:r>
                               <w:rPr>
                                 <w:rFonts w:ascii="Times New Roman" w:eastAsia="Times New Roman" w:hAnsi="Times New Roman" w:cs="Times New Roman"/>
+                                <w:b/>
+                                <w:iCs/>
                                 <w:color w:val="000000"/>
                                 <w:sz w:val="28"/>
                                 <w:szCs w:val="28"/>
                               </w:rPr>
-                              <w:t>{so_dien_thoai}</w:t>
+                              <w:t>{ten_nguoi_ky}</w:t>
                             </w:r>
                           </w:p>
                         </w:txbxContent>
@@ -1204,13 +1208,15 @@
           </mc:Choice>
           <mc:Fallback>
             <w:pict>
-              <v:shape w14:anchorId="414EA35A" id="Text Box 27" o:spid="_x0000_s1035" type="#_x0000_t202" style="position:absolute;margin-left:58.2pt;margin-top:316.35pt;width:407.4pt;height:24.6pt;z-index:251471360;visibility:visible;mso-wrap-style:square;mso-width-percent:0;mso-height-percent:0;mso-wrap-distance-left:9pt;mso-wrap-distance-top:0;mso-wrap-distance-right:9pt;mso-wrap-distance-bottom:0;mso-position-horizontal:absolute;mso-position-horizontal-relative:text;mso-position-vertical:absolute;mso-position-vertical-relative:page;mso-width-percent:0;mso-height-percent:0;mso-width-relative:margin;mso-height-relative:margin;v-text-anchor:top" o:gfxdata="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" filled="f" stroked="f" strokeweight=".5pt">
+              <v:shape w14:anchorId="06E63CD4" id="Text Box 4" o:spid="_x0000_s1034" type="#_x0000_t202" style="position:absolute;margin-left:213.95pt;margin-top:756.8pt;width:270.6pt;height:24.6pt;z-index:252153344;visibility:visible;mso-wrap-style:square;mso-width-percent:0;mso-height-percent:0;mso-wrap-distance-left:9pt;mso-wrap-distance-top:0;mso-wrap-distance-right:9pt;mso-wrap-distance-bottom:0;mso-position-horizontal:absolute;mso-position-horizontal-relative:margin;mso-position-vertical:absolute;mso-position-vertical-relative:page;mso-width-percent:0;mso-height-percent:0;mso-width-relative:margin;mso-height-relative:margin;v-text-anchor:top" o:gfxdata="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" filled="f" stroked="f" strokeweight=".5pt">
                 <v:textbox>
                   <w:txbxContent>
                     <w:p>
                       <w:pPr>
+                        <w:jc w:val="center"/>
                         <w:rPr>
                           <w:rFonts w:ascii="Times New Roman" w:hAnsi="Times New Roman" w:cs="Times New Roman"/>
+                          <w:b/>
                           <w:sz w:val="28"/>
                           <w:szCs w:val="28"/>
                         </w:rPr>
@@ -1218,29 +1224,23 @@
                       <w:r>
                         <w:rPr>
                           <w:rFonts w:ascii="Times New Roman" w:eastAsia="Times New Roman" w:hAnsi="Times New Roman" w:cs="Times New Roman"/>
+                          <w:b/>
+                          <w:iCs/>
                           <w:color w:val="000000"/>
                           <w:sz w:val="28"/>
                           <w:szCs w:val="28"/>
                         </w:rPr>
-                        <w:t>{so_dien_thoai}</w:t>
+                        <w:t>{ten_nguoi_ky}</w:t>
                       </w:r>
                     </w:p>
                   </w:txbxContent>
                 </v:textbox>
-                <w10:wrap anchory="page"/>
+                <w10:wrap anchorx="margin" anchory="page"/>
               </v:shape>
             </w:pict>
           </mc:Fallback>
         </mc:AlternateContent>
       </w:r>
-    </w:p>
-    <w:p>
-      <w:pPr>
-        <w:rPr>
-          <w:b/>
-          <w:bCs/>
-        </w:rPr>
-      </w:pPr>
       <w:r>
         <w:rPr>
           <w:b/>
@@ -1250,18 +1250,18 @@
         <mc:AlternateContent>
           <mc:Choice Requires="wps">
             <w:drawing>
-              <wp:anchor distT="0" distB="0" distL="114300" distR="114300" simplePos="0" relativeHeight="251191808" behindDoc="0" locked="0" layoutInCell="1" allowOverlap="1" wp14:anchorId="4BCD0B31" wp14:editId="30A9CC26">
+              <wp:anchor distT="0" distB="0" distL="114300" distR="114300" simplePos="0" relativeHeight="251639296" behindDoc="0" locked="0" layoutInCell="1" allowOverlap="1" wp14:anchorId="22A6F998" wp14:editId="2E81817F">
                 <wp:simplePos x="0" y="0"/>
-                <wp:positionH relativeFrom="page">
-                  <wp:posOffset>5930265</wp:posOffset>
+                <wp:positionH relativeFrom="margin">
+                  <wp:posOffset>4580255</wp:posOffset>
                 </wp:positionH>
                 <wp:positionV relativeFrom="page">
-                  <wp:posOffset>4299585</wp:posOffset>
+                  <wp:posOffset>7978140</wp:posOffset>
                 </wp:positionV>
-                <wp:extent cx="1581150" cy="312420"/>
+                <wp:extent cx="594360" cy="342900"/>
                 <wp:effectExtent l="0" t="0" r="0" b="0"/>
                 <wp:wrapNone/>
-                <wp:docPr id="28" name="Text Box 28"/>
+                <wp:docPr id="37" name="Text Box 37"/>
                 <wp:cNvGraphicFramePr/>
                 <a:graphic xmlns:a="http://schemas.openxmlformats.org/drawingml/2006/main">
                   <a:graphicData uri="http://schemas.microsoft.com/office/word/2010/wordprocessingShape">
@@ -1270,7 +1270,7 @@
                       <wps:spPr>
                         <a:xfrm>
                           <a:off x="0" y="0"/>
-                          <a:ext cx="1581150" cy="312420"/>
+                          <a:ext cx="594360" cy="342900"/>
                         </a:xfrm>
                         <a:prstGeom prst="rect">
                           <a:avLst/>
@@ -1286,6 +1286,8 @@
                             <w:pPr>
                               <w:rPr>
                                 <w:rFonts w:ascii="Times New Roman" w:hAnsi="Times New Roman" w:cs="Times New Roman"/>
+                                <w:i/>
+                                <w:iCs/>
                                 <w:sz w:val="28"/>
                                 <w:szCs w:val="28"/>
                               </w:rPr>
@@ -1293,16 +1295,31 @@
                             <w:r>
                               <w:rPr>
                                 <w:rFonts w:ascii="Times New Roman" w:hAnsi="Times New Roman" w:cs="Times New Roman"/>
+                                <w:i/>
+                                <w:iCs/>
                                 <w:sz w:val="28"/>
                                 <w:szCs w:val="28"/>
                               </w:rPr>
-                              <w:t>{so_dkkd}</w:t>
+                              <w:t>{thang_ky}</w:t>
                             </w:r>
                           </w:p>
                           <w:p>
                             <w:pPr>
                               <w:rPr>
                                 <w:rFonts w:ascii="Times New Roman" w:hAnsi="Times New Roman" w:cs="Times New Roman"/>
+                                <w:i/>
+                                <w:iCs/>
+                                <w:sz w:val="28"/>
+                                <w:szCs w:val="28"/>
+                              </w:rPr>
+                            </w:pPr>
+                          </w:p>
+                          <w:p>
+                            <w:pPr>
+                              <w:rPr>
+                                <w:rFonts w:ascii="Times New Roman" w:hAnsi="Times New Roman" w:cs="Times New Roman"/>
+                                <w:i/>
+                                <w:iCs/>
                                 <w:sz w:val="28"/>
                                 <w:szCs w:val="28"/>
                               </w:rPr>
@@ -1330,13 +1347,15 @@
           </mc:Choice>
           <mc:Fallback>
             <w:pict>
-              <v:shape w14:anchorId="4BCD0B31" id="Text Box 28" o:spid="_x0000_s1036" type="#_x0000_t202" style="position:absolute;margin-left:466.95pt;margin-top:338.55pt;width:124.5pt;height:24.6pt;z-index:251191808;visibility:visible;mso-wrap-style:square;mso-width-percent:0;mso-height-percent:0;mso-wrap-distance-left:9pt;mso-wrap-distance-top:0;mso-wrap-distance-right:9pt;mso-wrap-distance-bottom:0;mso-position-horizontal:absolute;mso-position-horizontal-relative:page;mso-position-vertical:absolute;mso-position-vertical-relative:page;mso-width-percent:0;mso-height-percent:0;mso-width-relative:margin;mso-height-relative:margin;v-text-anchor:top" o:gfxdata="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" filled="f" stroked="f" strokeweight=".5pt">
+              <v:shape w14:anchorId="22A6F998" id="Text Box 37" o:spid="_x0000_s1035" type="#_x0000_t202" style="position:absolute;margin-left:360.65pt;margin-top:628.2pt;width:46.8pt;height:27pt;z-index:251639296;visibility:visible;mso-wrap-style:square;mso-width-percent:0;mso-height-percent:0;mso-wrap-distance-left:9pt;mso-wrap-distance-top:0;mso-wrap-distance-right:9pt;mso-wrap-distance-bottom:0;mso-position-horizontal:absolute;mso-position-horizontal-relative:margin;mso-position-vertical:absolute;mso-position-vertical-relative:page;mso-width-percent:0;mso-height-percent:0;mso-width-relative:margin;mso-height-relative:margin;v-text-anchor:top" o:gfxdata="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" filled="f" stroked="f" strokeweight=".5pt">
                 <v:textbox>
                   <w:txbxContent>
                     <w:p>
                       <w:pPr>
                         <w:rPr>
                           <w:rFonts w:ascii="Times New Roman" w:hAnsi="Times New Roman" w:cs="Times New Roman"/>
+                          <w:i/>
+                          <w:iCs/>
                           <w:sz w:val="28"/>
                           <w:szCs w:val="28"/>
                         </w:rPr>
@@ -1344,16 +1363,31 @@
                       <w:r>
                         <w:rPr>
                           <w:rFonts w:ascii="Times New Roman" w:hAnsi="Times New Roman" w:cs="Times New Roman"/>
+                          <w:i/>
+                          <w:iCs/>
                           <w:sz w:val="28"/>
                           <w:szCs w:val="28"/>
                         </w:rPr>
-                        <w:t>{so_dkkd}</w:t>
+                        <w:t>{thang_ky}</w:t>
                       </w:r>
                     </w:p>
                     <w:p>
                       <w:pPr>
                         <w:rPr>
                           <w:rFonts w:ascii="Times New Roman" w:hAnsi="Times New Roman" w:cs="Times New Roman"/>
+                          <w:i/>
+                          <w:iCs/>
+                          <w:sz w:val="28"/>
+                          <w:szCs w:val="28"/>
+                        </w:rPr>
+                      </w:pPr>
+                    </w:p>
+                    <w:p>
+                      <w:pPr>
+                        <w:rPr>
+                          <w:rFonts w:ascii="Times New Roman" w:hAnsi="Times New Roman" w:cs="Times New Roman"/>
+                          <w:i/>
+                          <w:iCs/>
                           <w:sz w:val="28"/>
                           <w:szCs w:val="28"/>
                         </w:rPr>
@@ -1361,20 +1395,12 @@
                     </w:p>
                   </w:txbxContent>
                 </v:textbox>
-                <w10:wrap anchorx="page" anchory="page"/>
+                <w10:wrap anchorx="margin" anchory="page"/>
               </v:shape>
             </w:pict>
           </mc:Fallback>
         </mc:AlternateContent>
       </w:r>
-    </w:p>
-    <w:p>
-      <w:pPr>
-        <w:rPr>
-          <w:b/>
-          <w:bCs/>
-        </w:rPr>
-      </w:pPr>
       <w:r>
         <w:rPr>
           <w:b/>
@@ -1384,18 +1410,18 @@
         <mc:AlternateContent>
           <mc:Choice Requires="wps">
             <w:drawing>
-              <wp:anchor distT="0" distB="0" distL="114300" distR="114300" simplePos="0" relativeHeight="251388416" behindDoc="0" locked="0" layoutInCell="1" allowOverlap="1" wp14:anchorId="2A5D391E" wp14:editId="0F713096">
+              <wp:anchor distT="0" distB="0" distL="114300" distR="114300" simplePos="0" relativeHeight="251586048" behindDoc="0" locked="0" layoutInCell="1" allowOverlap="1" wp14:anchorId="7D260284" wp14:editId="6FEF75F9">
                 <wp:simplePos x="0" y="0"/>
                 <wp:positionH relativeFrom="margin">
-                  <wp:posOffset>-90170</wp:posOffset>
+                  <wp:posOffset>5250815</wp:posOffset>
                 </wp:positionH>
                 <wp:positionV relativeFrom="page">
-                  <wp:posOffset>4585335</wp:posOffset>
+                  <wp:posOffset>7978140</wp:posOffset>
                 </wp:positionV>
-                <wp:extent cx="720090" cy="312420"/>
+                <wp:extent cx="779780" cy="323850"/>
                 <wp:effectExtent l="0" t="0" r="0" b="0"/>
                 <wp:wrapNone/>
-                <wp:docPr id="29" name="Text Box 29"/>
+                <wp:docPr id="38" name="Text Box 38"/>
                 <wp:cNvGraphicFramePr/>
                 <a:graphic xmlns:a="http://schemas.openxmlformats.org/drawingml/2006/main">
                   <a:graphicData uri="http://schemas.microsoft.com/office/word/2010/wordprocessingShape">
@@ -1404,7 +1430,7 @@
                       <wps:spPr>
                         <a:xfrm>
                           <a:off x="0" y="0"/>
-                          <a:ext cx="720090" cy="312420"/>
+                          <a:ext cx="779780" cy="323850"/>
                         </a:xfrm>
                         <a:prstGeom prst="rect">
                           <a:avLst/>
@@ -1420,27 +1446,42 @@
                             <w:pPr>
                               <w:rPr>
                                 <w:rFonts w:ascii="Times New Roman" w:hAnsi="Times New Roman" w:cs="Times New Roman"/>
+                                <w:i/>
+                                <w:iCs/>
                                 <w:sz w:val="28"/>
                                 <w:szCs w:val="28"/>
-                                <w:lang w:val="vi-VN"/>
                               </w:rPr>
                             </w:pPr>
                             <w:r>
                               <w:rPr>
                                 <w:rFonts w:ascii="Times New Roman" w:hAnsi="Times New Roman" w:cs="Times New Roman"/>
+                                <w:i/>
+                                <w:iCs/>
                                 <w:sz w:val="28"/>
                                 <w:szCs w:val="28"/>
                               </w:rPr>
-                              <w:t>{ngay_cap}</w:t>
+                              <w:t>{nam_ky}</w:t>
                             </w:r>
                           </w:p>
                           <w:p>
                             <w:pPr>
                               <w:rPr>
                                 <w:rFonts w:ascii="Times New Roman" w:hAnsi="Times New Roman" w:cs="Times New Roman"/>
+                                <w:i/>
+                                <w:iCs/>
                                 <w:sz w:val="28"/>
                                 <w:szCs w:val="28"/>
-                                <w:lang w:val="vi-VN"/>
+                              </w:rPr>
+                            </w:pPr>
+                          </w:p>
+                          <w:p>
+                            <w:pPr>
+                              <w:rPr>
+                                <w:rFonts w:ascii="Times New Roman" w:hAnsi="Times New Roman" w:cs="Times New Roman"/>
+                                <w:i/>
+                                <w:iCs/>
+                                <w:sz w:val="28"/>
+                                <w:szCs w:val="28"/>
                               </w:rPr>
                             </w:pPr>
                           </w:p>
@@ -1466,34 +1507,49 @@
           </mc:Choice>
           <mc:Fallback>
             <w:pict>
-              <v:shape w14:anchorId="2A5D391E" id="Text Box 29" o:spid="_x0000_s1037" type="#_x0000_t202" style="position:absolute;margin-left:-7.1pt;margin-top:361.05pt;width:56.7pt;height:24.6pt;z-index:251388416;visibility:visible;mso-wrap-style:square;mso-width-percent:0;mso-height-percent:0;mso-wrap-distance-left:9pt;mso-wrap-distance-top:0;mso-wrap-distance-right:9pt;mso-wrap-distance-bottom:0;mso-position-horizontal:absolute;mso-position-horizontal-relative:margin;mso-position-vertical:absolute;mso-position-vertical-relative:page;mso-width-percent:0;mso-height-percent:0;mso-width-relative:margin;mso-height-relative:margin;v-text-anchor:top" o:gfxdata="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" filled="f" stroked="f" strokeweight=".5pt">
+              <v:shape w14:anchorId="7D260284" id="Text Box 38" o:spid="_x0000_s1036" type="#_x0000_t202" style="position:absolute;margin-left:413.45pt;margin-top:628.2pt;width:61.4pt;height:25.5pt;z-index:251586048;visibility:visible;mso-wrap-style:square;mso-width-percent:0;mso-height-percent:0;mso-wrap-distance-left:9pt;mso-wrap-distance-top:0;mso-wrap-distance-right:9pt;mso-wrap-distance-bottom:0;mso-position-horizontal:absolute;mso-position-horizontal-relative:margin;mso-position-vertical:absolute;mso-position-vertical-relative:page;mso-width-percent:0;mso-height-percent:0;mso-width-relative:margin;mso-height-relative:margin;v-text-anchor:top" o:gfxdata="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" filled="f" stroked="f" strokeweight=".5pt">
                 <v:textbox>
                   <w:txbxContent>
                     <w:p>
                       <w:pPr>
                         <w:rPr>
                           <w:rFonts w:ascii="Times New Roman" w:hAnsi="Times New Roman" w:cs="Times New Roman"/>
+                          <w:i/>
+                          <w:iCs/>
                           <w:sz w:val="28"/>
                           <w:szCs w:val="28"/>
-                          <w:lang w:val="vi-VN"/>
                         </w:rPr>
                       </w:pPr>
                       <w:r>
                         <w:rPr>
                           <w:rFonts w:ascii="Times New Roman" w:hAnsi="Times New Roman" w:cs="Times New Roman"/>
+                          <w:i/>
+                          <w:iCs/>
                           <w:sz w:val="28"/>
                           <w:szCs w:val="28"/>
                         </w:rPr>
-                        <w:t>{ngay_cap}</w:t>
+                        <w:t>{nam_ky}</w:t>
                       </w:r>
                     </w:p>
                     <w:p>
                       <w:pPr>
                         <w:rPr>
                           <w:rFonts w:ascii="Times New Roman" w:hAnsi="Times New Roman" w:cs="Times New Roman"/>
+                          <w:i/>
+                          <w:iCs/>
                           <w:sz w:val="28"/>
                           <w:szCs w:val="28"/>
-                          <w:lang w:val="vi-VN"/>
+                        </w:rPr>
+                      </w:pPr>
+                    </w:p>
+                    <w:p>
+                      <w:pPr>
+                        <w:rPr>
+                          <w:rFonts w:ascii="Times New Roman" w:hAnsi="Times New Roman" w:cs="Times New Roman"/>
+                          <w:i/>
+                          <w:iCs/>
+                          <w:sz w:val="28"/>
+                          <w:szCs w:val="28"/>
                         </w:rPr>
                       </w:pPr>
                     </w:p>
@@ -1505,6 +1561,14 @@
           </mc:Fallback>
         </mc:AlternateContent>
       </w:r>
+    </w:p>
+    <w:p>
+      <w:pPr>
+        <w:rPr>
+          <w:b/>
+          <w:bCs/>
+        </w:rPr>
+      </w:pPr>
       <w:r>
         <w:rPr>
           <w:b/>
@@ -1514,18 +1578,18 @@
         <mc:AlternateContent>
           <mc:Choice Requires="wps">
             <w:drawing>
-              <wp:anchor distT="0" distB="0" distL="114300" distR="114300" simplePos="0" relativeHeight="251427328" behindDoc="0" locked="0" layoutInCell="1" allowOverlap="1" wp14:anchorId="1CFB894E" wp14:editId="1A0A36F6">
+              <wp:anchor distT="0" distB="0" distL="114300" distR="114300" simplePos="0" relativeHeight="251888128" behindDoc="0" locked="0" layoutInCell="1" allowOverlap="1" wp14:anchorId="5D9D17DB" wp14:editId="44CD1F7F">
                 <wp:simplePos x="0" y="0"/>
                 <wp:positionH relativeFrom="margin">
-                  <wp:posOffset>637540</wp:posOffset>
+                  <wp:posOffset>824865</wp:posOffset>
                 </wp:positionH>
                 <wp:positionV relativeFrom="page">
-                  <wp:posOffset>4583430</wp:posOffset>
+                  <wp:posOffset>3172460</wp:posOffset>
                 </wp:positionV>
-                <wp:extent cx="708660" cy="312420"/>
+                <wp:extent cx="4975860" cy="369570"/>
                 <wp:effectExtent l="0" t="0" r="0" b="0"/>
                 <wp:wrapNone/>
-                <wp:docPr id="30" name="Text Box 30"/>
+                <wp:docPr id="25" name="Text Box 25"/>
                 <wp:cNvGraphicFramePr/>
                 <a:graphic xmlns:a="http://schemas.openxmlformats.org/drawingml/2006/main">
                   <a:graphicData uri="http://schemas.microsoft.com/office/word/2010/wordprocessingShape">
@@ -1534,7 +1598,7 @@
                       <wps:spPr>
                         <a:xfrm>
                           <a:off x="0" y="0"/>
-                          <a:ext cx="708660" cy="312420"/>
+                          <a:ext cx="4975860" cy="369570"/>
                         </a:xfrm>
                         <a:prstGeom prst="rect">
                           <a:avLst/>
@@ -1548,47 +1612,26 @@
                         <w:txbxContent>
                           <w:p>
                             <w:pPr>
+                              <w:spacing w:after="0"/>
                               <w:rPr>
                                 <w:rFonts w:ascii="Times New Roman" w:hAnsi="Times New Roman" w:cs="Times New Roman"/>
+                                <w:b/>
+                                <w:bCs/>
                                 <w:sz w:val="28"/>
                                 <w:szCs w:val="28"/>
                               </w:rPr>
                             </w:pPr>
                             <w:r>
                               <w:rPr>
-                                <w:rFonts w:ascii="Times New Roman" w:hAnsi="Times New Roman" w:cs="Times New Roman"/>
+                                <w:rFonts w:ascii="Times New Roman" w:eastAsia="Times New Roman" w:hAnsi="Times New Roman" w:cs="Times New Roman"/>
+                                <w:b/>
+                                <w:bCs/>
+                                <w:color w:val="000000"/>
                                 <w:sz w:val="28"/>
                                 <w:szCs w:val="28"/>
                               </w:rPr>
-                              <w:t>{thang_cap}</w:t>
+                              <w:t>{ten_doanh_nghiep}</w:t>
                             </w:r>
-                          </w:p>
-                          <w:p>
-                            <w:pPr>
-                              <w:rPr>
-                                <w:rFonts w:ascii="Times New Roman" w:hAnsi="Times New Roman" w:cs="Times New Roman"/>
-                                <w:sz w:val="28"/>
-                                <w:szCs w:val="28"/>
-                              </w:rPr>
-                            </w:pPr>
-                          </w:p>
-                          <w:p>
-                            <w:pPr>
-                              <w:rPr>
-                                <w:rFonts w:ascii="Times New Roman" w:hAnsi="Times New Roman" w:cs="Times New Roman"/>
-                                <w:sz w:val="28"/>
-                                <w:szCs w:val="28"/>
-                              </w:rPr>
-                            </w:pPr>
-                          </w:p>
-                          <w:p>
-                            <w:pPr>
-                              <w:rPr>
-                                <w:rFonts w:ascii="Times New Roman" w:hAnsi="Times New Roman" w:cs="Times New Roman"/>
-                                <w:sz w:val="28"/>
-                                <w:szCs w:val="28"/>
-                              </w:rPr>
-                            </w:pPr>
                           </w:p>
                         </w:txbxContent>
                       </wps:txbx>
@@ -1612,52 +1655,35 @@
           </mc:Choice>
           <mc:Fallback>
             <w:pict>
-              <v:shape w14:anchorId="1CFB894E" id="Text Box 30" o:spid="_x0000_s1038" type="#_x0000_t202" style="position:absolute;margin-left:50.2pt;margin-top:360.9pt;width:55.8pt;height:24.6pt;z-index:251427328;visibility:visible;mso-wrap-style:square;mso-width-percent:0;mso-height-percent:0;mso-wrap-distance-left:9pt;mso-wrap-distance-top:0;mso-wrap-distance-right:9pt;mso-wrap-distance-bottom:0;mso-position-horizontal:absolute;mso-position-horizontal-relative:margin;mso-position-vertical:absolute;mso-position-vertical-relative:page;mso-width-percent:0;mso-height-percent:0;mso-width-relative:margin;mso-height-relative:margin;v-text-anchor:top" o:gfxdata="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" filled="f" stroked="f" strokeweight=".5pt">
+              <v:shapetype w14:anchorId="5D9D17DB" id="_x0000_t202" coordsize="21600,21600" o:spt="202" path="m,l,21600r21600,l21600,xe">
+                <v:stroke joinstyle="miter"/>
+                <v:path gradientshapeok="t" o:connecttype="rect"/>
+              </v:shapetype>
+              <v:shape id="Text Box 25" o:spid="_x0000_s1037" type="#_x0000_t202" style="position:absolute;margin-left:64.95pt;margin-top:249.8pt;width:391.8pt;height:29.1pt;z-index:251888128;visibility:visible;mso-wrap-style:square;mso-width-percent:0;mso-height-percent:0;mso-wrap-distance-left:9pt;mso-wrap-distance-top:0;mso-wrap-distance-right:9pt;mso-wrap-distance-bottom:0;mso-position-horizontal:absolute;mso-position-horizontal-relative:margin;mso-position-vertical:absolute;mso-position-vertical-relative:page;mso-width-percent:0;mso-height-percent:0;mso-width-relative:margin;mso-height-relative:margin;v-text-anchor:top" o:gfxdata="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" filled="f" stroked="f" strokeweight=".5pt">
                 <v:textbox>
                   <w:txbxContent>
                     <w:p>
                       <w:pPr>
+                        <w:spacing w:after="0"/>
                         <w:rPr>
                           <w:rFonts w:ascii="Times New Roman" w:hAnsi="Times New Roman" w:cs="Times New Roman"/>
+                          <w:b/>
+                          <w:bCs/>
                           <w:sz w:val="28"/>
                           <w:szCs w:val="28"/>
                         </w:rPr>
                       </w:pPr>
                       <w:r>
                         <w:rPr>
-                          <w:rFonts w:ascii="Times New Roman" w:hAnsi="Times New Roman" w:cs="Times New Roman"/>
+                          <w:rFonts w:ascii="Times New Roman" w:eastAsia="Times New Roman" w:hAnsi="Times New Roman" w:cs="Times New Roman"/>
+                          <w:b/>
+                          <w:bCs/>
+                          <w:color w:val="000000"/>
                           <w:sz w:val="28"/>
                           <w:szCs w:val="28"/>
                         </w:rPr>
-                        <w:t>{thang_cap}</w:t>
+                        <w:t>{ten_doanh_nghiep}</w:t>
                       </w:r>
-                    </w:p>
-                    <w:p>
-                      <w:pPr>
-                        <w:rPr>
-                          <w:rFonts w:ascii="Times New Roman" w:hAnsi="Times New Roman" w:cs="Times New Roman"/>
-                          <w:sz w:val="28"/>
-                          <w:szCs w:val="28"/>
-                        </w:rPr>
-                      </w:pPr>
-                    </w:p>
-                    <w:p>
-                      <w:pPr>
-                        <w:rPr>
-                          <w:rFonts w:ascii="Times New Roman" w:hAnsi="Times New Roman" w:cs="Times New Roman"/>
-                          <w:sz w:val="28"/>
-                          <w:szCs w:val="28"/>
-                        </w:rPr>
-                      </w:pPr>
-                    </w:p>
-                    <w:p>
-                      <w:pPr>
-                        <w:rPr>
-                          <w:rFonts w:ascii="Times New Roman" w:hAnsi="Times New Roman" w:cs="Times New Roman"/>
-                          <w:sz w:val="28"/>
-                          <w:szCs w:val="28"/>
-                        </w:rPr>
-                      </w:pPr>
                     </w:p>
                   </w:txbxContent>
                 </v:textbox>
@@ -1667,6 +1693,14 @@
           </mc:Fallback>
         </mc:AlternateContent>
       </w:r>
+    </w:p>
+    <w:p>
+      <w:pPr>
+        <w:rPr>
+          <w:b/>
+          <w:bCs/>
+        </w:rPr>
+      </w:pPr>
       <w:r>
         <w:rPr>
           <w:b/>
@@ -1676,18 +1710,18 @@
         <mc:AlternateContent>
           <mc:Choice Requires="wps">
             <w:drawing>
-              <wp:anchor distT="0" distB="0" distL="114300" distR="114300" simplePos="0" relativeHeight="251337216" behindDoc="0" locked="0" layoutInCell="1" allowOverlap="1" wp14:anchorId="03BD56DD" wp14:editId="04AED4CA">
+              <wp:anchor distT="0" distB="0" distL="114300" distR="114300" simplePos="0" relativeHeight="251243008" behindDoc="0" locked="0" layoutInCell="1" allowOverlap="1" wp14:anchorId="56197413" wp14:editId="16E26249">
                 <wp:simplePos x="0" y="0"/>
                 <wp:positionH relativeFrom="margin">
-                  <wp:posOffset>1194435</wp:posOffset>
+                  <wp:posOffset>216535</wp:posOffset>
                 </wp:positionH>
                 <wp:positionV relativeFrom="page">
-                  <wp:posOffset>4585335</wp:posOffset>
+                  <wp:posOffset>3475990</wp:posOffset>
                 </wp:positionV>
-                <wp:extent cx="633095" cy="312420"/>
+                <wp:extent cx="6243955" cy="334645"/>
                 <wp:effectExtent l="0" t="0" r="0" b="0"/>
                 <wp:wrapNone/>
-                <wp:docPr id="31" name="Text Box 31"/>
+                <wp:docPr id="26" name="Text Box 26"/>
                 <wp:cNvGraphicFramePr/>
                 <a:graphic xmlns:a="http://schemas.openxmlformats.org/drawingml/2006/main">
                   <a:graphicData uri="http://schemas.microsoft.com/office/word/2010/wordprocessingShape">
@@ -1696,7 +1730,7 @@
                       <wps:spPr>
                         <a:xfrm>
                           <a:off x="0" y="0"/>
-                          <a:ext cx="633095" cy="312420"/>
+                          <a:ext cx="6243955" cy="334645"/>
                         </a:xfrm>
                         <a:prstGeom prst="rect">
                           <a:avLst/>
@@ -1710,42 +1744,24 @@
                         <w:txbxContent>
                           <w:p>
                             <w:pPr>
-                              <w:jc w:val="center"/>
                               <w:rPr>
                                 <w:rFonts w:ascii="Times New Roman" w:hAnsi="Times New Roman" w:cs="Times New Roman"/>
+                                <w:b/>
+                                <w:bCs/>
                                 <w:sz w:val="28"/>
                                 <w:szCs w:val="28"/>
-                                <w:lang w:val="vi-VN"/>
                               </w:rPr>
                             </w:pPr>
                             <w:r>
                               <w:rPr>
                                 <w:rFonts w:ascii="Times New Roman" w:hAnsi="Times New Roman" w:cs="Times New Roman"/>
+                                <w:b/>
+                                <w:bCs/>
                                 <w:sz w:val="28"/>
                                 <w:szCs w:val="28"/>
                               </w:rPr>
-                              <w:t>{nam_cap}</w:t>
+                              <w:t>{dia_chi}</w:t>
                             </w:r>
-                          </w:p>
-                          <w:p>
-                            <w:pPr>
-                              <w:rPr>
-                                <w:rFonts w:ascii="Times New Roman" w:hAnsi="Times New Roman" w:cs="Times New Roman"/>
-                                <w:sz w:val="28"/>
-                                <w:szCs w:val="28"/>
-                              </w:rPr>
-                            </w:pPr>
-                          </w:p>
-                          <w:p>
-                            <w:pPr>
-                              <w:jc w:val="center"/>
-                              <w:rPr>
-                                <w:rFonts w:ascii="Times New Roman" w:hAnsi="Times New Roman" w:cs="Times New Roman"/>
-                                <w:sz w:val="28"/>
-                                <w:szCs w:val="28"/>
-                                <w:lang w:val="vi-VN"/>
-                              </w:rPr>
-                            </w:pPr>
                           </w:p>
                         </w:txbxContent>
                       </wps:txbx>
@@ -1769,47 +1785,29 @@
           </mc:Choice>
           <mc:Fallback>
             <w:pict>
-              <v:shape w14:anchorId="03BD56DD" id="Text Box 31" o:spid="_x0000_s1039" type="#_x0000_t202" style="position:absolute;margin-left:94.05pt;margin-top:361.05pt;width:49.85pt;height:24.6pt;z-index:251337216;visibility:visible;mso-wrap-style:square;mso-width-percent:0;mso-height-percent:0;mso-wrap-distance-left:9pt;mso-wrap-distance-top:0;mso-wrap-distance-right:9pt;mso-wrap-distance-bottom:0;mso-position-horizontal:absolute;mso-position-horizontal-relative:margin;mso-position-vertical:absolute;mso-position-vertical-relative:page;mso-width-percent:0;mso-height-percent:0;mso-width-relative:margin;mso-height-relative:margin;v-text-anchor:top" o:gfxdata="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" filled="f" stroked="f" strokeweight=".5pt">
+              <v:shape w14:anchorId="56197413" id="Text Box 26" o:spid="_x0000_s1038" type="#_x0000_t202" style="position:absolute;margin-left:17.05pt;margin-top:273.7pt;width:491.65pt;height:26.35pt;z-index:251243008;visibility:visible;mso-wrap-style:square;mso-width-percent:0;mso-height-percent:0;mso-wrap-distance-left:9pt;mso-wrap-distance-top:0;mso-wrap-distance-right:9pt;mso-wrap-distance-bottom:0;mso-position-horizontal:absolute;mso-position-horizontal-relative:margin;mso-position-vertical:absolute;mso-position-vertical-relative:page;mso-width-percent:0;mso-height-percent:0;mso-width-relative:margin;mso-height-relative:margin;v-text-anchor:top" o:gfxdata="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" filled="f" stroked="f" strokeweight=".5pt">
                 <v:textbox>
                   <w:txbxContent>
                     <w:p>
                       <w:pPr>
-                        <w:jc w:val="center"/>
                         <w:rPr>
                           <w:rFonts w:ascii="Times New Roman" w:hAnsi="Times New Roman" w:cs="Times New Roman"/>
+                          <w:b/>
+                          <w:bCs/>
                           <w:sz w:val="28"/>
                           <w:szCs w:val="28"/>
-                          <w:lang w:val="vi-VN"/>
                         </w:rPr>
                       </w:pPr>
                       <w:r>
                         <w:rPr>
                           <w:rFonts w:ascii="Times New Roman" w:hAnsi="Times New Roman" w:cs="Times New Roman"/>
+                          <w:b/>
+                          <w:bCs/>
                           <w:sz w:val="28"/>
                           <w:szCs w:val="28"/>
                         </w:rPr>
-                        <w:t>{nam_cap}</w:t>
+                        <w:t>{dia_chi}</w:t>
                       </w:r>
-                    </w:p>
-                    <w:p>
-                      <w:pPr>
-                        <w:rPr>
-                          <w:rFonts w:ascii="Times New Roman" w:hAnsi="Times New Roman" w:cs="Times New Roman"/>
-                          <w:sz w:val="28"/>
-                          <w:szCs w:val="28"/>
-                        </w:rPr>
-                      </w:pPr>
-                    </w:p>
-                    <w:p>
-                      <w:pPr>
-                        <w:jc w:val="center"/>
-                        <w:rPr>
-                          <w:rFonts w:ascii="Times New Roman" w:hAnsi="Times New Roman" w:cs="Times New Roman"/>
-                          <w:sz w:val="28"/>
-                          <w:szCs w:val="28"/>
-                          <w:lang w:val="vi-VN"/>
-                        </w:rPr>
-                      </w:pPr>
                     </w:p>
                   </w:txbxContent>
                 </v:textbox>
@@ -1819,6 +1817,14 @@
           </mc:Fallback>
         </mc:AlternateContent>
       </w:r>
+    </w:p>
+    <w:p>
+      <w:pPr>
+        <w:rPr>
+          <w:b/>
+          <w:bCs/>
+        </w:rPr>
+      </w:pPr>
       <w:r>
         <w:rPr>
           <w:b/>
@@ -1828,18 +1834,18 @@
         <mc:AlternateContent>
           <mc:Choice Requires="wps">
             <w:drawing>
-              <wp:anchor distT="0" distB="0" distL="114300" distR="114300" simplePos="0" relativeHeight="251284992" behindDoc="0" locked="0" layoutInCell="1" allowOverlap="1" wp14:anchorId="36533867" wp14:editId="48D559C2">
+              <wp:anchor distT="0" distB="0" distL="114300" distR="114300" simplePos="0" relativeHeight="251191808" behindDoc="0" locked="0" layoutInCell="1" allowOverlap="1" wp14:anchorId="4BCD0B31" wp14:editId="70343FA0">
                 <wp:simplePos x="0" y="0"/>
                 <wp:positionH relativeFrom="page">
-                  <wp:posOffset>3710940</wp:posOffset>
+                  <wp:posOffset>5678170</wp:posOffset>
                 </wp:positionH>
                 <wp:positionV relativeFrom="page">
-                  <wp:posOffset>4581525</wp:posOffset>
+                  <wp:posOffset>3989705</wp:posOffset>
                 </wp:positionV>
-                <wp:extent cx="3215640" cy="342900"/>
+                <wp:extent cx="1581150" cy="312420"/>
                 <wp:effectExtent l="0" t="0" r="0" b="0"/>
                 <wp:wrapNone/>
-                <wp:docPr id="32" name="Text Box 32"/>
+                <wp:docPr id="28" name="Text Box 28"/>
                 <wp:cNvGraphicFramePr/>
                 <a:graphic xmlns:a="http://schemas.openxmlformats.org/drawingml/2006/main">
                   <a:graphicData uri="http://schemas.microsoft.com/office/word/2010/wordprocessingShape">
@@ -1848,7 +1854,7 @@
                       <wps:spPr>
                         <a:xfrm>
                           <a:off x="0" y="0"/>
-                          <a:ext cx="3215640" cy="342900"/>
+                          <a:ext cx="1581150" cy="312420"/>
                         </a:xfrm>
                         <a:prstGeom prst="rect">
                           <a:avLst/>
@@ -1864,6 +1870,8 @@
                             <w:pPr>
                               <w:rPr>
                                 <w:rFonts w:ascii="Times New Roman" w:hAnsi="Times New Roman" w:cs="Times New Roman"/>
+                                <w:b/>
+                                <w:bCs/>
                                 <w:sz w:val="28"/>
                                 <w:szCs w:val="28"/>
                               </w:rPr>
@@ -1871,11 +1879,24 @@
                             <w:r>
                               <w:rPr>
                                 <w:rFonts w:ascii="Times New Roman" w:hAnsi="Times New Roman" w:cs="Times New Roman"/>
+                                <w:b/>
+                                <w:bCs/>
                                 <w:sz w:val="28"/>
                                 <w:szCs w:val="28"/>
                               </w:rPr>
-                              <w:t>{co_quan_cap}</w:t>
+                              <w:t>{so_dkkd}</w:t>
                             </w:r>
+                          </w:p>
+                          <w:p>
+                            <w:pPr>
+                              <w:rPr>
+                                <w:rFonts w:ascii="Times New Roman" w:hAnsi="Times New Roman" w:cs="Times New Roman"/>
+                                <w:b/>
+                                <w:bCs/>
+                                <w:sz w:val="28"/>
+                                <w:szCs w:val="28"/>
+                              </w:rPr>
+                            </w:pPr>
                           </w:p>
                         </w:txbxContent>
                       </wps:txbx>
@@ -1899,13 +1920,15 @@
           </mc:Choice>
           <mc:Fallback>
             <w:pict>
-              <v:shape w14:anchorId="36533867" id="Text Box 32" o:spid="_x0000_s1040" type="#_x0000_t202" style="position:absolute;margin-left:292.2pt;margin-top:360.75pt;width:253.2pt;height:27pt;z-index:251284992;visibility:visible;mso-wrap-style:square;mso-width-percent:0;mso-height-percent:0;mso-wrap-distance-left:9pt;mso-wrap-distance-top:0;mso-wrap-distance-right:9pt;mso-wrap-distance-bottom:0;mso-position-horizontal:absolute;mso-position-horizontal-relative:page;mso-position-vertical:absolute;mso-position-vertical-relative:page;mso-width-percent:0;mso-height-percent:0;mso-width-relative:margin;mso-height-relative:margin;v-text-anchor:top" o:gfxdata="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" filled="f" stroked="f" strokeweight=".5pt">
+              <v:shape w14:anchorId="4BCD0B31" id="Text Box 28" o:spid="_x0000_s1039" type="#_x0000_t202" style="position:absolute;margin-left:447.1pt;margin-top:314.15pt;width:124.5pt;height:24.6pt;z-index:251191808;visibility:visible;mso-wrap-style:square;mso-width-percent:0;mso-height-percent:0;mso-wrap-distance-left:9pt;mso-wrap-distance-top:0;mso-wrap-distance-right:9pt;mso-wrap-distance-bottom:0;mso-position-horizontal:absolute;mso-position-horizontal-relative:page;mso-position-vertical:absolute;mso-position-vertical-relative:page;mso-width-percent:0;mso-height-percent:0;mso-width-relative:margin;mso-height-relative:margin;v-text-anchor:top" o:gfxdata="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" filled="f" stroked="f" strokeweight=".5pt">
                 <v:textbox>
                   <w:txbxContent>
                     <w:p>
                       <w:pPr>
                         <w:rPr>
                           <w:rFonts w:ascii="Times New Roman" w:hAnsi="Times New Roman" w:cs="Times New Roman"/>
+                          <w:b/>
+                          <w:bCs/>
                           <w:sz w:val="28"/>
                           <w:szCs w:val="28"/>
                         </w:rPr>
@@ -1913,11 +1936,24 @@
                       <w:r>
                         <w:rPr>
                           <w:rFonts w:ascii="Times New Roman" w:hAnsi="Times New Roman" w:cs="Times New Roman"/>
+                          <w:b/>
+                          <w:bCs/>
                           <w:sz w:val="28"/>
                           <w:szCs w:val="28"/>
                         </w:rPr>
-                        <w:t>{co_quan_cap}</w:t>
+                        <w:t>{so_dkkd}</w:t>
                       </w:r>
+                    </w:p>
+                    <w:p>
+                      <w:pPr>
+                        <w:rPr>
+                          <w:rFonts w:ascii="Times New Roman" w:hAnsi="Times New Roman" w:cs="Times New Roman"/>
+                          <w:b/>
+                          <w:bCs/>
+                          <w:sz w:val="28"/>
+                          <w:szCs w:val="28"/>
+                        </w:rPr>
+                      </w:pPr>
                     </w:p>
                   </w:txbxContent>
                 </v:textbox>
@@ -1927,14 +1963,6 @@
           </mc:Fallback>
         </mc:AlternateContent>
       </w:r>
-    </w:p>
-    <w:p>
-      <w:pPr>
-        <w:rPr>
-          <w:b/>
-          <w:bCs/>
-        </w:rPr>
-      </w:pPr>
       <w:r>
         <w:rPr>
           <w:b/>
@@ -1944,18 +1972,18 @@
         <mc:AlternateContent>
           <mc:Choice Requires="wps">
             <w:drawing>
-              <wp:anchor distT="0" distB="0" distL="114300" distR="114300" simplePos="0" relativeHeight="251858432" behindDoc="0" locked="0" layoutInCell="1" allowOverlap="1" wp14:anchorId="3202C790" wp14:editId="477CBE50">
+              <wp:anchor distT="0" distB="0" distL="114300" distR="114300" simplePos="0" relativeHeight="251471360" behindDoc="0" locked="0" layoutInCell="1" allowOverlap="1" wp14:anchorId="414EA35A" wp14:editId="02C5900F">
                 <wp:simplePos x="0" y="0"/>
-                <wp:positionH relativeFrom="margin">
-                  <wp:posOffset>2438400</wp:posOffset>
+                <wp:positionH relativeFrom="column">
+                  <wp:posOffset>739140</wp:posOffset>
                 </wp:positionH>
                 <wp:positionV relativeFrom="page">
-                  <wp:posOffset>4862195</wp:posOffset>
+                  <wp:posOffset>3732530</wp:posOffset>
                 </wp:positionV>
-                <wp:extent cx="3261360" cy="312420"/>
+                <wp:extent cx="5173980" cy="312420"/>
                 <wp:effectExtent l="0" t="0" r="0" b="0"/>
                 <wp:wrapNone/>
-                <wp:docPr id="33" name="Text Box 33"/>
+                <wp:docPr id="27" name="Text Box 27"/>
                 <wp:cNvGraphicFramePr/>
                 <a:graphic xmlns:a="http://schemas.openxmlformats.org/drawingml/2006/main">
                   <a:graphicData uri="http://schemas.microsoft.com/office/word/2010/wordprocessingShape">
@@ -1964,7 +1992,7 @@
                       <wps:spPr>
                         <a:xfrm>
                           <a:off x="0" y="0"/>
-                          <a:ext cx="3261360" cy="312420"/>
+                          <a:ext cx="5173980" cy="312420"/>
                         </a:xfrm>
                         <a:prstGeom prst="rect">
                           <a:avLst/>
@@ -1980,6 +2008,8 @@
                             <w:pPr>
                               <w:rPr>
                                 <w:rFonts w:ascii="Times New Roman" w:hAnsi="Times New Roman" w:cs="Times New Roman"/>
+                                <w:b/>
+                                <w:bCs/>
                                 <w:sz w:val="28"/>
                                 <w:szCs w:val="28"/>
                               </w:rPr>
@@ -1987,11 +2017,13 @@
                             <w:r>
                               <w:rPr>
                                 <w:rFonts w:ascii="Times New Roman" w:eastAsia="Times New Roman" w:hAnsi="Times New Roman" w:cs="Times New Roman"/>
+                                <w:b/>
+                                <w:bCs/>
                                 <w:color w:val="000000"/>
                                 <w:sz w:val="28"/>
                                 <w:szCs w:val="28"/>
                               </w:rPr>
-                              <w:t>{nguoi_dai_dien}</w:t>
+                              <w:t>{so_dien_thoai}</w:t>
                             </w:r>
                           </w:p>
                         </w:txbxContent>
@@ -2016,13 +2048,15 @@
           </mc:Choice>
           <mc:Fallback>
             <w:pict>
-              <v:shape w14:anchorId="3202C790" id="Text Box 33" o:spid="_x0000_s1041" type="#_x0000_t202" style="position:absolute;margin-left:192pt;margin-top:382.85pt;width:256.8pt;height:24.6pt;z-index:251858432;visibility:visible;mso-wrap-style:square;mso-width-percent:0;mso-height-percent:0;mso-wrap-distance-left:9pt;mso-wrap-distance-top:0;mso-wrap-distance-right:9pt;mso-wrap-distance-bottom:0;mso-position-horizontal:absolute;mso-position-horizontal-relative:margin;mso-position-vertical:absolute;mso-position-vertical-relative:page;mso-width-percent:0;mso-height-percent:0;mso-width-relative:margin;mso-height-relative:margin;v-text-anchor:top" o:gfxdata="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" filled="f" stroked="f" strokeweight=".5pt">
+              <v:shape w14:anchorId="414EA35A" id="Text Box 27" o:spid="_x0000_s1040" type="#_x0000_t202" style="position:absolute;margin-left:58.2pt;margin-top:293.9pt;width:407.4pt;height:24.6pt;z-index:251471360;visibility:visible;mso-wrap-style:square;mso-width-percent:0;mso-height-percent:0;mso-wrap-distance-left:9pt;mso-wrap-distance-top:0;mso-wrap-distance-right:9pt;mso-wrap-distance-bottom:0;mso-position-horizontal:absolute;mso-position-horizontal-relative:text;mso-position-vertical:absolute;mso-position-vertical-relative:page;mso-width-percent:0;mso-height-percent:0;mso-width-relative:margin;mso-height-relative:margin;v-text-anchor:top" o:gfxdata="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" filled="f" stroked="f" strokeweight=".5pt">
                 <v:textbox>
                   <w:txbxContent>
                     <w:p>
                       <w:pPr>
                         <w:rPr>
                           <w:rFonts w:ascii="Times New Roman" w:hAnsi="Times New Roman" w:cs="Times New Roman"/>
+                          <w:b/>
+                          <w:bCs/>
                           <w:sz w:val="28"/>
                           <w:szCs w:val="28"/>
                         </w:rPr>
@@ -2030,6 +2064,734 @@
                       <w:r>
                         <w:rPr>
                           <w:rFonts w:ascii="Times New Roman" w:eastAsia="Times New Roman" w:hAnsi="Times New Roman" w:cs="Times New Roman"/>
+                          <w:b/>
+                          <w:bCs/>
+                          <w:color w:val="000000"/>
+                          <w:sz w:val="28"/>
+                          <w:szCs w:val="28"/>
+                        </w:rPr>
+                        <w:t>{so_dien_thoai}</w:t>
+                      </w:r>
+                    </w:p>
+                  </w:txbxContent>
+                </v:textbox>
+                <w10:wrap anchory="page"/>
+              </v:shape>
+            </w:pict>
+          </mc:Fallback>
+        </mc:AlternateContent>
+      </w:r>
+      <w:r>
+        <w:rPr>
+          <w:b/>
+          <w:bCs/>
+          <w:noProof/>
+        </w:rPr>
+        <mc:AlternateContent>
+          <mc:Choice Requires="wps">
+            <w:drawing>
+              <wp:anchor distT="0" distB="0" distL="114300" distR="114300" simplePos="0" relativeHeight="251388416" behindDoc="0" locked="0" layoutInCell="1" allowOverlap="1" wp14:anchorId="2A5D391E" wp14:editId="22110A51">
+                <wp:simplePos x="0" y="0"/>
+                <wp:positionH relativeFrom="margin">
+                  <wp:posOffset>-26670</wp:posOffset>
+                </wp:positionH>
+                <wp:positionV relativeFrom="page">
+                  <wp:posOffset>4271645</wp:posOffset>
+                </wp:positionV>
+                <wp:extent cx="720090" cy="312420"/>
+                <wp:effectExtent l="0" t="0" r="0" b="0"/>
+                <wp:wrapNone/>
+                <wp:docPr id="29" name="Text Box 29"/>
+                <wp:cNvGraphicFramePr/>
+                <a:graphic xmlns:a="http://schemas.openxmlformats.org/drawingml/2006/main">
+                  <a:graphicData uri="http://schemas.microsoft.com/office/word/2010/wordprocessingShape">
+                    <wps:wsp>
+                      <wps:cNvSpPr txBox="1"/>
+                      <wps:spPr>
+                        <a:xfrm>
+                          <a:off x="0" y="0"/>
+                          <a:ext cx="720090" cy="312420"/>
+                        </a:xfrm>
+                        <a:prstGeom prst="rect">
+                          <a:avLst/>
+                        </a:prstGeom>
+                        <a:noFill/>
+                        <a:ln w="6350">
+                          <a:noFill/>
+                        </a:ln>
+                      </wps:spPr>
+                      <wps:txbx>
+                        <w:txbxContent>
+                          <w:p>
+                            <w:pPr>
+                              <w:rPr>
+                                <w:rFonts w:ascii="Times New Roman" w:hAnsi="Times New Roman" w:cs="Times New Roman"/>
+                                <w:b/>
+                                <w:bCs/>
+                                <w:sz w:val="26"/>
+                                <w:szCs w:val="26"/>
+                                <w:lang w:val="vi-VN"/>
+                              </w:rPr>
+                            </w:pPr>
+                            <w:r>
+                              <w:rPr>
+                                <w:rFonts w:ascii="Times New Roman" w:hAnsi="Times New Roman" w:cs="Times New Roman"/>
+                                <w:b/>
+                                <w:bCs/>
+                                <w:sz w:val="26"/>
+                                <w:szCs w:val="26"/>
+                              </w:rPr>
+                              <w:t>{ngay_cap}</w:t>
+                            </w:r>
+                          </w:p>
+                          <w:p>
+                            <w:pPr>
+                              <w:rPr>
+                                <w:rFonts w:ascii="Times New Roman" w:hAnsi="Times New Roman" w:cs="Times New Roman"/>
+                                <w:b/>
+                                <w:bCs/>
+                                <w:sz w:val="26"/>
+                                <w:szCs w:val="26"/>
+                                <w:lang w:val="vi-VN"/>
+                              </w:rPr>
+                            </w:pPr>
+                          </w:p>
+                        </w:txbxContent>
+                      </wps:txbx>
+                      <wps:bodyPr rot="0" spcFirstLastPara="0" vertOverflow="overflow" horzOverflow="overflow" vert="horz" wrap="square" lIns="91440" tIns="45720" rIns="91440" bIns="45720" numCol="1" spcCol="0" rtlCol="0" fromWordArt="0" anchor="t" anchorCtr="0" forceAA="0" compatLnSpc="1">
+                        <a:prstTxWarp prst="textNoShape">
+                          <a:avLst/>
+                        </a:prstTxWarp>
+                        <a:noAutofit/>
+                      </wps:bodyPr>
+                    </wps:wsp>
+                  </a:graphicData>
+                </a:graphic>
+                <wp14:sizeRelH relativeFrom="margin">
+                  <wp14:pctWidth>0</wp14:pctWidth>
+                </wp14:sizeRelH>
+                <wp14:sizeRelV relativeFrom="margin">
+                  <wp14:pctHeight>0</wp14:pctHeight>
+                </wp14:sizeRelV>
+              </wp:anchor>
+            </w:drawing>
+          </mc:Choice>
+          <mc:Fallback>
+            <w:pict>
+              <v:shape w14:anchorId="2A5D391E" id="Text Box 29" o:spid="_x0000_s1041" type="#_x0000_t202" style="position:absolute;margin-left:-2.1pt;margin-top:336.35pt;width:56.7pt;height:24.6pt;z-index:251388416;visibility:visible;mso-wrap-style:square;mso-width-percent:0;mso-height-percent:0;mso-wrap-distance-left:9pt;mso-wrap-distance-top:0;mso-wrap-distance-right:9pt;mso-wrap-distance-bottom:0;mso-position-horizontal:absolute;mso-position-horizontal-relative:margin;mso-position-vertical:absolute;mso-position-vertical-relative:page;mso-width-percent:0;mso-height-percent:0;mso-width-relative:margin;mso-height-relative:margin;v-text-anchor:top" o:gfxdata="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" filled="f" stroked="f" strokeweight=".5pt">
+                <v:textbox>
+                  <w:txbxContent>
+                    <w:p>
+                      <w:pPr>
+                        <w:rPr>
+                          <w:rFonts w:ascii="Times New Roman" w:hAnsi="Times New Roman" w:cs="Times New Roman"/>
+                          <w:b/>
+                          <w:bCs/>
+                          <w:sz w:val="26"/>
+                          <w:szCs w:val="26"/>
+                          <w:lang w:val="vi-VN"/>
+                        </w:rPr>
+                      </w:pPr>
+                      <w:r>
+                        <w:rPr>
+                          <w:rFonts w:ascii="Times New Roman" w:hAnsi="Times New Roman" w:cs="Times New Roman"/>
+                          <w:b/>
+                          <w:bCs/>
+                          <w:sz w:val="26"/>
+                          <w:szCs w:val="26"/>
+                        </w:rPr>
+                        <w:t>{ngay_cap}</w:t>
+                      </w:r>
+                    </w:p>
+                    <w:p>
+                      <w:pPr>
+                        <w:rPr>
+                          <w:rFonts w:ascii="Times New Roman" w:hAnsi="Times New Roman" w:cs="Times New Roman"/>
+                          <w:b/>
+                          <w:bCs/>
+                          <w:sz w:val="26"/>
+                          <w:szCs w:val="26"/>
+                          <w:lang w:val="vi-VN"/>
+                        </w:rPr>
+                      </w:pPr>
+                    </w:p>
+                  </w:txbxContent>
+                </v:textbox>
+                <w10:wrap anchorx="margin" anchory="page"/>
+              </v:shape>
+            </w:pict>
+          </mc:Fallback>
+        </mc:AlternateContent>
+      </w:r>
+      <w:r>
+        <w:rPr>
+          <w:b/>
+          <w:bCs/>
+          <w:noProof/>
+        </w:rPr>
+        <mc:AlternateContent>
+          <mc:Choice Requires="wps">
+            <w:drawing>
+              <wp:anchor distT="0" distB="0" distL="114300" distR="114300" simplePos="0" relativeHeight="251427328" behindDoc="0" locked="0" layoutInCell="1" allowOverlap="1" wp14:anchorId="1CFB894E" wp14:editId="14AF3F03">
+                <wp:simplePos x="0" y="0"/>
+                <wp:positionH relativeFrom="margin">
+                  <wp:posOffset>695325</wp:posOffset>
+                </wp:positionH>
+                <wp:positionV relativeFrom="page">
+                  <wp:posOffset>4269740</wp:posOffset>
+                </wp:positionV>
+                <wp:extent cx="708660" cy="312420"/>
+                <wp:effectExtent l="0" t="0" r="0" b="0"/>
+                <wp:wrapNone/>
+                <wp:docPr id="30" name="Text Box 30"/>
+                <wp:cNvGraphicFramePr/>
+                <a:graphic xmlns:a="http://schemas.openxmlformats.org/drawingml/2006/main">
+                  <a:graphicData uri="http://schemas.microsoft.com/office/word/2010/wordprocessingShape">
+                    <wps:wsp>
+                      <wps:cNvSpPr txBox="1"/>
+                      <wps:spPr>
+                        <a:xfrm>
+                          <a:off x="0" y="0"/>
+                          <a:ext cx="708660" cy="312420"/>
+                        </a:xfrm>
+                        <a:prstGeom prst="rect">
+                          <a:avLst/>
+                        </a:prstGeom>
+                        <a:noFill/>
+                        <a:ln w="6350">
+                          <a:noFill/>
+                        </a:ln>
+                      </wps:spPr>
+                      <wps:txbx>
+                        <w:txbxContent>
+                          <w:p>
+                            <w:pPr>
+                              <w:rPr>
+                                <w:rFonts w:ascii="Times New Roman" w:hAnsi="Times New Roman" w:cs="Times New Roman"/>
+                                <w:b/>
+                                <w:bCs/>
+                                <w:sz w:val="26"/>
+                                <w:szCs w:val="26"/>
+                              </w:rPr>
+                            </w:pPr>
+                            <w:r>
+                              <w:rPr>
+                                <w:rFonts w:ascii="Times New Roman" w:hAnsi="Times New Roman" w:cs="Times New Roman"/>
+                                <w:b/>
+                                <w:bCs/>
+                                <w:sz w:val="26"/>
+                                <w:szCs w:val="26"/>
+                              </w:rPr>
+                              <w:t>{thang_cap}</w:t>
+                            </w:r>
+                          </w:p>
+                          <w:p>
+                            <w:pPr>
+                              <w:rPr>
+                                <w:rFonts w:ascii="Times New Roman" w:hAnsi="Times New Roman" w:cs="Times New Roman"/>
+                                <w:b/>
+                                <w:bCs/>
+                                <w:sz w:val="26"/>
+                                <w:szCs w:val="26"/>
+                              </w:rPr>
+                            </w:pPr>
+                          </w:p>
+                          <w:p>
+                            <w:pPr>
+                              <w:rPr>
+                                <w:rFonts w:ascii="Times New Roman" w:hAnsi="Times New Roman" w:cs="Times New Roman"/>
+                                <w:b/>
+                                <w:bCs/>
+                                <w:sz w:val="26"/>
+                                <w:szCs w:val="26"/>
+                              </w:rPr>
+                            </w:pPr>
+                          </w:p>
+                          <w:p>
+                            <w:pPr>
+                              <w:rPr>
+                                <w:rFonts w:ascii="Times New Roman" w:hAnsi="Times New Roman" w:cs="Times New Roman"/>
+                                <w:b/>
+                                <w:bCs/>
+                                <w:sz w:val="26"/>
+                                <w:szCs w:val="26"/>
+                              </w:rPr>
+                            </w:pPr>
+                          </w:p>
+                        </w:txbxContent>
+                      </wps:txbx>
+                      <wps:bodyPr rot="0" spcFirstLastPara="0" vertOverflow="overflow" horzOverflow="overflow" vert="horz" wrap="square" lIns="91440" tIns="45720" rIns="91440" bIns="45720" numCol="1" spcCol="0" rtlCol="0" fromWordArt="0" anchor="t" anchorCtr="0" forceAA="0" compatLnSpc="1">
+                        <a:prstTxWarp prst="textNoShape">
+                          <a:avLst/>
+                        </a:prstTxWarp>
+                        <a:noAutofit/>
+                      </wps:bodyPr>
+                    </wps:wsp>
+                  </a:graphicData>
+                </a:graphic>
+                <wp14:sizeRelH relativeFrom="margin">
+                  <wp14:pctWidth>0</wp14:pctWidth>
+                </wp14:sizeRelH>
+                <wp14:sizeRelV relativeFrom="margin">
+                  <wp14:pctHeight>0</wp14:pctHeight>
+                </wp14:sizeRelV>
+              </wp:anchor>
+            </w:drawing>
+          </mc:Choice>
+          <mc:Fallback>
+            <w:pict>
+              <v:shape w14:anchorId="1CFB894E" id="Text Box 30" o:spid="_x0000_s1042" type="#_x0000_t202" style="position:absolute;margin-left:54.75pt;margin-top:336.2pt;width:55.8pt;height:24.6pt;z-index:251427328;visibility:visible;mso-wrap-style:square;mso-width-percent:0;mso-height-percent:0;mso-wrap-distance-left:9pt;mso-wrap-distance-top:0;mso-wrap-distance-right:9pt;mso-wrap-distance-bottom:0;mso-position-horizontal:absolute;mso-position-horizontal-relative:margin;mso-position-vertical:absolute;mso-position-vertical-relative:page;mso-width-percent:0;mso-height-percent:0;mso-width-relative:margin;mso-height-relative:margin;v-text-anchor:top" o:gfxdata="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" filled="f" stroked="f" strokeweight=".5pt">
+                <v:textbox>
+                  <w:txbxContent>
+                    <w:p>
+                      <w:pPr>
+                        <w:rPr>
+                          <w:rFonts w:ascii="Times New Roman" w:hAnsi="Times New Roman" w:cs="Times New Roman"/>
+                          <w:b/>
+                          <w:bCs/>
+                          <w:sz w:val="26"/>
+                          <w:szCs w:val="26"/>
+                        </w:rPr>
+                      </w:pPr>
+                      <w:r>
+                        <w:rPr>
+                          <w:rFonts w:ascii="Times New Roman" w:hAnsi="Times New Roman" w:cs="Times New Roman"/>
+                          <w:b/>
+                          <w:bCs/>
+                          <w:sz w:val="26"/>
+                          <w:szCs w:val="26"/>
+                        </w:rPr>
+                        <w:t>{thang_cap}</w:t>
+                      </w:r>
+                    </w:p>
+                    <w:p>
+                      <w:pPr>
+                        <w:rPr>
+                          <w:rFonts w:ascii="Times New Roman" w:hAnsi="Times New Roman" w:cs="Times New Roman"/>
+                          <w:b/>
+                          <w:bCs/>
+                          <w:sz w:val="26"/>
+                          <w:szCs w:val="26"/>
+                        </w:rPr>
+                      </w:pPr>
+                    </w:p>
+                    <w:p>
+                      <w:pPr>
+                        <w:rPr>
+                          <w:rFonts w:ascii="Times New Roman" w:hAnsi="Times New Roman" w:cs="Times New Roman"/>
+                          <w:b/>
+                          <w:bCs/>
+                          <w:sz w:val="26"/>
+                          <w:szCs w:val="26"/>
+                        </w:rPr>
+                      </w:pPr>
+                    </w:p>
+                    <w:p>
+                      <w:pPr>
+                        <w:rPr>
+                          <w:rFonts w:ascii="Times New Roman" w:hAnsi="Times New Roman" w:cs="Times New Roman"/>
+                          <w:b/>
+                          <w:bCs/>
+                          <w:sz w:val="26"/>
+                          <w:szCs w:val="26"/>
+                        </w:rPr>
+                      </w:pPr>
+                    </w:p>
+                  </w:txbxContent>
+                </v:textbox>
+                <w10:wrap anchorx="margin" anchory="page"/>
+              </v:shape>
+            </w:pict>
+          </mc:Fallback>
+        </mc:AlternateContent>
+      </w:r>
+      <w:r>
+        <w:rPr>
+          <w:b/>
+          <w:bCs/>
+          <w:noProof/>
+        </w:rPr>
+        <mc:AlternateContent>
+          <mc:Choice Requires="wps">
+            <w:drawing>
+              <wp:anchor distT="0" distB="0" distL="114300" distR="114300" simplePos="0" relativeHeight="251337216" behindDoc="0" locked="0" layoutInCell="1" allowOverlap="1" wp14:anchorId="03BD56DD" wp14:editId="4E0AF03D">
+                <wp:simplePos x="0" y="0"/>
+                <wp:positionH relativeFrom="margin">
+                  <wp:posOffset>1275080</wp:posOffset>
+                </wp:positionH>
+                <wp:positionV relativeFrom="page">
+                  <wp:posOffset>4271645</wp:posOffset>
+                </wp:positionV>
+                <wp:extent cx="633095" cy="312420"/>
+                <wp:effectExtent l="0" t="0" r="0" b="0"/>
+                <wp:wrapNone/>
+                <wp:docPr id="31" name="Text Box 31"/>
+                <wp:cNvGraphicFramePr/>
+                <a:graphic xmlns:a="http://schemas.openxmlformats.org/drawingml/2006/main">
+                  <a:graphicData uri="http://schemas.microsoft.com/office/word/2010/wordprocessingShape">
+                    <wps:wsp>
+                      <wps:cNvSpPr txBox="1"/>
+                      <wps:spPr>
+                        <a:xfrm>
+                          <a:off x="0" y="0"/>
+                          <a:ext cx="633095" cy="312420"/>
+                        </a:xfrm>
+                        <a:prstGeom prst="rect">
+                          <a:avLst/>
+                        </a:prstGeom>
+                        <a:noFill/>
+                        <a:ln w="6350">
+                          <a:noFill/>
+                        </a:ln>
+                      </wps:spPr>
+                      <wps:txbx>
+                        <w:txbxContent>
+                          <w:p>
+                            <w:pPr>
+                              <w:jc w:val="center"/>
+                              <w:rPr>
+                                <w:rFonts w:ascii="Times New Roman" w:hAnsi="Times New Roman" w:cs="Times New Roman"/>
+                                <w:b/>
+                                <w:bCs/>
+                                <w:sz w:val="26"/>
+                                <w:szCs w:val="26"/>
+                                <w:lang w:val="vi-VN"/>
+                              </w:rPr>
+                            </w:pPr>
+                            <w:r>
+                              <w:rPr>
+                                <w:rFonts w:ascii="Times New Roman" w:hAnsi="Times New Roman" w:cs="Times New Roman"/>
+                                <w:b/>
+                                <w:bCs/>
+                                <w:sz w:val="26"/>
+                                <w:szCs w:val="26"/>
+                              </w:rPr>
+                              <w:t>{nam_cap}</w:t>
+                            </w:r>
+                          </w:p>
+                          <w:p>
+                            <w:pPr>
+                              <w:rPr>
+                                <w:rFonts w:ascii="Times New Roman" w:hAnsi="Times New Roman" w:cs="Times New Roman"/>
+                                <w:b/>
+                                <w:bCs/>
+                                <w:sz w:val="26"/>
+                                <w:szCs w:val="26"/>
+                              </w:rPr>
+                            </w:pPr>
+                          </w:p>
+                          <w:p>
+                            <w:pPr>
+                              <w:jc w:val="center"/>
+                              <w:rPr>
+                                <w:rFonts w:ascii="Times New Roman" w:hAnsi="Times New Roman" w:cs="Times New Roman"/>
+                                <w:b/>
+                                <w:bCs/>
+                                <w:sz w:val="26"/>
+                                <w:szCs w:val="26"/>
+                                <w:lang w:val="vi-VN"/>
+                              </w:rPr>
+                            </w:pPr>
+                          </w:p>
+                        </w:txbxContent>
+                      </wps:txbx>
+                      <wps:bodyPr rot="0" spcFirstLastPara="0" vertOverflow="overflow" horzOverflow="overflow" vert="horz" wrap="square" lIns="91440" tIns="45720" rIns="91440" bIns="45720" numCol="1" spcCol="0" rtlCol="0" fromWordArt="0" anchor="t" anchorCtr="0" forceAA="0" compatLnSpc="1">
+                        <a:prstTxWarp prst="textNoShape">
+                          <a:avLst/>
+                        </a:prstTxWarp>
+                        <a:noAutofit/>
+                      </wps:bodyPr>
+                    </wps:wsp>
+                  </a:graphicData>
+                </a:graphic>
+                <wp14:sizeRelH relativeFrom="margin">
+                  <wp14:pctWidth>0</wp14:pctWidth>
+                </wp14:sizeRelH>
+                <wp14:sizeRelV relativeFrom="margin">
+                  <wp14:pctHeight>0</wp14:pctHeight>
+                </wp14:sizeRelV>
+              </wp:anchor>
+            </w:drawing>
+          </mc:Choice>
+          <mc:Fallback>
+            <w:pict>
+              <v:shape w14:anchorId="03BD56DD" id="Text Box 31" o:spid="_x0000_s1043" type="#_x0000_t202" style="position:absolute;margin-left:100.4pt;margin-top:336.35pt;width:49.85pt;height:24.6pt;z-index:251337216;visibility:visible;mso-wrap-style:square;mso-width-percent:0;mso-height-percent:0;mso-wrap-distance-left:9pt;mso-wrap-distance-top:0;mso-wrap-distance-right:9pt;mso-wrap-distance-bottom:0;mso-position-horizontal:absolute;mso-position-horizontal-relative:margin;mso-position-vertical:absolute;mso-position-vertical-relative:page;mso-width-percent:0;mso-height-percent:0;mso-width-relative:margin;mso-height-relative:margin;v-text-anchor:top" o:gfxdata="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" filled="f" stroked="f" strokeweight=".5pt">
+                <v:textbox>
+                  <w:txbxContent>
+                    <w:p>
+                      <w:pPr>
+                        <w:jc w:val="center"/>
+                        <w:rPr>
+                          <w:rFonts w:ascii="Times New Roman" w:hAnsi="Times New Roman" w:cs="Times New Roman"/>
+                          <w:b/>
+                          <w:bCs/>
+                          <w:sz w:val="26"/>
+                          <w:szCs w:val="26"/>
+                          <w:lang w:val="vi-VN"/>
+                        </w:rPr>
+                      </w:pPr>
+                      <w:r>
+                        <w:rPr>
+                          <w:rFonts w:ascii="Times New Roman" w:hAnsi="Times New Roman" w:cs="Times New Roman"/>
+                          <w:b/>
+                          <w:bCs/>
+                          <w:sz w:val="26"/>
+                          <w:szCs w:val="26"/>
+                        </w:rPr>
+                        <w:t>{nam_cap}</w:t>
+                      </w:r>
+                    </w:p>
+                    <w:p>
+                      <w:pPr>
+                        <w:rPr>
+                          <w:rFonts w:ascii="Times New Roman" w:hAnsi="Times New Roman" w:cs="Times New Roman"/>
+                          <w:b/>
+                          <w:bCs/>
+                          <w:sz w:val="26"/>
+                          <w:szCs w:val="26"/>
+                        </w:rPr>
+                      </w:pPr>
+                    </w:p>
+                    <w:p>
+                      <w:pPr>
+                        <w:jc w:val="center"/>
+                        <w:rPr>
+                          <w:rFonts w:ascii="Times New Roman" w:hAnsi="Times New Roman" w:cs="Times New Roman"/>
+                          <w:b/>
+                          <w:bCs/>
+                          <w:sz w:val="26"/>
+                          <w:szCs w:val="26"/>
+                          <w:lang w:val="vi-VN"/>
+                        </w:rPr>
+                      </w:pPr>
+                    </w:p>
+                  </w:txbxContent>
+                </v:textbox>
+                <w10:wrap anchorx="margin" anchory="page"/>
+              </v:shape>
+            </w:pict>
+          </mc:Fallback>
+        </mc:AlternateContent>
+      </w:r>
+      <w:r>
+        <w:rPr>
+          <w:b/>
+          <w:bCs/>
+          <w:noProof/>
+        </w:rPr>
+        <mc:AlternateContent>
+          <mc:Choice Requires="wps">
+            <w:drawing>
+              <wp:anchor distT="0" distB="0" distL="114300" distR="114300" simplePos="0" relativeHeight="251284992" behindDoc="0" locked="0" layoutInCell="1" allowOverlap="1" wp14:anchorId="36533867" wp14:editId="0F33B748">
+                <wp:simplePos x="0" y="0"/>
+                <wp:positionH relativeFrom="page">
+                  <wp:posOffset>3710940</wp:posOffset>
+                </wp:positionH>
+                <wp:positionV relativeFrom="page">
+                  <wp:posOffset>4269740</wp:posOffset>
+                </wp:positionV>
+                <wp:extent cx="3215640" cy="342900"/>
+                <wp:effectExtent l="0" t="0" r="0" b="0"/>
+                <wp:wrapNone/>
+                <wp:docPr id="32" name="Text Box 32"/>
+                <wp:cNvGraphicFramePr/>
+                <a:graphic xmlns:a="http://schemas.openxmlformats.org/drawingml/2006/main">
+                  <a:graphicData uri="http://schemas.microsoft.com/office/word/2010/wordprocessingShape">
+                    <wps:wsp>
+                      <wps:cNvSpPr txBox="1"/>
+                      <wps:spPr>
+                        <a:xfrm>
+                          <a:off x="0" y="0"/>
+                          <a:ext cx="3215640" cy="342900"/>
+                        </a:xfrm>
+                        <a:prstGeom prst="rect">
+                          <a:avLst/>
+                        </a:prstGeom>
+                        <a:noFill/>
+                        <a:ln w="6350">
+                          <a:noFill/>
+                        </a:ln>
+                      </wps:spPr>
+                      <wps:txbx>
+                        <w:txbxContent>
+                          <w:p>
+                            <w:pPr>
+                              <w:rPr>
+                                <w:rFonts w:ascii="Times New Roman" w:hAnsi="Times New Roman" w:cs="Times New Roman"/>
+                                <w:b/>
+                                <w:bCs/>
+                                <w:sz w:val="28"/>
+                                <w:szCs w:val="28"/>
+                              </w:rPr>
+                            </w:pPr>
+                            <w:r>
+                              <w:rPr>
+                                <w:rFonts w:ascii="Times New Roman" w:hAnsi="Times New Roman" w:cs="Times New Roman"/>
+                                <w:b/>
+                                <w:bCs/>
+                                <w:sz w:val="28"/>
+                                <w:szCs w:val="28"/>
+                              </w:rPr>
+                              <w:t>{co_quan_cap}</w:t>
+                            </w:r>
+                          </w:p>
+                        </w:txbxContent>
+                      </wps:txbx>
+                      <wps:bodyPr rot="0" spcFirstLastPara="0" vertOverflow="overflow" horzOverflow="overflow" vert="horz" wrap="square" lIns="91440" tIns="45720" rIns="91440" bIns="45720" numCol="1" spcCol="0" rtlCol="0" fromWordArt="0" anchor="t" anchorCtr="0" forceAA="0" compatLnSpc="1">
+                        <a:prstTxWarp prst="textNoShape">
+                          <a:avLst/>
+                        </a:prstTxWarp>
+                        <a:noAutofit/>
+                      </wps:bodyPr>
+                    </wps:wsp>
+                  </a:graphicData>
+                </a:graphic>
+                <wp14:sizeRelH relativeFrom="margin">
+                  <wp14:pctWidth>0</wp14:pctWidth>
+                </wp14:sizeRelH>
+                <wp14:sizeRelV relativeFrom="margin">
+                  <wp14:pctHeight>0</wp14:pctHeight>
+                </wp14:sizeRelV>
+              </wp:anchor>
+            </w:drawing>
+          </mc:Choice>
+          <mc:Fallback>
+            <w:pict>
+              <v:shape w14:anchorId="36533867" id="Text Box 32" o:spid="_x0000_s1044" type="#_x0000_t202" style="position:absolute;margin-left:292.2pt;margin-top:336.2pt;width:253.2pt;height:27pt;z-index:251284992;visibility:visible;mso-wrap-style:square;mso-width-percent:0;mso-height-percent:0;mso-wrap-distance-left:9pt;mso-wrap-distance-top:0;mso-wrap-distance-right:9pt;mso-wrap-distance-bottom:0;mso-position-horizontal:absolute;mso-position-horizontal-relative:page;mso-position-vertical:absolute;mso-position-vertical-relative:page;mso-width-percent:0;mso-height-percent:0;mso-width-relative:margin;mso-height-relative:margin;v-text-anchor:top" o:gfxdata="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" filled="f" stroked="f" strokeweight=".5pt">
+                <v:textbox>
+                  <w:txbxContent>
+                    <w:p>
+                      <w:pPr>
+                        <w:rPr>
+                          <w:rFonts w:ascii="Times New Roman" w:hAnsi="Times New Roman" w:cs="Times New Roman"/>
+                          <w:b/>
+                          <w:bCs/>
+                          <w:sz w:val="28"/>
+                          <w:szCs w:val="28"/>
+                        </w:rPr>
+                      </w:pPr>
+                      <w:r>
+                        <w:rPr>
+                          <w:rFonts w:ascii="Times New Roman" w:hAnsi="Times New Roman" w:cs="Times New Roman"/>
+                          <w:b/>
+                          <w:bCs/>
+                          <w:sz w:val="28"/>
+                          <w:szCs w:val="28"/>
+                        </w:rPr>
+                        <w:t>{co_quan_cap}</w:t>
+                      </w:r>
+                    </w:p>
+                  </w:txbxContent>
+                </v:textbox>
+                <w10:wrap anchorx="page" anchory="page"/>
+              </v:shape>
+            </w:pict>
+          </mc:Fallback>
+        </mc:AlternateContent>
+      </w:r>
+      <w:r>
+        <w:rPr>
+          <w:b/>
+          <w:bCs/>
+          <w:noProof/>
+        </w:rPr>
+        <mc:AlternateContent>
+          <mc:Choice Requires="wps">
+            <w:drawing>
+              <wp:anchor distT="0" distB="0" distL="114300" distR="114300" simplePos="0" relativeHeight="251858432" behindDoc="0" locked="0" layoutInCell="1" allowOverlap="1" wp14:anchorId="3202C790" wp14:editId="3C4DC963">
+                <wp:simplePos x="0" y="0"/>
+                <wp:positionH relativeFrom="margin">
+                  <wp:posOffset>2438400</wp:posOffset>
+                </wp:positionH>
+                <wp:positionV relativeFrom="page">
+                  <wp:posOffset>4548505</wp:posOffset>
+                </wp:positionV>
+                <wp:extent cx="3261360" cy="312420"/>
+                <wp:effectExtent l="0" t="0" r="0" b="0"/>
+                <wp:wrapNone/>
+                <wp:docPr id="33" name="Text Box 33"/>
+                <wp:cNvGraphicFramePr/>
+                <a:graphic xmlns:a="http://schemas.openxmlformats.org/drawingml/2006/main">
+                  <a:graphicData uri="http://schemas.microsoft.com/office/word/2010/wordprocessingShape">
+                    <wps:wsp>
+                      <wps:cNvSpPr txBox="1"/>
+                      <wps:spPr>
+                        <a:xfrm>
+                          <a:off x="0" y="0"/>
+                          <a:ext cx="3261360" cy="312420"/>
+                        </a:xfrm>
+                        <a:prstGeom prst="rect">
+                          <a:avLst/>
+                        </a:prstGeom>
+                        <a:noFill/>
+                        <a:ln w="6350">
+                          <a:noFill/>
+                        </a:ln>
+                      </wps:spPr>
+                      <wps:txbx>
+                        <w:txbxContent>
+                          <w:p>
+                            <w:pPr>
+                              <w:rPr>
+                                <w:rFonts w:ascii="Times New Roman" w:hAnsi="Times New Roman" w:cs="Times New Roman"/>
+                                <w:b/>
+                                <w:bCs/>
+                                <w:sz w:val="28"/>
+                                <w:szCs w:val="28"/>
+                              </w:rPr>
+                            </w:pPr>
+                            <w:r>
+                              <w:rPr>
+                                <w:rFonts w:ascii="Times New Roman" w:eastAsia="Times New Roman" w:hAnsi="Times New Roman" w:cs="Times New Roman"/>
+                                <w:b/>
+                                <w:bCs/>
+                                <w:color w:val="000000"/>
+                                <w:sz w:val="28"/>
+                                <w:szCs w:val="28"/>
+                              </w:rPr>
+                              <w:t>{nguoi_dai_dien}</w:t>
+                            </w:r>
+                          </w:p>
+                        </w:txbxContent>
+                      </wps:txbx>
+                      <wps:bodyPr rot="0" spcFirstLastPara="0" vertOverflow="overflow" horzOverflow="overflow" vert="horz" wrap="square" lIns="91440" tIns="45720" rIns="91440" bIns="45720" numCol="1" spcCol="0" rtlCol="0" fromWordArt="0" anchor="t" anchorCtr="0" forceAA="0" compatLnSpc="1">
+                        <a:prstTxWarp prst="textNoShape">
+                          <a:avLst/>
+                        </a:prstTxWarp>
+                        <a:noAutofit/>
+                      </wps:bodyPr>
+                    </wps:wsp>
+                  </a:graphicData>
+                </a:graphic>
+                <wp14:sizeRelH relativeFrom="margin">
+                  <wp14:pctWidth>0</wp14:pctWidth>
+                </wp14:sizeRelH>
+                <wp14:sizeRelV relativeFrom="margin">
+                  <wp14:pctHeight>0</wp14:pctHeight>
+                </wp14:sizeRelV>
+              </wp:anchor>
+            </w:drawing>
+          </mc:Choice>
+          <mc:Fallback>
+            <w:pict>
+              <v:shape w14:anchorId="3202C790" id="Text Box 33" o:spid="_x0000_s1045" type="#_x0000_t202" style="position:absolute;margin-left:192pt;margin-top:358.15pt;width:256.8pt;height:24.6pt;z-index:251858432;visibility:visible;mso-wrap-style:square;mso-width-percent:0;mso-height-percent:0;mso-wrap-distance-left:9pt;mso-wrap-distance-top:0;mso-wrap-distance-right:9pt;mso-wrap-distance-bottom:0;mso-position-horizontal:absolute;mso-position-horizontal-relative:margin;mso-position-vertical:absolute;mso-position-vertical-relative:page;mso-width-percent:0;mso-height-percent:0;mso-width-relative:margin;mso-height-relative:margin;v-text-anchor:top" o:gfxdata="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" filled="f" stroked="f" strokeweight=".5pt">
+                <v:textbox>
+                  <w:txbxContent>
+                    <w:p>
+                      <w:pPr>
+                        <w:rPr>
+                          <w:rFonts w:ascii="Times New Roman" w:hAnsi="Times New Roman" w:cs="Times New Roman"/>
+                          <w:b/>
+                          <w:bCs/>
+                          <w:sz w:val="28"/>
+                          <w:szCs w:val="28"/>
+                        </w:rPr>
+                      </w:pPr>
+                      <w:r>
+                        <w:rPr>
+                          <w:rFonts w:ascii="Times New Roman" w:eastAsia="Times New Roman" w:hAnsi="Times New Roman" w:cs="Times New Roman"/>
+                          <w:b/>
+                          <w:bCs/>
                           <w:color w:val="000000"/>
                           <w:sz w:val="28"/>
                           <w:szCs w:val="28"/>
@@ -2053,6 +2815,46 @@
           <w:bCs/>
         </w:rPr>
       </w:pPr>
+    </w:p>
+    <w:p>
+      <w:pPr>
+        <w:rPr>
+          <w:b/>
+          <w:bCs/>
+        </w:rPr>
+      </w:pPr>
+    </w:p>
+    <w:p>
+      <w:pPr>
+        <w:rPr>
+          <w:b/>
+          <w:bCs/>
+        </w:rPr>
+      </w:pPr>
+    </w:p>
+    <w:p>
+      <w:pPr>
+        <w:rPr>
+          <w:b/>
+          <w:bCs/>
+        </w:rPr>
+      </w:pPr>
+    </w:p>
+    <w:p>
+      <w:pPr>
+        <w:rPr>
+          <w:b/>
+          <w:bCs/>
+        </w:rPr>
+      </w:pPr>
+    </w:p>
+    <w:p>
+      <w:pPr>
+        <w:rPr>
+          <w:b/>
+          <w:bCs/>
+        </w:rPr>
+      </w:pPr>
       <w:r>
         <w:rPr>
           <w:b/>
@@ -2062,7 +2864,155 @@
         <mc:AlternateContent>
           <mc:Choice Requires="wps">
             <w:drawing>
-              <wp:anchor distT="0" distB="0" distL="114300" distR="114300" simplePos="0" relativeHeight="251911680" behindDoc="0" locked="0" layoutInCell="1" allowOverlap="1" wp14:anchorId="572FDECC" wp14:editId="6D4560D6">
+              <wp:anchor distT="0" distB="0" distL="114300" distR="114300" simplePos="0" relativeHeight="251824640" behindDoc="0" locked="0" layoutInCell="1" allowOverlap="1" wp14:anchorId="46B6ED41" wp14:editId="0A613840">
+                <wp:simplePos x="0" y="0"/>
+                <wp:positionH relativeFrom="margin">
+                  <wp:posOffset>-356870</wp:posOffset>
+                </wp:positionH>
+                <wp:positionV relativeFrom="page">
+                  <wp:posOffset>5004435</wp:posOffset>
+                </wp:positionV>
+                <wp:extent cx="6301740" cy="2948940"/>
+                <wp:effectExtent l="0" t="0" r="0" b="3810"/>
+                <wp:wrapNone/>
+                <wp:docPr id="34" name="Text Box 34"/>
+                <wp:cNvGraphicFramePr/>
+                <a:graphic xmlns:a="http://schemas.openxmlformats.org/drawingml/2006/main">
+                  <a:graphicData uri="http://schemas.microsoft.com/office/word/2010/wordprocessingShape">
+                    <wps:wsp>
+                      <wps:cNvSpPr txBox="1"/>
+                      <wps:spPr>
+                        <a:xfrm>
+                          <a:off x="0" y="0"/>
+                          <a:ext cx="6301740" cy="2948940"/>
+                        </a:xfrm>
+                        <a:prstGeom prst="rect">
+                          <a:avLst/>
+                        </a:prstGeom>
+                        <a:noFill/>
+                        <a:ln w="6350">
+                          <a:noFill/>
+                        </a:ln>
+                      </wps:spPr>
+                      <wps:txbx>
+                        <w:txbxContent>
+                          <w:p>
+                            <w:pPr>
+                              <w:spacing w:after="0" w:line="360" w:lineRule="auto"/>
+                              <w:rPr>
+                                <w:rFonts w:ascii="Times New Roman" w:eastAsia="Times New Roman" w:hAnsi="Times New Roman" w:cs="Times New Roman"/>
+                                <w:b/>
+                                <w:bCs/>
+                                <w:color w:val="000000"/>
+                                <w:sz w:val="28"/>
+                                <w:szCs w:val="28"/>
+                              </w:rPr>
+                            </w:pPr>
+                          </w:p>
+                          <w:p>
+                            <w:pPr>
+                              <w:spacing w:after="0" w:line="360" w:lineRule="auto"/>
+                              <w:rPr>
+                                <w:rFonts w:ascii="Times New Roman" w:eastAsia="Times New Roman" w:hAnsi="Times New Roman" w:cs="Times New Roman"/>
+                                <w:b/>
+                                <w:bCs/>
+                                <w:color w:val="000000"/>
+                                <w:sz w:val="28"/>
+                                <w:szCs w:val="28"/>
+                              </w:rPr>
+                            </w:pPr>
+                            <w:r>
+                              <w:rPr>
+                                <w:rFonts w:ascii="Times New Roman" w:eastAsia="Times New Roman" w:hAnsi="Times New Roman" w:cs="Times New Roman"/>
+                                <w:b/>
+                                <w:bCs/>
+                                <w:color w:val="000000"/>
+                                <w:sz w:val="28"/>
+                                <w:szCs w:val="28"/>
+                              </w:rPr>
+                              <w:t>{loai_hinh_van_tai}</w:t>
+                            </w:r>
+                          </w:p>
+                        </w:txbxContent>
+                      </wps:txbx>
+                      <wps:bodyPr rot="0" spcFirstLastPara="0" vertOverflow="overflow" horzOverflow="overflow" vert="horz" wrap="square" lIns="91440" tIns="45720" rIns="91440" bIns="45720" numCol="1" spcCol="0" rtlCol="0" fromWordArt="0" anchor="t" anchorCtr="0" forceAA="0" compatLnSpc="1">
+                        <a:prstTxWarp prst="textNoShape">
+                          <a:avLst/>
+                        </a:prstTxWarp>
+                        <a:noAutofit/>
+                      </wps:bodyPr>
+                    </wps:wsp>
+                  </a:graphicData>
+                </a:graphic>
+                <wp14:sizeRelH relativeFrom="margin">
+                  <wp14:pctWidth>0</wp14:pctWidth>
+                </wp14:sizeRelH>
+                <wp14:sizeRelV relativeFrom="margin">
+                  <wp14:pctHeight>0</wp14:pctHeight>
+                </wp14:sizeRelV>
+              </wp:anchor>
+            </w:drawing>
+          </mc:Choice>
+          <mc:Fallback>
+            <w:pict>
+              <v:shape w14:anchorId="46B6ED41" id="Text Box 34" o:spid="_x0000_s1046" type="#_x0000_t202" style="position:absolute;margin-left:-28.1pt;margin-top:394.05pt;width:496.2pt;height:232.2pt;z-index:251824640;visibility:visible;mso-wrap-style:square;mso-width-percent:0;mso-height-percent:0;mso-wrap-distance-left:9pt;mso-wrap-distance-top:0;mso-wrap-distance-right:9pt;mso-wrap-distance-bottom:0;mso-position-horizontal:absolute;mso-position-horizontal-relative:margin;mso-position-vertical:absolute;mso-position-vertical-relative:page;mso-width-percent:0;mso-height-percent:0;mso-width-relative:margin;mso-height-relative:margin;v-text-anchor:top" o:gfxdata="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" filled="f" stroked="f" strokeweight=".5pt">
+                <v:textbox>
+                  <w:txbxContent>
+                    <w:p>
+                      <w:pPr>
+                        <w:spacing w:after="0" w:line="360" w:lineRule="auto"/>
+                        <w:rPr>
+                          <w:rFonts w:ascii="Times New Roman" w:eastAsia="Times New Roman" w:hAnsi="Times New Roman" w:cs="Times New Roman"/>
+                          <w:b/>
+                          <w:bCs/>
+                          <w:color w:val="000000"/>
+                          <w:sz w:val="28"/>
+                          <w:szCs w:val="28"/>
+                        </w:rPr>
+                      </w:pPr>
+                    </w:p>
+                    <w:p>
+                      <w:pPr>
+                        <w:spacing w:after="0" w:line="360" w:lineRule="auto"/>
+                        <w:rPr>
+                          <w:rFonts w:ascii="Times New Roman" w:eastAsia="Times New Roman" w:hAnsi="Times New Roman" w:cs="Times New Roman"/>
+                          <w:b/>
+                          <w:bCs/>
+                          <w:color w:val="000000"/>
+                          <w:sz w:val="28"/>
+                          <w:szCs w:val="28"/>
+                        </w:rPr>
+                      </w:pPr>
+                      <w:r>
+                        <w:rPr>
+                          <w:rFonts w:ascii="Times New Roman" w:eastAsia="Times New Roman" w:hAnsi="Times New Roman" w:cs="Times New Roman"/>
+                          <w:b/>
+                          <w:bCs/>
+                          <w:color w:val="000000"/>
+                          <w:sz w:val="28"/>
+                          <w:szCs w:val="28"/>
+                        </w:rPr>
+                        <w:t>{loai_hinh_van_tai}</w:t>
+                      </w:r>
+                    </w:p>
+                  </w:txbxContent>
+                </v:textbox>
+                <w10:wrap anchorx="margin" anchory="page"/>
+              </v:shape>
+            </w:pict>
+          </mc:Fallback>
+        </mc:AlternateContent>
+      </w:r>
+      <w:r>
+        <w:rPr>
+          <w:b/>
+          <w:bCs/>
+          <w:noProof/>
+        </w:rPr>
+        <mc:AlternateContent>
+          <mc:Choice Requires="wps">
+            <w:drawing>
+              <wp:anchor distT="0" distB="0" distL="114300" distR="114300" simplePos="0" relativeHeight="251911680" behindDoc="0" locked="0" layoutInCell="1" allowOverlap="1" wp14:anchorId="572FDECC" wp14:editId="1B222103">
                 <wp:simplePos x="0" y="0"/>
                 <wp:positionH relativeFrom="column">
                   <wp:posOffset>3204210</wp:posOffset>
@@ -2134,7 +3084,7 @@
           </mc:Choice>
           <mc:Fallback>
             <w:pict>
-              <v:shape w14:anchorId="572FDECC" id="Text Box 23" o:spid="_x0000_s1042" type="#_x0000_t202" style="position:absolute;margin-left:252.3pt;margin-top:196.5pt;width:55.2pt;height:24.6pt;z-index:251911680;visibility:visible;mso-wrap-style:square;mso-width-percent:0;mso-height-percent:0;mso-wrap-distance-left:9pt;mso-wrap-distance-top:0;mso-wrap-distance-right:9pt;mso-wrap-distance-bottom:0;mso-position-horizontal:absolute;mso-position-horizontal-relative:text;mso-position-vertical:absolute;mso-position-vertical-relative:page;mso-width-percent:0;mso-height-percent:0;mso-width-relative:margin;mso-height-relative:margin;v-text-anchor:top" o:gfxdata="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" filled="f" stroked="f" strokeweight=".5pt">
+              <v:shape w14:anchorId="572FDECC" id="Text Box 23" o:spid="_x0000_s1047" type="#_x0000_t202" style="position:absolute;margin-left:252.3pt;margin-top:196.5pt;width:55.2pt;height:24.6pt;z-index:251911680;visibility:visible;mso-wrap-style:square;mso-width-percent:0;mso-height-percent:0;mso-wrap-distance-left:9pt;mso-wrap-distance-top:0;mso-wrap-distance-right:9pt;mso-wrap-distance-bottom:0;mso-position-horizontal:absolute;mso-position-horizontal-relative:text;mso-position-vertical:absolute;mso-position-vertical-relative:page;mso-width-percent:0;mso-height-percent:0;mso-width-relative:margin;mso-height-relative:margin;v-text-anchor:top" o:gfxdata="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" filled="f" stroked="f" strokeweight=".5pt">
                 <v:textbox>
                   <w:txbxContent>
                     <w:p>
@@ -2171,6 +3121,22 @@
           <w:bCs/>
         </w:rPr>
       </w:pPr>
+    </w:p>
+    <w:p>
+      <w:pPr>
+        <w:rPr>
+          <w:b/>
+          <w:bCs/>
+        </w:rPr>
+      </w:pPr>
+    </w:p>
+    <w:p>
+      <w:pPr>
+        <w:rPr>
+          <w:b/>
+          <w:bCs/>
+        </w:rPr>
+      </w:pPr>
       <w:r>
         <w:rPr>
           <w:b/>
@@ -2180,159 +3146,7 @@
         <mc:AlternateContent>
           <mc:Choice Requires="wps">
             <w:drawing>
-              <wp:anchor distT="0" distB="0" distL="114300" distR="114300" simplePos="0" relativeHeight="251824640" behindDoc="0" locked="0" layoutInCell="1" allowOverlap="1" wp14:anchorId="46B6ED41" wp14:editId="6D6A21F6">
-                <wp:simplePos x="0" y="0"/>
-                <wp:positionH relativeFrom="margin">
-                  <wp:posOffset>-472440</wp:posOffset>
-                </wp:positionH>
-                <wp:positionV relativeFrom="page">
-                  <wp:posOffset>5372100</wp:posOffset>
-                </wp:positionV>
-                <wp:extent cx="6301740" cy="2948940"/>
-                <wp:effectExtent l="0" t="0" r="0" b="3810"/>
-                <wp:wrapNone/>
-                <wp:docPr id="34" name="Text Box 34"/>
-                <wp:cNvGraphicFramePr/>
-                <a:graphic xmlns:a="http://schemas.openxmlformats.org/drawingml/2006/main">
-                  <a:graphicData uri="http://schemas.microsoft.com/office/word/2010/wordprocessingShape">
-                    <wps:wsp>
-                      <wps:cNvSpPr txBox="1"/>
-                      <wps:spPr>
-                        <a:xfrm>
-                          <a:off x="0" y="0"/>
-                          <a:ext cx="6301740" cy="2948940"/>
-                        </a:xfrm>
-                        <a:prstGeom prst="rect">
-                          <a:avLst/>
-                        </a:prstGeom>
-                        <a:noFill/>
-                        <a:ln w="6350">
-                          <a:noFill/>
-                        </a:ln>
-                      </wps:spPr>
-                      <wps:txbx>
-                        <w:txbxContent>
-                          <w:p>
-                            <w:pPr>
-                              <w:spacing w:after="0" w:line="360" w:lineRule="auto"/>
-                              <w:rPr>
-                                <w:rFonts w:ascii="Times New Roman" w:eastAsia="Times New Roman" w:hAnsi="Times New Roman" w:cs="Times New Roman"/>
-                                <w:color w:val="000000"/>
-                                <w:sz w:val="28"/>
-                                <w:szCs w:val="28"/>
-                              </w:rPr>
-                            </w:pPr>
-                          </w:p>
-                          <w:p>
-                            <w:pPr>
-                              <w:spacing w:after="0" w:line="360" w:lineRule="auto"/>
-                              <w:rPr>
-                                <w:rFonts w:ascii="Times New Roman" w:eastAsia="Times New Roman" w:hAnsi="Times New Roman" w:cs="Times New Roman"/>
-                                <w:color w:val="000000"/>
-                                <w:sz w:val="28"/>
-                                <w:szCs w:val="28"/>
-                              </w:rPr>
-                            </w:pPr>
-                            <w:r>
-                              <w:rPr>
-                                <w:rFonts w:ascii="Times New Roman" w:eastAsia="Times New Roman" w:hAnsi="Times New Roman" w:cs="Times New Roman"/>
-                                <w:color w:val="000000"/>
-                                <w:sz w:val="28"/>
-                                <w:szCs w:val="28"/>
-                              </w:rPr>
-                              <w:t>{loai_hinh_van_tai}</w:t>
-                            </w:r>
-                          </w:p>
-                        </w:txbxContent>
-                      </wps:txbx>
-                      <wps:bodyPr rot="0" spcFirstLastPara="0" vertOverflow="overflow" horzOverflow="overflow" vert="horz" wrap="square" lIns="91440" tIns="45720" rIns="91440" bIns="45720" numCol="1" spcCol="0" rtlCol="0" fromWordArt="0" anchor="t" anchorCtr="0" forceAA="0" compatLnSpc="1">
-                        <a:prstTxWarp prst="textNoShape">
-                          <a:avLst/>
-                        </a:prstTxWarp>
-                        <a:noAutofit/>
-                      </wps:bodyPr>
-                    </wps:wsp>
-                  </a:graphicData>
-                </a:graphic>
-                <wp14:sizeRelH relativeFrom="margin">
-                  <wp14:pctWidth>0</wp14:pctWidth>
-                </wp14:sizeRelH>
-                <wp14:sizeRelV relativeFrom="margin">
-                  <wp14:pctHeight>0</wp14:pctHeight>
-                </wp14:sizeRelV>
-              </wp:anchor>
-            </w:drawing>
-          </mc:Choice>
-          <mc:Fallback>
-            <w:pict>
-              <v:shape w14:anchorId="46B6ED41" id="Text Box 34" o:spid="_x0000_s1043" type="#_x0000_t202" style="position:absolute;margin-left:-37.2pt;margin-top:423pt;width:496.2pt;height:232.2pt;z-index:251824640;visibility:visible;mso-wrap-style:square;mso-width-percent:0;mso-height-percent:0;mso-wrap-distance-left:9pt;mso-wrap-distance-top:0;mso-wrap-distance-right:9pt;mso-wrap-distance-bottom:0;mso-position-horizontal:absolute;mso-position-horizontal-relative:margin;mso-position-vertical:absolute;mso-position-vertical-relative:page;mso-width-percent:0;mso-height-percent:0;mso-width-relative:margin;mso-height-relative:margin;v-text-anchor:top" o:gfxdata="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" filled="f" stroked="f" strokeweight=".5pt">
-                <v:textbox>
-                  <w:txbxContent>
-                    <w:p>
-                      <w:pPr>
-                        <w:spacing w:after="0" w:line="360" w:lineRule="auto"/>
-                        <w:rPr>
-                          <w:rFonts w:ascii="Times New Roman" w:eastAsia="Times New Roman" w:hAnsi="Times New Roman" w:cs="Times New Roman"/>
-                          <w:color w:val="000000"/>
-                          <w:sz w:val="28"/>
-                          <w:szCs w:val="28"/>
-                        </w:rPr>
-                      </w:pPr>
-                    </w:p>
-                    <w:p>
-                      <w:pPr>
-                        <w:spacing w:after="0" w:line="360" w:lineRule="auto"/>
-                        <w:rPr>
-                          <w:rFonts w:ascii="Times New Roman" w:eastAsia="Times New Roman" w:hAnsi="Times New Roman" w:cs="Times New Roman"/>
-                          <w:color w:val="000000"/>
-                          <w:sz w:val="28"/>
-                          <w:szCs w:val="28"/>
-                        </w:rPr>
-                      </w:pPr>
-                      <w:r>
-                        <w:rPr>
-                          <w:rFonts w:ascii="Times New Roman" w:eastAsia="Times New Roman" w:hAnsi="Times New Roman" w:cs="Times New Roman"/>
-                          <w:color w:val="000000"/>
-                          <w:sz w:val="28"/>
-                          <w:szCs w:val="28"/>
-                        </w:rPr>
-                        <w:t>{loai_hinh_van_tai}</w:t>
-                      </w:r>
-                    </w:p>
-                  </w:txbxContent>
-                </v:textbox>
-                <w10:wrap anchorx="margin" anchory="page"/>
-              </v:shape>
-            </w:pict>
-          </mc:Fallback>
-        </mc:AlternateContent>
-      </w:r>
-    </w:p>
-    <w:p>
-      <w:pPr>
-        <w:rPr>
-          <w:b/>
-          <w:bCs/>
-        </w:rPr>
-      </w:pPr>
-    </w:p>
-    <w:p>
-      <w:pPr>
-        <w:rPr>
-          <w:b/>
-          <w:bCs/>
-        </w:rPr>
-      </w:pPr>
-      <w:r>
-        <w:rPr>
-          <w:b/>
-          <w:bCs/>
-          <w:noProof/>
-        </w:rPr>
-        <mc:AlternateContent>
-          <mc:Choice Requires="wps">
-            <w:drawing>
-              <wp:anchor distT="0" distB="0" distL="114300" distR="114300" simplePos="0" relativeHeight="251996672" behindDoc="0" locked="0" layoutInCell="1" allowOverlap="1" wp14:anchorId="63E10BF7" wp14:editId="0D3594E5">
+              <wp:anchor distT="0" distB="0" distL="114300" distR="114300" simplePos="0" relativeHeight="251996672" behindDoc="0" locked="0" layoutInCell="1" allowOverlap="1" wp14:anchorId="63E10BF7" wp14:editId="07593F5E">
                 <wp:simplePos x="0" y="0"/>
                 <wp:positionH relativeFrom="column">
                   <wp:posOffset>493395</wp:posOffset>
@@ -2404,7 +3218,7 @@
           </mc:Choice>
           <mc:Fallback>
             <w:pict>
-              <v:shape w14:anchorId="63E10BF7" id="Text Box 20" o:spid="_x0000_s1044" type="#_x0000_t202" style="position:absolute;margin-left:38.85pt;margin-top:197.1pt;width:117pt;height:24.6pt;z-index:251996672;visibility:visible;mso-wrap-style:square;mso-width-percent:0;mso-height-percent:0;mso-wrap-distance-left:9pt;mso-wrap-distance-top:0;mso-wrap-distance-right:9pt;mso-wrap-distance-bottom:0;mso-position-horizontal:absolute;mso-position-horizontal-relative:text;mso-position-vertical:absolute;mso-position-vertical-relative:page;mso-width-percent:0;mso-height-percent:0;mso-width-relative:margin;mso-height-relative:margin;v-text-anchor:top" o:gfxdata="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" filled="f" stroked="f" strokeweight=".5pt">
+              <v:shape w14:anchorId="63E10BF7" id="Text Box 20" o:spid="_x0000_s1048" type="#_x0000_t202" style="position:absolute;margin-left:38.85pt;margin-top:197.1pt;width:117pt;height:24.6pt;z-index:251996672;visibility:visible;mso-wrap-style:square;mso-width-percent:0;mso-height-percent:0;mso-wrap-distance-left:9pt;mso-wrap-distance-top:0;mso-wrap-distance-right:9pt;mso-wrap-distance-bottom:0;mso-position-horizontal:absolute;mso-position-horizontal-relative:text;mso-position-vertical:absolute;mso-position-vertical-relative:page;mso-width-percent:0;mso-height-percent:0;mso-width-relative:margin;mso-height-relative:margin;v-text-anchor:top" o:gfxdata="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" filled="f" stroked="f" strokeweight=".5pt">
                 <v:textbox>
                   <w:txbxContent>
                     <w:p>
@@ -2449,6 +3263,30 @@
           <w:bCs/>
         </w:rPr>
       </w:pPr>
+    </w:p>
+    <w:p>
+      <w:pPr>
+        <w:rPr>
+          <w:b/>
+          <w:bCs/>
+        </w:rPr>
+      </w:pPr>
+    </w:p>
+    <w:p>
+      <w:pPr>
+        <w:rPr>
+          <w:b/>
+          <w:bCs/>
+        </w:rPr>
+      </w:pPr>
+    </w:p>
+    <w:p>
+      <w:pPr>
+        <w:rPr>
+          <w:b/>
+          <w:bCs/>
+        </w:rPr>
+      </w:pPr>
       <w:r>
         <w:rPr>
           <w:b/>
@@ -2458,18 +3296,18 @@
         <mc:AlternateContent>
           <mc:Choice Requires="wps">
             <w:drawing>
-              <wp:anchor distT="0" distB="0" distL="114300" distR="114300" simplePos="0" relativeHeight="252076544" behindDoc="0" locked="0" layoutInCell="1" allowOverlap="1" wp14:anchorId="5DA0FBB4" wp14:editId="31EE36E5">
+              <wp:anchor distT="0" distB="0" distL="114300" distR="114300" simplePos="0" relativeHeight="251162112" behindDoc="0" locked="0" layoutInCell="1" allowOverlap="1" wp14:anchorId="608364E1" wp14:editId="69A6AE73">
                 <wp:simplePos x="0" y="0"/>
-                <wp:positionH relativeFrom="column">
-                  <wp:posOffset>333375</wp:posOffset>
+                <wp:positionH relativeFrom="margin">
+                  <wp:posOffset>335280</wp:posOffset>
                 </wp:positionH>
-                <wp:positionV relativeFrom="margin">
-                  <wp:align>bottom</wp:align>
+                <wp:positionV relativeFrom="page">
+                  <wp:posOffset>7974330</wp:posOffset>
                 </wp:positionV>
-                <wp:extent cx="1079500" cy="1079500"/>
-                <wp:effectExtent l="0" t="0" r="0" b="6350"/>
+                <wp:extent cx="3108960" cy="312420"/>
+                <wp:effectExtent l="0" t="0" r="0" b="0"/>
                 <wp:wrapNone/>
-                <wp:docPr id="9" name="Text Box 9"/>
+                <wp:docPr id="35" name="Text Box 35"/>
                 <wp:cNvGraphicFramePr/>
                 <a:graphic xmlns:a="http://schemas.openxmlformats.org/drawingml/2006/main">
                   <a:graphicData uri="http://schemas.microsoft.com/office/word/2010/wordprocessingShape">
@@ -2478,7 +3316,7 @@
                       <wps:spPr>
                         <a:xfrm>
                           <a:off x="0" y="0"/>
-                          <a:ext cx="1079500" cy="1079500"/>
+                          <a:ext cx="3108960" cy="312420"/>
                         </a:xfrm>
                         <a:prstGeom prst="rect">
                           <a:avLst/>
@@ -2492,13 +3330,24 @@
                         <w:txbxContent>
                           <w:p>
                             <w:pPr>
-                              <w:spacing w:after="0"/>
-                              <w:rPr>
-                                <w:rFonts w:ascii="Arial" w:hAnsi="Arial"/>
-                                <w:sz w:val="20"/>
-                                <w:szCs w:val="20"/>
+                              <w:jc w:val="right"/>
+                              <w:rPr>
+                                <w:rFonts w:ascii="Times New Roman" w:hAnsi="Times New Roman" w:cs="Times New Roman"/>
+                                <w:sz w:val="28"/>
+                                <w:szCs w:val="28"/>
                               </w:rPr>
                             </w:pPr>
+                            <w:r>
+                              <w:rPr>
+                                <w:rFonts w:ascii="Times New Roman" w:eastAsia="Times New Roman" w:hAnsi="Times New Roman" w:cs="Times New Roman"/>
+                                <w:i/>
+                                <w:iCs/>
+                                <w:color w:val="000000"/>
+                                <w:sz w:val="28"/>
+                                <w:szCs w:val="28"/>
+                              </w:rPr>
+                              <w:t>{tinh}</w:t>
+                            </w:r>
                           </w:p>
                         </w:txbxContent>
                       </wps:txbx>
@@ -2522,51 +3371,38 @@
           </mc:Choice>
           <mc:Fallback>
             <w:pict>
-              <v:shape w14:anchorId="5DA0FBB4" id="Text Box 9" o:spid="_x0000_s1045" type="#_x0000_t202" style="position:absolute;margin-left:26.25pt;margin-top:0;width:85pt;height:85pt;z-index:252076544;visibility:visible;mso-wrap-style:square;mso-width-percent:0;mso-height-percent:0;mso-wrap-distance-left:9pt;mso-wrap-distance-top:0;mso-wrap-distance-right:9pt;mso-wrap-distance-bottom:0;mso-position-horizontal:absolute;mso-position-horizontal-relative:text;mso-position-vertical:bottom;mso-position-vertical-relative:margin;mso-width-percent:0;mso-height-percent:0;mso-width-relative:margin;mso-height-relative:margin;v-text-anchor:top" o:gfxdata="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" filled="f" stroked="f" strokeweight=".5pt">
+              <v:shape w14:anchorId="608364E1" id="Text Box 35" o:spid="_x0000_s1049" type="#_x0000_t202" style="position:absolute;margin-left:26.4pt;margin-top:627.9pt;width:244.8pt;height:24.6pt;z-index:251162112;visibility:visible;mso-wrap-style:square;mso-width-percent:0;mso-height-percent:0;mso-wrap-distance-left:9pt;mso-wrap-distance-top:0;mso-wrap-distance-right:9pt;mso-wrap-distance-bottom:0;mso-position-horizontal:absolute;mso-position-horizontal-relative:margin;mso-position-vertical:absolute;mso-position-vertical-relative:page;mso-width-percent:0;mso-height-percent:0;mso-width-relative:margin;mso-height-relative:margin;v-text-anchor:top" o:gfxdata="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" filled="f" stroked="f" strokeweight=".5pt">
                 <v:textbox>
                   <w:txbxContent>
                     <w:p>
                       <w:pPr>
-                        <w:spacing w:after="0"/>
-                        <w:rPr>
-                          <w:rFonts w:ascii="Arial" w:hAnsi="Arial"/>
-                          <w:sz w:val="20"/>
-                          <w:szCs w:val="20"/>
+                        <w:jc w:val="right"/>
+                        <w:rPr>
+                          <w:rFonts w:ascii="Times New Roman" w:hAnsi="Times New Roman" w:cs="Times New Roman"/>
+                          <w:sz w:val="28"/>
+                          <w:szCs w:val="28"/>
                         </w:rPr>
                       </w:pPr>
+                      <w:r>
+                        <w:rPr>
+                          <w:rFonts w:ascii="Times New Roman" w:eastAsia="Times New Roman" w:hAnsi="Times New Roman" w:cs="Times New Roman"/>
+                          <w:i/>
+                          <w:iCs/>
+                          <w:color w:val="000000"/>
+                          <w:sz w:val="28"/>
+                          <w:szCs w:val="28"/>
+                        </w:rPr>
+                        <w:t>{tinh}</w:t>
+                      </w:r>
                     </w:p>
                   </w:txbxContent>
                 </v:textbox>
-                <w10:wrap anchory="margin"/>
+                <w10:wrap anchorx="margin" anchory="page"/>
               </v:shape>
             </w:pict>
           </mc:Fallback>
         </mc:AlternateContent>
       </w:r>
-    </w:p>
-    <w:p>
-      <w:pPr>
-        <w:rPr>
-          <w:b/>
-          <w:bCs/>
-        </w:rPr>
-      </w:pPr>
-    </w:p>
-    <w:p>
-      <w:pPr>
-        <w:rPr>
-          <w:b/>
-          <w:bCs/>
-        </w:rPr>
-      </w:pPr>
-    </w:p>
-    <w:p>
-      <w:pPr>
-        <w:rPr>
-          <w:b/>
-          <w:bCs/>
-        </w:rPr>
-      </w:pPr>
       <w:r>
         <w:rPr>
           <w:b/>
@@ -2576,18 +3412,18 @@
         <mc:AlternateContent>
           <mc:Choice Requires="wps">
             <w:drawing>
-              <wp:anchor distT="0" distB="0" distL="114300" distR="114300" simplePos="0" relativeHeight="252153344" behindDoc="0" locked="0" layoutInCell="1" allowOverlap="1" wp14:anchorId="06E63CD4" wp14:editId="261A47A8">
+              <wp:anchor distT="0" distB="0" distL="114300" distR="114300" simplePos="0" relativeHeight="251800064" behindDoc="0" locked="0" layoutInCell="1" allowOverlap="1" wp14:anchorId="3DB29A0B" wp14:editId="09732DBE">
                 <wp:simplePos x="0" y="0"/>
                 <wp:positionH relativeFrom="margin">
                   <wp:posOffset>2717165</wp:posOffset>
                 </wp:positionH>
                 <wp:positionV relativeFrom="page">
-                  <wp:posOffset>10198100</wp:posOffset>
+                  <wp:posOffset>8224520</wp:posOffset>
                 </wp:positionV>
-                <wp:extent cx="3436620" cy="312420"/>
+                <wp:extent cx="3436620" cy="728980"/>
                 <wp:effectExtent l="0" t="0" r="0" b="0"/>
                 <wp:wrapNone/>
-                <wp:docPr id="4" name="Text Box 4"/>
+                <wp:docPr id="3" name="Text Box 3"/>
                 <wp:cNvGraphicFramePr/>
                 <a:graphic xmlns:a="http://schemas.openxmlformats.org/drawingml/2006/main">
                   <a:graphicData uri="http://schemas.microsoft.com/office/word/2010/wordprocessingShape">
@@ -2596,7 +3432,7 @@
                       <wps:spPr>
                         <a:xfrm>
                           <a:off x="0" y="0"/>
-                          <a:ext cx="3436620" cy="312420"/>
+                          <a:ext cx="3436620" cy="728980"/>
                         </a:xfrm>
                         <a:prstGeom prst="rect">
                           <a:avLst/>
@@ -2627,7 +3463,21 @@
                                 <w:sz w:val="28"/>
                                 <w:szCs w:val="28"/>
                               </w:rPr>
-                              <w:t>{ten_nguoi_ky}</w:t>
+                              <w:t>KT. GIÁM ĐỐC</w:t>
+                            </w:r>
+                            <w:r>
+                              <w:br/>
+                            </w:r>
+                            <w:r>
+                              <w:rPr>
+                                <w:rFonts w:ascii="Times New Roman" w:eastAsia="Times New Roman" w:hAnsi="Times New Roman" w:cs="Times New Roman"/>
+                                <w:b/>
+                                <w:iCs/>
+                                <w:color w:val="000000"/>
+                                <w:sz w:val="28"/>
+                                <w:szCs w:val="28"/>
+                              </w:rPr>
+                              <w:t>PHÓ GIÁM ĐỐC</w:t>
                             </w:r>
                           </w:p>
                         </w:txbxContent>
@@ -2652,7 +3502,7 @@
           </mc:Choice>
           <mc:Fallback>
             <w:pict>
-              <v:shape w14:anchorId="06E63CD4" id="Text Box 4" o:spid="_x0000_s1046" type="#_x0000_t202" style="position:absolute;margin-left:213.95pt;margin-top:803pt;width:270.6pt;height:24.6pt;z-index:252153344;visibility:visible;mso-wrap-style:square;mso-width-percent:0;mso-height-percent:0;mso-wrap-distance-left:9pt;mso-wrap-distance-top:0;mso-wrap-distance-right:9pt;mso-wrap-distance-bottom:0;mso-position-horizontal:absolute;mso-position-horizontal-relative:margin;mso-position-vertical:absolute;mso-position-vertical-relative:page;mso-width-percent:0;mso-height-percent:0;mso-width-relative:margin;mso-height-relative:margin;v-text-anchor:top" o:gfxdata="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" filled="f" stroked="f" strokeweight=".5pt">
+              <v:shape w14:anchorId="3DB29A0B" id="Text Box 3" o:spid="_x0000_s1050" type="#_x0000_t202" style="position:absolute;margin-left:213.95pt;margin-top:647.6pt;width:270.6pt;height:57.4pt;z-index:251800064;visibility:visible;mso-wrap-style:square;mso-width-percent:0;mso-height-percent:0;mso-wrap-distance-left:9pt;mso-wrap-distance-top:0;mso-wrap-distance-right:9pt;mso-wrap-distance-bottom:0;mso-position-horizontal:absolute;mso-position-horizontal-relative:margin;mso-position-vertical:absolute;mso-position-vertical-relative:page;mso-width-percent:0;mso-height-percent:0;mso-width-relative:margin;mso-height-relative:margin;v-text-anchor:top" o:gfxdata="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" filled="f" stroked="f" strokeweight=".5pt">
                 <v:textbox>
                   <w:txbxContent>
                     <w:p>
@@ -2674,7 +3524,21 @@
                           <w:sz w:val="28"/>
                           <w:szCs w:val="28"/>
                         </w:rPr>
-                        <w:t>{ten_nguoi_ky}</w:t>
+                        <w:t>KT. GIÁM ĐỐC</w:t>
+                      </w:r>
+                      <w:r>
+                        <w:br/>
+                      </w:r>
+                      <w:r>
+                        <w:rPr>
+                          <w:rFonts w:ascii="Times New Roman" w:eastAsia="Times New Roman" w:hAnsi="Times New Roman" w:cs="Times New Roman"/>
+                          <w:b/>
+                          <w:iCs/>
+                          <w:color w:val="000000"/>
+                          <w:sz w:val="28"/>
+                          <w:szCs w:val="28"/>
+                        </w:rPr>
+                        <w:t>PHÓ GIÁM ĐỐC</w:t>
                       </w:r>
                     </w:p>
                   </w:txbxContent>
@@ -2694,18 +3558,18 @@
         <mc:AlternateContent>
           <mc:Choice Requires="wps">
             <w:drawing>
-              <wp:anchor distT="0" distB="0" distL="114300" distR="114300" simplePos="0" relativeHeight="251586048" behindDoc="0" locked="0" layoutInCell="1" allowOverlap="1" wp14:anchorId="7D260284" wp14:editId="730C2B83">
+              <wp:anchor distT="0" distB="0" distL="114300" distR="114300" simplePos="0" relativeHeight="252076544" behindDoc="0" locked="0" layoutInCell="1" allowOverlap="1" wp14:anchorId="5DA0FBB4" wp14:editId="27BE756C">
                 <wp:simplePos x="0" y="0"/>
-                <wp:positionH relativeFrom="margin">
-                  <wp:posOffset>5386705</wp:posOffset>
+                <wp:positionH relativeFrom="column">
+                  <wp:posOffset>333375</wp:posOffset>
                 </wp:positionH>
-                <wp:positionV relativeFrom="page">
-                  <wp:posOffset>8564880</wp:posOffset>
+                <wp:positionV relativeFrom="margin">
+                  <wp:posOffset>7298359</wp:posOffset>
                 </wp:positionV>
-                <wp:extent cx="779780" cy="323850"/>
-                <wp:effectExtent l="0" t="0" r="0" b="0"/>
+                <wp:extent cx="1079500" cy="1079500"/>
+                <wp:effectExtent l="0" t="0" r="0" b="6350"/>
                 <wp:wrapNone/>
-                <wp:docPr id="38" name="Text Box 38"/>
+                <wp:docPr id="9" name="Text Box 9"/>
                 <wp:cNvGraphicFramePr/>
                 <a:graphic xmlns:a="http://schemas.openxmlformats.org/drawingml/2006/main">
                   <a:graphicData uri="http://schemas.microsoft.com/office/word/2010/wordprocessingShape">
@@ -2714,7 +3578,7 @@
                       <wps:spPr>
                         <a:xfrm>
                           <a:off x="0" y="0"/>
-                          <a:ext cx="779780" cy="323850"/>
+                          <a:ext cx="1079500" cy="1079500"/>
                         </a:xfrm>
                         <a:prstGeom prst="rect">
                           <a:avLst/>
@@ -2728,44 +3592,11 @@
                         <w:txbxContent>
                           <w:p>
                             <w:pPr>
-                              <w:rPr>
-                                <w:rFonts w:ascii="Times New Roman" w:hAnsi="Times New Roman" w:cs="Times New Roman"/>
-                                <w:i/>
-                                <w:iCs/>
-                                <w:sz w:val="28"/>
-                                <w:szCs w:val="28"/>
-                              </w:rPr>
-                            </w:pPr>
-                            <w:r>
-                              <w:rPr>
-                                <w:rFonts w:ascii="Times New Roman" w:hAnsi="Times New Roman" w:cs="Times New Roman"/>
-                                <w:i/>
-                                <w:iCs/>
-                                <w:sz w:val="28"/>
-                                <w:szCs w:val="28"/>
-                              </w:rPr>
-                              <w:t>{nam_ky}</w:t>
-                            </w:r>
-                          </w:p>
-                          <w:p>
-                            <w:pPr>
-                              <w:rPr>
-                                <w:rFonts w:ascii="Times New Roman" w:hAnsi="Times New Roman" w:cs="Times New Roman"/>
-                                <w:i/>
-                                <w:iCs/>
-                                <w:sz w:val="28"/>
-                                <w:szCs w:val="28"/>
-                              </w:rPr>
-                            </w:pPr>
-                          </w:p>
-                          <w:p>
-                            <w:pPr>
-                              <w:rPr>
-                                <w:rFonts w:ascii="Times New Roman" w:hAnsi="Times New Roman" w:cs="Times New Roman"/>
-                                <w:i/>
-                                <w:iCs/>
-                                <w:sz w:val="28"/>
-                                <w:szCs w:val="28"/>
+                              <w:spacing w:after="0"/>
+                              <w:rPr>
+                                <w:rFonts w:ascii="Arial" w:hAnsi="Arial"/>
+                                <w:sz w:val="20"/>
+                                <w:szCs w:val="20"/>
                               </w:rPr>
                             </w:pPr>
                           </w:p>
@@ -2791,772 +3622,7 @@
           </mc:Choice>
           <mc:Fallback>
             <w:pict>
-              <v:shape w14:anchorId="7D260284" id="Text Box 38" o:spid="_x0000_s1047" type="#_x0000_t202" style="position:absolute;margin-left:424.15pt;margin-top:674.4pt;width:61.4pt;height:25.5pt;z-index:251586048;visibility:visible;mso-wrap-style:square;mso-width-percent:0;mso-height-percent:0;mso-wrap-distance-left:9pt;mso-wrap-distance-top:0;mso-wrap-distance-right:9pt;mso-wrap-distance-bottom:0;mso-position-horizontal:absolute;mso-position-horizontal-relative:margin;mso-position-vertical:absolute;mso-position-vertical-relative:page;mso-width-percent:0;mso-height-percent:0;mso-width-relative:margin;mso-height-relative:margin;v-text-anchor:top" o:gfxdata="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" filled="f" stroked="f" strokeweight=".5pt">
-                <v:textbox>
-                  <w:txbxContent>
-                    <w:p>
-                      <w:pPr>
-                        <w:rPr>
-                          <w:rFonts w:ascii="Times New Roman" w:hAnsi="Times New Roman" w:cs="Times New Roman"/>
-                          <w:i/>
-                          <w:iCs/>
-                          <w:sz w:val="28"/>
-                          <w:szCs w:val="28"/>
-                        </w:rPr>
-                      </w:pPr>
-                      <w:r>
-                        <w:rPr>
-                          <w:rFonts w:ascii="Times New Roman" w:hAnsi="Times New Roman" w:cs="Times New Roman"/>
-                          <w:i/>
-                          <w:iCs/>
-                          <w:sz w:val="28"/>
-                          <w:szCs w:val="28"/>
-                        </w:rPr>
-                        <w:t>{nam_ky}</w:t>
-                      </w:r>
-                    </w:p>
-                    <w:p>
-                      <w:pPr>
-                        <w:rPr>
-                          <w:rFonts w:ascii="Times New Roman" w:hAnsi="Times New Roman" w:cs="Times New Roman"/>
-                          <w:i/>
-                          <w:iCs/>
-                          <w:sz w:val="28"/>
-                          <w:szCs w:val="28"/>
-                        </w:rPr>
-                      </w:pPr>
-                    </w:p>
-                    <w:p>
-                      <w:pPr>
-                        <w:rPr>
-                          <w:rFonts w:ascii="Times New Roman" w:hAnsi="Times New Roman" w:cs="Times New Roman"/>
-                          <w:i/>
-                          <w:iCs/>
-                          <w:sz w:val="28"/>
-                          <w:szCs w:val="28"/>
-                        </w:rPr>
-                      </w:pPr>
-                    </w:p>
-                  </w:txbxContent>
-                </v:textbox>
-                <w10:wrap anchorx="margin" anchory="page"/>
-              </v:shape>
-            </w:pict>
-          </mc:Fallback>
-        </mc:AlternateContent>
-      </w:r>
-      <w:r>
-        <w:rPr>
-          <w:b/>
-          <w:bCs/>
-          <w:noProof/>
-        </w:rPr>
-        <mc:AlternateContent>
-          <mc:Choice Requires="wps">
-            <w:drawing>
-              <wp:anchor distT="0" distB="0" distL="114300" distR="114300" simplePos="0" relativeHeight="251639296" behindDoc="0" locked="0" layoutInCell="1" allowOverlap="1" wp14:anchorId="22A6F998" wp14:editId="10775BC2">
-                <wp:simplePos x="0" y="0"/>
-                <wp:positionH relativeFrom="margin">
-                  <wp:posOffset>4757420</wp:posOffset>
-                </wp:positionH>
-                <wp:positionV relativeFrom="page">
-                  <wp:posOffset>8564880</wp:posOffset>
-                </wp:positionV>
-                <wp:extent cx="594360" cy="342900"/>
-                <wp:effectExtent l="0" t="0" r="0" b="0"/>
-                <wp:wrapNone/>
-                <wp:docPr id="37" name="Text Box 37"/>
-                <wp:cNvGraphicFramePr/>
-                <a:graphic xmlns:a="http://schemas.openxmlformats.org/drawingml/2006/main">
-                  <a:graphicData uri="http://schemas.microsoft.com/office/word/2010/wordprocessingShape">
-                    <wps:wsp>
-                      <wps:cNvSpPr txBox="1"/>
-                      <wps:spPr>
-                        <a:xfrm>
-                          <a:off x="0" y="0"/>
-                          <a:ext cx="594360" cy="342900"/>
-                        </a:xfrm>
-                        <a:prstGeom prst="rect">
-                          <a:avLst/>
-                        </a:prstGeom>
-                        <a:noFill/>
-                        <a:ln w="6350">
-                          <a:noFill/>
-                        </a:ln>
-                      </wps:spPr>
-                      <wps:txbx>
-                        <w:txbxContent>
-                          <w:p>
-                            <w:pPr>
-                              <w:rPr>
-                                <w:rFonts w:ascii="Times New Roman" w:hAnsi="Times New Roman" w:cs="Times New Roman"/>
-                                <w:i/>
-                                <w:iCs/>
-                                <w:sz w:val="28"/>
-                                <w:szCs w:val="28"/>
-                              </w:rPr>
-                            </w:pPr>
-                            <w:r>
-                              <w:rPr>
-                                <w:rFonts w:ascii="Times New Roman" w:hAnsi="Times New Roman" w:cs="Times New Roman"/>
-                                <w:i/>
-                                <w:iCs/>
-                                <w:sz w:val="28"/>
-                                <w:szCs w:val="28"/>
-                              </w:rPr>
-                              <w:t>{thang_ky}</w:t>
-                            </w:r>
-                          </w:p>
-                          <w:p>
-                            <w:pPr>
-                              <w:rPr>
-                                <w:rFonts w:ascii="Times New Roman" w:hAnsi="Times New Roman" w:cs="Times New Roman"/>
-                                <w:i/>
-                                <w:iCs/>
-                                <w:sz w:val="28"/>
-                                <w:szCs w:val="28"/>
-                              </w:rPr>
-                            </w:pPr>
-                          </w:p>
-                          <w:p>
-                            <w:pPr>
-                              <w:rPr>
-                                <w:rFonts w:ascii="Times New Roman" w:hAnsi="Times New Roman" w:cs="Times New Roman"/>
-                                <w:i/>
-                                <w:iCs/>
-                                <w:sz w:val="28"/>
-                                <w:szCs w:val="28"/>
-                              </w:rPr>
-                            </w:pPr>
-                          </w:p>
-                        </w:txbxContent>
-                      </wps:txbx>
-                      <wps:bodyPr rot="0" spcFirstLastPara="0" vertOverflow="overflow" horzOverflow="overflow" vert="horz" wrap="square" lIns="91440" tIns="45720" rIns="91440" bIns="45720" numCol="1" spcCol="0" rtlCol="0" fromWordArt="0" anchor="t" anchorCtr="0" forceAA="0" compatLnSpc="1">
-                        <a:prstTxWarp prst="textNoShape">
-                          <a:avLst/>
-                        </a:prstTxWarp>
-                        <a:noAutofit/>
-                      </wps:bodyPr>
-                    </wps:wsp>
-                  </a:graphicData>
-                </a:graphic>
-                <wp14:sizeRelH relativeFrom="margin">
-                  <wp14:pctWidth>0</wp14:pctWidth>
-                </wp14:sizeRelH>
-                <wp14:sizeRelV relativeFrom="margin">
-                  <wp14:pctHeight>0</wp14:pctHeight>
-                </wp14:sizeRelV>
-              </wp:anchor>
-            </w:drawing>
-          </mc:Choice>
-          <mc:Fallback>
-            <w:pict>
-              <v:shape w14:anchorId="22A6F998" id="Text Box 37" o:spid="_x0000_s1048" type="#_x0000_t202" style="position:absolute;margin-left:374.6pt;margin-top:674.4pt;width:46.8pt;height:27pt;z-index:251639296;visibility:visible;mso-wrap-style:square;mso-width-percent:0;mso-height-percent:0;mso-wrap-distance-left:9pt;mso-wrap-distance-top:0;mso-wrap-distance-right:9pt;mso-wrap-distance-bottom:0;mso-position-horizontal:absolute;mso-position-horizontal-relative:margin;mso-position-vertical:absolute;mso-position-vertical-relative:page;mso-width-percent:0;mso-height-percent:0;mso-width-relative:margin;mso-height-relative:margin;v-text-anchor:top" o:gfxdata="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" filled="f" stroked="f" strokeweight=".5pt">
-                <v:textbox>
-                  <w:txbxContent>
-                    <w:p>
-                      <w:pPr>
-                        <w:rPr>
-                          <w:rFonts w:ascii="Times New Roman" w:hAnsi="Times New Roman" w:cs="Times New Roman"/>
-                          <w:i/>
-                          <w:iCs/>
-                          <w:sz w:val="28"/>
-                          <w:szCs w:val="28"/>
-                        </w:rPr>
-                      </w:pPr>
-                      <w:r>
-                        <w:rPr>
-                          <w:rFonts w:ascii="Times New Roman" w:hAnsi="Times New Roman" w:cs="Times New Roman"/>
-                          <w:i/>
-                          <w:iCs/>
-                          <w:sz w:val="28"/>
-                          <w:szCs w:val="28"/>
-                        </w:rPr>
-                        <w:t>{thang_ky}</w:t>
-                      </w:r>
-                    </w:p>
-                    <w:p>
-                      <w:pPr>
-                        <w:rPr>
-                          <w:rFonts w:ascii="Times New Roman" w:hAnsi="Times New Roman" w:cs="Times New Roman"/>
-                          <w:i/>
-                          <w:iCs/>
-                          <w:sz w:val="28"/>
-                          <w:szCs w:val="28"/>
-                        </w:rPr>
-                      </w:pPr>
-                    </w:p>
-                    <w:p>
-                      <w:pPr>
-                        <w:rPr>
-                          <w:rFonts w:ascii="Times New Roman" w:hAnsi="Times New Roman" w:cs="Times New Roman"/>
-                          <w:i/>
-                          <w:iCs/>
-                          <w:sz w:val="28"/>
-                          <w:szCs w:val="28"/>
-                        </w:rPr>
-                      </w:pPr>
-                    </w:p>
-                  </w:txbxContent>
-                </v:textbox>
-                <w10:wrap anchorx="margin" anchory="page"/>
-              </v:shape>
-            </w:pict>
-          </mc:Fallback>
-        </mc:AlternateContent>
-      </w:r>
-      <w:r>
-        <w:rPr>
-          <w:b/>
-          <w:bCs/>
-          <w:noProof/>
-        </w:rPr>
-        <mc:AlternateContent>
-          <mc:Choice Requires="wps">
-            <w:drawing>
-              <wp:anchor distT="0" distB="0" distL="114300" distR="114300" simplePos="0" relativeHeight="251691520" behindDoc="0" locked="0" layoutInCell="1" allowOverlap="1" wp14:anchorId="0184BE42" wp14:editId="6FBA445F">
-                <wp:simplePos x="0" y="0"/>
-                <wp:positionH relativeFrom="margin">
-                  <wp:posOffset>4041140</wp:posOffset>
-                </wp:positionH>
-                <wp:positionV relativeFrom="page">
-                  <wp:posOffset>8564880</wp:posOffset>
-                </wp:positionV>
-                <wp:extent cx="601980" cy="333375"/>
-                <wp:effectExtent l="0" t="0" r="0" b="0"/>
-                <wp:wrapNone/>
-                <wp:docPr id="36" name="Text Box 36"/>
-                <wp:cNvGraphicFramePr/>
-                <a:graphic xmlns:a="http://schemas.openxmlformats.org/drawingml/2006/main">
-                  <a:graphicData uri="http://schemas.microsoft.com/office/word/2010/wordprocessingShape">
-                    <wps:wsp>
-                      <wps:cNvSpPr txBox="1"/>
-                      <wps:spPr>
-                        <a:xfrm>
-                          <a:off x="0" y="0"/>
-                          <a:ext cx="601980" cy="333375"/>
-                        </a:xfrm>
-                        <a:prstGeom prst="rect">
-                          <a:avLst/>
-                        </a:prstGeom>
-                        <a:noFill/>
-                        <a:ln w="6350">
-                          <a:noFill/>
-                        </a:ln>
-                      </wps:spPr>
-                      <wps:txbx>
-                        <w:txbxContent>
-                          <w:p>
-                            <w:pPr>
-                              <w:rPr>
-                                <w:rFonts w:ascii="Times New Roman" w:hAnsi="Times New Roman" w:cs="Times New Roman"/>
-                                <w:i/>
-                                <w:iCs/>
-                                <w:sz w:val="28"/>
-                                <w:szCs w:val="28"/>
-                              </w:rPr>
-                            </w:pPr>
-                            <w:r>
-                              <w:rPr>
-                                <w:rFonts w:ascii="Times New Roman" w:eastAsia="Times New Roman" w:hAnsi="Times New Roman" w:cs="Times New Roman"/>
-                                <w:i/>
-                                <w:iCs/>
-                                <w:color w:val="000000"/>
-                                <w:sz w:val="28"/>
-                                <w:szCs w:val="28"/>
-                              </w:rPr>
-                              <w:t>{ngay</w:t>
-                            </w:r>
-                            <w:r>
-                              <w:rPr>
-                                <w:rFonts w:ascii="Times New Roman" w:hAnsi="Times New Roman" w:cs="Times New Roman"/>
-                                <w:i/>
-                                <w:iCs/>
-                                <w:sz w:val="28"/>
-                                <w:szCs w:val="28"/>
-                              </w:rPr>
-                              <w:t>_ky}</w:t>
-                            </w:r>
-                          </w:p>
-                          <w:p>
-                            <w:pPr>
-                              <w:rPr>
-                                <w:rFonts w:ascii="Times New Roman" w:hAnsi="Times New Roman" w:cs="Times New Roman"/>
-                                <w:i/>
-                                <w:iCs/>
-                                <w:sz w:val="28"/>
-                                <w:szCs w:val="28"/>
-                              </w:rPr>
-                            </w:pPr>
-                          </w:p>
-                          <w:p>
-                            <w:pPr>
-                              <w:rPr>
-                                <w:rFonts w:ascii="Times New Roman" w:hAnsi="Times New Roman" w:cs="Times New Roman"/>
-                                <w:i/>
-                                <w:iCs/>
-                                <w:sz w:val="28"/>
-                                <w:szCs w:val="28"/>
-                              </w:rPr>
-                            </w:pPr>
-                          </w:p>
-                        </w:txbxContent>
-                      </wps:txbx>
-                      <wps:bodyPr rot="0" spcFirstLastPara="0" vertOverflow="overflow" horzOverflow="overflow" vert="horz" wrap="square" lIns="91440" tIns="45720" rIns="91440" bIns="45720" numCol="1" spcCol="0" rtlCol="0" fromWordArt="0" anchor="t" anchorCtr="0" forceAA="0" compatLnSpc="1">
-                        <a:prstTxWarp prst="textNoShape">
-                          <a:avLst/>
-                        </a:prstTxWarp>
-                        <a:noAutofit/>
-                      </wps:bodyPr>
-                    </wps:wsp>
-                  </a:graphicData>
-                </a:graphic>
-                <wp14:sizeRelH relativeFrom="margin">
-                  <wp14:pctWidth>0</wp14:pctWidth>
-                </wp14:sizeRelH>
-                <wp14:sizeRelV relativeFrom="margin">
-                  <wp14:pctHeight>0</wp14:pctHeight>
-                </wp14:sizeRelV>
-              </wp:anchor>
-            </w:drawing>
-          </mc:Choice>
-          <mc:Fallback>
-            <w:pict>
-              <v:shape w14:anchorId="0184BE42" id="Text Box 36" o:spid="_x0000_s1049" type="#_x0000_t202" style="position:absolute;margin-left:318.2pt;margin-top:674.4pt;width:47.4pt;height:26.25pt;z-index:251691520;visibility:visible;mso-wrap-style:square;mso-width-percent:0;mso-height-percent:0;mso-wrap-distance-left:9pt;mso-wrap-distance-top:0;mso-wrap-distance-right:9pt;mso-wrap-distance-bottom:0;mso-position-horizontal:absolute;mso-position-horizontal-relative:margin;mso-position-vertical:absolute;mso-position-vertical-relative:page;mso-width-percent:0;mso-height-percent:0;mso-width-relative:margin;mso-height-relative:margin;v-text-anchor:top" o:gfxdata="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" filled="f" stroked="f" strokeweight=".5pt">
-                <v:textbox>
-                  <w:txbxContent>
-                    <w:p>
-                      <w:pPr>
-                        <w:rPr>
-                          <w:rFonts w:ascii="Times New Roman" w:hAnsi="Times New Roman" w:cs="Times New Roman"/>
-                          <w:i/>
-                          <w:iCs/>
-                          <w:sz w:val="28"/>
-                          <w:szCs w:val="28"/>
-                        </w:rPr>
-                      </w:pPr>
-                      <w:r>
-                        <w:rPr>
-                          <w:rFonts w:ascii="Times New Roman" w:eastAsia="Times New Roman" w:hAnsi="Times New Roman" w:cs="Times New Roman"/>
-                          <w:i/>
-                          <w:iCs/>
-                          <w:color w:val="000000"/>
-                          <w:sz w:val="28"/>
-                          <w:szCs w:val="28"/>
-                        </w:rPr>
-                        <w:t>{ngay</w:t>
-                      </w:r>
-                      <w:r>
-                        <w:rPr>
-                          <w:rFonts w:ascii="Times New Roman" w:hAnsi="Times New Roman" w:cs="Times New Roman"/>
-                          <w:i/>
-                          <w:iCs/>
-                          <w:sz w:val="28"/>
-                          <w:szCs w:val="28"/>
-                        </w:rPr>
-                        <w:t>_ky}</w:t>
-                      </w:r>
-                    </w:p>
-                    <w:p>
-                      <w:pPr>
-                        <w:rPr>
-                          <w:rFonts w:ascii="Times New Roman" w:hAnsi="Times New Roman" w:cs="Times New Roman"/>
-                          <w:i/>
-                          <w:iCs/>
-                          <w:sz w:val="28"/>
-                          <w:szCs w:val="28"/>
-                        </w:rPr>
-                      </w:pPr>
-                    </w:p>
-                    <w:p>
-                      <w:pPr>
-                        <w:rPr>
-                          <w:rFonts w:ascii="Times New Roman" w:hAnsi="Times New Roman" w:cs="Times New Roman"/>
-                          <w:i/>
-                          <w:iCs/>
-                          <w:sz w:val="28"/>
-                          <w:szCs w:val="28"/>
-                        </w:rPr>
-                      </w:pPr>
-                    </w:p>
-                  </w:txbxContent>
-                </v:textbox>
-                <w10:wrap anchorx="margin" anchory="page"/>
-              </v:shape>
-            </w:pict>
-          </mc:Fallback>
-        </mc:AlternateContent>
-      </w:r>
-      <w:r>
-        <w:rPr>
-          <w:b/>
-          <w:bCs/>
-          <w:noProof/>
-        </w:rPr>
-        <mc:AlternateContent>
-          <mc:Choice Requires="wps">
-            <w:drawing>
-              <wp:anchor distT="0" distB="0" distL="114300" distR="114300" simplePos="0" relativeHeight="251162112" behindDoc="0" locked="0" layoutInCell="1" allowOverlap="1" wp14:anchorId="608364E1" wp14:editId="4891F6D7">
-                <wp:simplePos x="0" y="0"/>
-                <wp:positionH relativeFrom="margin">
-                  <wp:posOffset>598170</wp:posOffset>
-                </wp:positionH>
-                <wp:positionV relativeFrom="page">
-                  <wp:posOffset>8561070</wp:posOffset>
-                </wp:positionV>
-                <wp:extent cx="3108960" cy="312420"/>
-                <wp:effectExtent l="0" t="0" r="0" b="0"/>
-                <wp:wrapNone/>
-                <wp:docPr id="35" name="Text Box 35"/>
-                <wp:cNvGraphicFramePr/>
-                <a:graphic xmlns:a="http://schemas.openxmlformats.org/drawingml/2006/main">
-                  <a:graphicData uri="http://schemas.microsoft.com/office/word/2010/wordprocessingShape">
-                    <wps:wsp>
-                      <wps:cNvSpPr txBox="1"/>
-                      <wps:spPr>
-                        <a:xfrm>
-                          <a:off x="0" y="0"/>
-                          <a:ext cx="3108960" cy="312420"/>
-                        </a:xfrm>
-                        <a:prstGeom prst="rect">
-                          <a:avLst/>
-                        </a:prstGeom>
-                        <a:noFill/>
-                        <a:ln w="6350">
-                          <a:noFill/>
-                        </a:ln>
-                      </wps:spPr>
-                      <wps:txbx>
-                        <w:txbxContent>
-                          <w:p>
-                            <w:pPr>
-                              <w:jc w:val="right"/>
-                              <w:rPr>
-                                <w:rFonts w:ascii="Times New Roman" w:hAnsi="Times New Roman" w:cs="Times New Roman"/>
-                                <w:sz w:val="28"/>
-                                <w:szCs w:val="28"/>
-                              </w:rPr>
-                            </w:pPr>
-                            <w:r>
-                              <w:rPr>
-                                <w:rFonts w:ascii="Times New Roman" w:eastAsia="Times New Roman" w:hAnsi="Times New Roman" w:cs="Times New Roman"/>
-                                <w:i/>
-                                <w:iCs/>
-                                <w:color w:val="000000"/>
-                                <w:sz w:val="28"/>
-                                <w:szCs w:val="28"/>
-                              </w:rPr>
-                              <w:t>{tinh}</w:t>
-                            </w:r>
-                          </w:p>
-                        </w:txbxContent>
-                      </wps:txbx>
-                      <wps:bodyPr rot="0" spcFirstLastPara="0" vertOverflow="overflow" horzOverflow="overflow" vert="horz" wrap="square" lIns="91440" tIns="45720" rIns="91440" bIns="45720" numCol="1" spcCol="0" rtlCol="0" fromWordArt="0" anchor="t" anchorCtr="0" forceAA="0" compatLnSpc="1">
-                        <a:prstTxWarp prst="textNoShape">
-                          <a:avLst/>
-                        </a:prstTxWarp>
-                        <a:noAutofit/>
-                      </wps:bodyPr>
-                    </wps:wsp>
-                  </a:graphicData>
-                </a:graphic>
-                <wp14:sizeRelH relativeFrom="margin">
-                  <wp14:pctWidth>0</wp14:pctWidth>
-                </wp14:sizeRelH>
-                <wp14:sizeRelV relativeFrom="margin">
-                  <wp14:pctHeight>0</wp14:pctHeight>
-                </wp14:sizeRelV>
-              </wp:anchor>
-            </w:drawing>
-          </mc:Choice>
-          <mc:Fallback>
-            <w:pict>
-              <v:shape w14:anchorId="608364E1" id="Text Box 35" o:spid="_x0000_s1050" type="#_x0000_t202" style="position:absolute;margin-left:47.1pt;margin-top:674.1pt;width:244.8pt;height:24.6pt;z-index:251162112;visibility:visible;mso-wrap-style:square;mso-width-percent:0;mso-height-percent:0;mso-wrap-distance-left:9pt;mso-wrap-distance-top:0;mso-wrap-distance-right:9pt;mso-wrap-distance-bottom:0;mso-position-horizontal:absolute;mso-position-horizontal-relative:margin;mso-position-vertical:absolute;mso-position-vertical-relative:page;mso-width-percent:0;mso-height-percent:0;mso-width-relative:margin;mso-height-relative:margin;v-text-anchor:top" o:gfxdata="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" filled="f" stroked="f" strokeweight=".5pt">
-                <v:textbox>
-                  <w:txbxContent>
-                    <w:p>
-                      <w:pPr>
-                        <w:jc w:val="right"/>
-                        <w:rPr>
-                          <w:rFonts w:ascii="Times New Roman" w:hAnsi="Times New Roman" w:cs="Times New Roman"/>
-                          <w:sz w:val="28"/>
-                          <w:szCs w:val="28"/>
-                        </w:rPr>
-                      </w:pPr>
-                      <w:r>
-                        <w:rPr>
-                          <w:rFonts w:ascii="Times New Roman" w:eastAsia="Times New Roman" w:hAnsi="Times New Roman" w:cs="Times New Roman"/>
-                          <w:i/>
-                          <w:iCs/>
-                          <w:color w:val="000000"/>
-                          <w:sz w:val="28"/>
-                          <w:szCs w:val="28"/>
-                        </w:rPr>
-                        <w:t>{tinh}</w:t>
-                      </w:r>
-                    </w:p>
-                  </w:txbxContent>
-                </v:textbox>
-                <w10:wrap anchorx="margin" anchory="page"/>
-              </v:shape>
-            </w:pict>
-          </mc:Fallback>
-        </mc:AlternateContent>
-      </w:r>
-      <w:r>
-        <w:rPr>
-          <w:b/>
-          <w:bCs/>
-          <w:noProof/>
-        </w:rPr>
-        <mc:AlternateContent>
-          <mc:Choice Requires="wps">
-            <w:drawing>
-              <wp:anchor distT="0" distB="0" distL="114300" distR="114300" simplePos="0" relativeHeight="251800064" behindDoc="0" locked="0" layoutInCell="1" allowOverlap="1" wp14:anchorId="3DB29A0B" wp14:editId="412ECB32">
-                <wp:simplePos x="0" y="0"/>
-                <wp:positionH relativeFrom="margin">
-                  <wp:posOffset>2717165</wp:posOffset>
-                </wp:positionH>
-                <wp:positionV relativeFrom="page">
-                  <wp:posOffset>8855710</wp:posOffset>
-                </wp:positionV>
-                <wp:extent cx="3436620" cy="728980"/>
-                <wp:effectExtent l="0" t="0" r="0" b="0"/>
-                <wp:wrapNone/>
-                <wp:docPr id="3" name="Text Box 3"/>
-                <wp:cNvGraphicFramePr/>
-                <a:graphic xmlns:a="http://schemas.openxmlformats.org/drawingml/2006/main">
-                  <a:graphicData uri="http://schemas.microsoft.com/office/word/2010/wordprocessingShape">
-                    <wps:wsp>
-                      <wps:cNvSpPr txBox="1"/>
-                      <wps:spPr>
-                        <a:xfrm>
-                          <a:off x="0" y="0"/>
-                          <a:ext cx="3436620" cy="728980"/>
-                        </a:xfrm>
-                        <a:prstGeom prst="rect">
-                          <a:avLst/>
-                        </a:prstGeom>
-                        <a:noFill/>
-                        <a:ln w="6350">
-                          <a:noFill/>
-                        </a:ln>
-                      </wps:spPr>
-                      <wps:txbx>
-                        <w:txbxContent>
-                          <w:p>
-                            <w:pPr>
-                              <w:jc w:val="center"/>
-                              <w:rPr>
-                                <w:rFonts w:ascii="Times New Roman" w:hAnsi="Times New Roman" w:cs="Times New Roman"/>
-                                <w:b/>
-                                <w:sz w:val="28"/>
-                                <w:szCs w:val="28"/>
-                              </w:rPr>
-                            </w:pPr>
-                            <w:r>
-                              <w:rPr>
-                                <w:rFonts w:ascii="Times New Roman" w:eastAsia="Times New Roman" w:hAnsi="Times New Roman" w:cs="Times New Roman"/>
-                                <w:b/>
-                                <w:iCs/>
-                                <w:color w:val="000000"/>
-                                <w:sz w:val="28"/>
-                                <w:szCs w:val="28"/>
-                              </w:rPr>
-                              <w:t>KT. GIÁM ĐỐC</w:t>
-                            </w:r>
-                            <w:r>
-                              <w:br/>
-                            </w:r>
-                            <w:r>
-                              <w:rPr>
-                                <w:rFonts w:ascii="Times New Roman" w:eastAsia="Times New Roman" w:hAnsi="Times New Roman" w:cs="Times New Roman"/>
-                                <w:b/>
-                                <w:iCs/>
-                                <w:color w:val="000000"/>
-                                <w:sz w:val="28"/>
-                                <w:szCs w:val="28"/>
-                              </w:rPr>
-                              <w:t>PHÓ GIÁM ĐỐC</w:t>
-                            </w:r>
-                          </w:p>
-                        </w:txbxContent>
-                      </wps:txbx>
-                      <wps:bodyPr rot="0" spcFirstLastPara="0" vertOverflow="overflow" horzOverflow="overflow" vert="horz" wrap="square" lIns="91440" tIns="45720" rIns="91440" bIns="45720" numCol="1" spcCol="0" rtlCol="0" fromWordArt="0" anchor="t" anchorCtr="0" forceAA="0" compatLnSpc="1">
-                        <a:prstTxWarp prst="textNoShape">
-                          <a:avLst/>
-                        </a:prstTxWarp>
-                        <a:noAutofit/>
-                      </wps:bodyPr>
-                    </wps:wsp>
-                  </a:graphicData>
-                </a:graphic>
-                <wp14:sizeRelH relativeFrom="margin">
-                  <wp14:pctWidth>0</wp14:pctWidth>
-                </wp14:sizeRelH>
-                <wp14:sizeRelV relativeFrom="margin">
-                  <wp14:pctHeight>0</wp14:pctHeight>
-                </wp14:sizeRelV>
-              </wp:anchor>
-            </w:drawing>
-          </mc:Choice>
-          <mc:Fallback>
-            <w:pict>
-              <v:shape w14:anchorId="3DB29A0B" id="Text Box 3" o:spid="_x0000_s1051" type="#_x0000_t202" style="position:absolute;margin-left:213.95pt;margin-top:697.3pt;width:270.6pt;height:57.4pt;z-index:251800064;visibility:visible;mso-wrap-style:square;mso-width-percent:0;mso-height-percent:0;mso-wrap-distance-left:9pt;mso-wrap-distance-top:0;mso-wrap-distance-right:9pt;mso-wrap-distance-bottom:0;mso-position-horizontal:absolute;mso-position-horizontal-relative:margin;mso-position-vertical:absolute;mso-position-vertical-relative:page;mso-width-percent:0;mso-height-percent:0;mso-width-relative:margin;mso-height-relative:margin;v-text-anchor:top" o:gfxdata="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" filled="f" stroked="f" strokeweight=".5pt">
-                <v:textbox>
-                  <w:txbxContent>
-                    <w:p>
-                      <w:pPr>
-                        <w:jc w:val="center"/>
-                        <w:rPr>
-                          <w:rFonts w:ascii="Times New Roman" w:hAnsi="Times New Roman" w:cs="Times New Roman"/>
-                          <w:b/>
-                          <w:sz w:val="28"/>
-                          <w:szCs w:val="28"/>
-                        </w:rPr>
-                      </w:pPr>
-                      <w:r>
-                        <w:rPr>
-                          <w:rFonts w:ascii="Times New Roman" w:eastAsia="Times New Roman" w:hAnsi="Times New Roman" w:cs="Times New Roman"/>
-                          <w:b/>
-                          <w:iCs/>
-                          <w:color w:val="000000"/>
-                          <w:sz w:val="28"/>
-                          <w:szCs w:val="28"/>
-                        </w:rPr>
-                        <w:t>KT. GIÁM ĐỐC</w:t>
-                      </w:r>
-                      <w:r>
-                        <w:br/>
-                      </w:r>
-                      <w:r>
-                        <w:rPr>
-                          <w:rFonts w:ascii="Times New Roman" w:eastAsia="Times New Roman" w:hAnsi="Times New Roman" w:cs="Times New Roman"/>
-                          <w:b/>
-                          <w:iCs/>
-                          <w:color w:val="000000"/>
-                          <w:sz w:val="28"/>
-                          <w:szCs w:val="28"/>
-                        </w:rPr>
-                        <w:t>PHÓ GIÁM ĐỐC</w:t>
-                      </w:r>
-                    </w:p>
-                  </w:txbxContent>
-                </v:textbox>
-                <w10:wrap anchorx="margin" anchory="page"/>
-              </v:shape>
-            </w:pict>
-          </mc:Fallback>
-        </mc:AlternateContent>
-      </w:r>
-      <w:r>
-        <w:rPr>
-          <w:b/>
-          <w:bCs/>
-          <w:noProof/>
-        </w:rPr>
-        <mc:AlternateContent>
-          <mc:Choice Requires="wps">
-            <w:drawing>
-              <wp:anchor distT="0" distB="0" distL="114300" distR="114300" simplePos="0" relativeHeight="252161536" behindDoc="0" locked="0" layoutInCell="1" allowOverlap="1" wp14:anchorId="647F4A5C" wp14:editId="3E9041CF">
-                <wp:simplePos x="0" y="0"/>
-                <wp:positionH relativeFrom="margin">
-                  <wp:posOffset>3057525</wp:posOffset>
-                </wp:positionH>
-                <wp:positionV relativeFrom="page">
-                  <wp:posOffset>8882380</wp:posOffset>
-                </wp:positionV>
-                <wp:extent cx="2409825" cy="990600"/>
-                <wp:effectExtent l="0" t="0" r="0" b="0"/>
-                <wp:wrapNone/>
-                <wp:docPr id="1" name="Text Box 1"/>
-                <wp:cNvGraphicFramePr>
-                  <a:graphicFrameLocks xmlns:a="http://schemas.openxmlformats.org/drawingml/2006/main"/>
-                </wp:cNvGraphicFramePr>
-                <a:graphic xmlns:a="http://schemas.openxmlformats.org/drawingml/2006/main">
-                  <a:graphicData uri="http://schemas.microsoft.com/office/word/2010/wordprocessingShape">
-                    <wps:wsp>
-                      <wps:cNvSpPr txBox="1">
-                        <a:spLocks/>
-                      </wps:cNvSpPr>
-                      <wps:spPr>
-                        <a:xfrm>
-                          <a:off x="0" y="0"/>
-                          <a:ext cx="2409825" cy="990600"/>
-                        </a:xfrm>
-                        <a:prstGeom prst="rect">
-                          <a:avLst/>
-                        </a:prstGeom>
-                        <a:noFill/>
-                        <a:ln w="6350">
-                          <a:noFill/>
-                        </a:ln>
-                      </wps:spPr>
-                      <wps:txbx>
-                        <w:txbxContent>
-                          <w:p>
-                            <w:pPr>
-                              <w:spacing w:after="0"/>
-                              <w:rPr>
-                                <w:rFonts w:ascii="Arial" w:hAnsi="Arial"/>
-                                <w:sz w:val="20"/>
-                                <w:szCs w:val="20"/>
-                              </w:rPr>
-                            </w:pPr>
-                          </w:p>
-                          <w:p>
-                            <w:pPr>
-                              <w:spacing w:after="0"/>
-                              <w:rPr>
-                                <w:rFonts w:ascii="Arial" w:hAnsi="Arial"/>
-                                <w:sz w:val="20"/>
-                                <w:szCs w:val="20"/>
-                              </w:rPr>
-                            </w:pPr>
-                          </w:p>
-                          <w:p>
-                            <w:pPr>
-                              <w:spacing w:after="0"/>
-                              <w:rPr>
-                                <w:rFonts w:ascii="Arial" w:hAnsi="Arial"/>
-                                <w:sz w:val="20"/>
-                                <w:szCs w:val="20"/>
-                              </w:rPr>
-                            </w:pPr>
-                          </w:p>
-                          <w:p>
-                            <w:pPr>
-                              <w:spacing w:after="0"/>
-                              <w:rPr>
-                                <w:rFonts w:ascii="Arial" w:hAnsi="Arial"/>
-                                <w:sz w:val="20"/>
-                                <w:szCs w:val="20"/>
-                              </w:rPr>
-                            </w:pPr>
-                          </w:p>
-                        </w:txbxContent>
-                      </wps:txbx>
-                      <wps:bodyPr rot="0" spcFirstLastPara="0" vertOverflow="overflow" horzOverflow="overflow" vert="horz" wrap="square" lIns="91440" tIns="45720" rIns="91440" bIns="45720" numCol="1" spcCol="0" rtlCol="0" fromWordArt="0" anchor="t" anchorCtr="0" forceAA="0" compatLnSpc="1">
-                        <a:prstTxWarp prst="textNoShape">
-                          <a:avLst/>
-                        </a:prstTxWarp>
-                        <a:noAutofit/>
-                      </wps:bodyPr>
-                    </wps:wsp>
-                  </a:graphicData>
-                </a:graphic>
-                <wp14:sizeRelH relativeFrom="margin">
-                  <wp14:pctWidth>0</wp14:pctWidth>
-                </wp14:sizeRelH>
-                <wp14:sizeRelV relativeFrom="margin">
-                  <wp14:pctHeight>0</wp14:pctHeight>
-                </wp14:sizeRelV>
-              </wp:anchor>
-            </w:drawing>
-          </mc:Choice>
-          <mc:Fallback>
-            <w:pict>
-              <v:shape w14:anchorId="647F4A5C" id="Text Box 1" o:spid="_x0000_s1052" type="#_x0000_t202" style="position:absolute;margin-left:240.75pt;margin-top:699.4pt;width:189.75pt;height:78pt;z-index:252161536;visibility:visible;mso-wrap-style:square;mso-width-percent:0;mso-height-percent:0;mso-wrap-distance-left:9pt;mso-wrap-distance-top:0;mso-wrap-distance-right:9pt;mso-wrap-distance-bottom:0;mso-position-horizontal:absolute;mso-position-horizontal-relative:margin;mso-position-vertical:absolute;mso-position-vertical-relative:page;mso-width-percent:0;mso-height-percent:0;mso-width-relative:margin;mso-height-relative:margin;v-text-anchor:top" o:gfxdata="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" filled="f" stroked="f" strokeweight=".5pt">
+              <v:shape w14:anchorId="5DA0FBB4" id="Text Box 9" o:spid="_x0000_s1051" type="#_x0000_t202" style="position:absolute;margin-left:26.25pt;margin-top:574.65pt;width:85pt;height:85pt;z-index:252076544;visibility:visible;mso-wrap-style:square;mso-width-percent:0;mso-height-percent:0;mso-wrap-distance-left:9pt;mso-wrap-distance-top:0;mso-wrap-distance-right:9pt;mso-wrap-distance-bottom:0;mso-position-horizontal:absolute;mso-position-horizontal-relative:text;mso-position-vertical:absolute;mso-position-vertical-relative:margin;mso-width-percent:0;mso-height-percent:0;mso-width-relative:margin;mso-height-relative:margin;v-text-anchor:top" o:gfxdata="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" filled="f" stroked="f" strokeweight=".5pt">
                 <v:textbox>
                   <w:txbxContent>
                     <w:p>
@@ -3569,39 +3635,9 @@
                         </w:rPr>
                       </w:pPr>
                     </w:p>
-                    <w:p>
-                      <w:pPr>
-                        <w:spacing w:after="0"/>
-                        <w:rPr>
-                          <w:rFonts w:ascii="Arial" w:hAnsi="Arial"/>
-                          <w:sz w:val="20"/>
-                          <w:szCs w:val="20"/>
-                        </w:rPr>
-                      </w:pPr>
-                    </w:p>
-                    <w:p>
-                      <w:pPr>
-                        <w:spacing w:after="0"/>
-                        <w:rPr>
-                          <w:rFonts w:ascii="Arial" w:hAnsi="Arial"/>
-                          <w:sz w:val="20"/>
-                          <w:szCs w:val="20"/>
-                        </w:rPr>
-                      </w:pPr>
-                    </w:p>
-                    <w:p>
-                      <w:pPr>
-                        <w:spacing w:after="0"/>
-                        <w:rPr>
-                          <w:rFonts w:ascii="Arial" w:hAnsi="Arial"/>
-                          <w:sz w:val="20"/>
-                          <w:szCs w:val="20"/>
-                        </w:rPr>
-                      </w:pPr>
-                    </w:p>
                   </w:txbxContent>
                 </v:textbox>
-                <w10:wrap anchorx="margin" anchory="page"/>
+                <w10:wrap anchory="margin"/>
               </v:shape>
             </w:pict>
           </mc:Fallback>
